--- a/docs/07_Analisis_y_Diseno_de_Arquitectura.docx
+++ b/docs/07_Analisis_y_Diseno_de_Arquitectura.docx
@@ -241,27 +241,6 @@
           <w:szCs w:val="30"/>
         </w:rPr>
         <w:t xml:space="preserve">Índice</w:t>
-      </w:r>
-    </w:p>
-    <w:p>
-      <w:pPr>
-        <w:pBdr>
-          <w:left w:val="single" w:color="1E468A" w:sz="18" w:space="8"/>
-        </w:pBdr>
-        <w:shd w:fill="F8FAFC" w:val="clear"/>
-        <w:spacing w:after="200" w:before="100"/>
-        <w:ind w:left="113"/>
-      </w:pPr>
-      <w:r>
-        <w:rPr>
-          <w:rFonts w:ascii="Calibri" w:cs="Calibri" w:eastAsia="Calibri" w:hAnsi="Calibri"/>
-          <w:i/>
-          <w:iCs/>
-          <w:color w:val="334155"/>
-          <w:sz w:val="20"/>
-          <w:szCs w:val="20"/>
-        </w:rPr>
-        <w:t xml:space="preserve">Para actualizar el índice en Word: clic derecho sobre él y elegir "Actualizar campos" → "Actualizar toda la tabla".</w:t>
       </w:r>
     </w:p>
     <w:sdt>
@@ -374,28 +353,7 @@
           <w:sz w:val="21"/>
           <w:szCs w:val="21"/>
         </w:rPr>
-        <w:t xml:space="preserve">El alcance cubre el sistema completo tal como existe: punto de venta, catálogo, inventario con kardex, clientes, comprobantes (boleta y factura), reportes y gestión de usuarios. Quedan fuera del alcance, porque no existen en el proyecto, la facturación electrónica ante SUNAT, cualquier pasarela de pago electrónico y una aplicación móvil nativa.</w:t>
-      </w:r>
-    </w:p>
-    <w:p>
-      <w:pPr>
-        <w:pBdr>
-          <w:left w:val="single" w:color="1E468A" w:sz="18" w:space="8"/>
-        </w:pBdr>
-        <w:shd w:fill="F8FAFC" w:val="clear"/>
-        <w:spacing w:after="200" w:before="100"/>
-        <w:ind w:left="113"/>
-      </w:pPr>
-      <w:r>
-        <w:rPr>
-          <w:rFonts w:ascii="Calibri" w:cs="Calibri" w:eastAsia="Calibri" w:hAnsi="Calibri"/>
-          <w:i/>
-          <w:iCs/>
-          <w:color w:val="334155"/>
-          <w:sz w:val="20"/>
-          <w:szCs w:val="20"/>
-        </w:rPr>
-        <w:t xml:space="preserve">A diferencia de un análisis de un sistema de terceros reconstruido por ingeniería inversa, este documento describe el código fuente real del proyecto: cada afirmación puede verificarse directamente en el repositorio.</w:t>
+        <w:t xml:space="preserve">El alcance cubre el sistema completo tal como existe: punto de venta, catálogo, inventario con kardex, clientes, comprobantes (boleta y factura), reportes, gestión de usuarios y backups de la base de datos. No incluye facturación electrónica ante SUNAT, pasarelas de pago electrónico ni aplicación móvil nativa.</w:t>
       </w:r>
     </w:p>
     <w:p>
@@ -3260,6 +3218,92 @@
           </w:p>
         </w:tc>
       </w:tr>
+      <w:tr>
+        <w:tc>
+          <w:tcPr>
+            <w:tcW w:type="dxa" w:w="1350"/>
+            <w:tcMar>
+              <w:top w:type="dxa" w:w="80"/>
+              <w:left w:type="dxa" w:w="100"/>
+              <w:bottom w:type="dxa" w:w="80"/>
+              <w:right w:type="dxa" w:w="100"/>
+            </w:tcMar>
+            <w:vAlign w:val="center"/>
+          </w:tcPr>
+          <w:p>
+            <w:pPr>
+              <w:spacing w:line="260"/>
+            </w:pPr>
+            <w:r>
+              <w:rPr>
+                <w:rFonts w:ascii="Calibri" w:cs="Calibri" w:eastAsia="Calibri" w:hAnsi="Calibri"/>
+                <w:b w:val="false"/>
+                <w:bCs w:val="false"/>
+                <w:color w:val="1F2937"/>
+                <w:sz w:val="19"/>
+                <w:szCs w:val="19"/>
+              </w:rPr>
+              <w:t xml:space="preserve">CU-15 Gestionar backups</w:t>
+            </w:r>
+          </w:p>
+        </w:tc>
+        <w:tc>
+          <w:tcPr>
+            <w:tcW w:type="dxa" w:w="3050"/>
+            <w:tcMar>
+              <w:top w:type="dxa" w:w="80"/>
+              <w:left w:type="dxa" w:w="100"/>
+              <w:bottom w:type="dxa" w:w="80"/>
+              <w:right w:type="dxa" w:w="100"/>
+            </w:tcMar>
+            <w:vAlign w:val="center"/>
+          </w:tcPr>
+          <w:p>
+            <w:pPr>
+              <w:spacing w:line="260"/>
+            </w:pPr>
+            <w:r>
+              <w:rPr>
+                <w:rFonts w:ascii="Calibri" w:cs="Calibri" w:eastAsia="Calibri" w:hAnsi="Calibri"/>
+                <w:b w:val="false"/>
+                <w:bCs w:val="false"/>
+                <w:color w:val="1F2937"/>
+                <w:sz w:val="19"/>
+                <w:szCs w:val="19"/>
+              </w:rPr>
+              <w:t xml:space="preserve">Administrador</w:t>
+            </w:r>
+          </w:p>
+        </w:tc>
+        <w:tc>
+          <w:tcPr>
+            <w:tcW w:type="dxa" w:w="4900"/>
+            <w:tcMar>
+              <w:top w:type="dxa" w:w="80"/>
+              <w:left w:type="dxa" w:w="100"/>
+              <w:bottom w:type="dxa" w:w="80"/>
+              <w:right w:type="dxa" w:w="100"/>
+            </w:tcMar>
+            <w:vAlign w:val="center"/>
+          </w:tcPr>
+          <w:p>
+            <w:pPr>
+              <w:spacing w:line="260"/>
+            </w:pPr>
+            <w:r>
+              <w:rPr>
+                <w:rFonts w:ascii="Calibri" w:cs="Calibri" w:eastAsia="Calibri" w:hAnsi="Calibri"/>
+                <w:b w:val="false"/>
+                <w:bCs w:val="false"/>
+                <w:color w:val="1F2937"/>
+                <w:sz w:val="19"/>
+                <w:szCs w:val="19"/>
+              </w:rPr>
+              <w:t xml:space="preserve">Configura frecuencia y retención, genera backups manuales y descarga los existentes.</w:t>
+            </w:r>
+          </w:p>
+        </w:tc>
+      </w:tr>
     </w:tbl>
     <w:p>
       <w:pPr>
@@ -3794,6 +3838,66 @@
                 <w:szCs w:val="19"/>
               </w:rPr>
               <w:t xml:space="preserve">Alta, edición, activación/desactivación y asignación de rol, con protección del último administrador activo.</w:t>
+            </w:r>
+          </w:p>
+        </w:tc>
+      </w:tr>
+      <w:tr>
+        <w:tc>
+          <w:tcPr>
+            <w:tcW w:type="dxa" w:w="3100"/>
+            <w:shd w:fill="F1F5F9" w:val="clear"/>
+            <w:tcMar>
+              <w:top w:type="dxa" w:w="80"/>
+              <w:left w:type="dxa" w:w="100"/>
+              <w:bottom w:type="dxa" w:w="80"/>
+              <w:right w:type="dxa" w:w="100"/>
+            </w:tcMar>
+            <w:vAlign w:val="center"/>
+          </w:tcPr>
+          <w:p>
+            <w:pPr>
+              <w:spacing w:line="260"/>
+            </w:pPr>
+            <w:r>
+              <w:rPr>
+                <w:rFonts w:ascii="Calibri" w:cs="Calibri" w:eastAsia="Calibri" w:hAnsi="Calibri"/>
+                <w:b w:val="false"/>
+                <w:bCs w:val="false"/>
+                <w:color w:val="1F2937"/>
+                <w:sz w:val="19"/>
+                <w:szCs w:val="19"/>
+              </w:rPr>
+              <w:t xml:space="preserve">Backups</w:t>
+            </w:r>
+          </w:p>
+        </w:tc>
+        <w:tc>
+          <w:tcPr>
+            <w:tcW w:type="dxa" w:w="6200"/>
+            <w:shd w:fill="F1F5F9" w:val="clear"/>
+            <w:tcMar>
+              <w:top w:type="dxa" w:w="80"/>
+              <w:left w:type="dxa" w:w="100"/>
+              <w:bottom w:type="dxa" w:w="80"/>
+              <w:right w:type="dxa" w:w="100"/>
+            </w:tcMar>
+            <w:vAlign w:val="center"/>
+          </w:tcPr>
+          <w:p>
+            <w:pPr>
+              <w:spacing w:line="260"/>
+            </w:pPr>
+            <w:r>
+              <w:rPr>
+                <w:rFonts w:ascii="Calibri" w:cs="Calibri" w:eastAsia="Calibri" w:hAnsi="Calibri"/>
+                <w:b w:val="false"/>
+                <w:bCs w:val="false"/>
+                <w:color w:val="1F2937"/>
+                <w:sz w:val="19"/>
+                <w:szCs w:val="19"/>
+              </w:rPr>
+              <w:t xml:space="preserve">Configuración de frecuencia y retención, generación manual, listado y descarga de backups de la base de datos.</w:t>
             </w:r>
           </w:p>
         </w:tc>
@@ -8744,7 +8848,96 @@
                 <w:sz w:val="19"/>
                 <w:szCs w:val="19"/>
               </w:rPr>
-              <w:t xml:space="preserve">Tabla configuracion (razón social, IGV, moneda, etc.), clave-valor.</w:t>
+              <w:t xml:space="preserve">Tabla configuracion (razón social, IGV, moneda, frecuencia y retención de backups, etc.), clave-valor.</w:t>
+            </w:r>
+          </w:p>
+        </w:tc>
+      </w:tr>
+      <w:tr>
+        <w:tc>
+          <w:tcPr>
+            <w:tcW w:type="dxa" w:w="2200"/>
+            <w:shd w:fill="F1F5F9" w:val="clear"/>
+            <w:tcMar>
+              <w:top w:type="dxa" w:w="80"/>
+              <w:left w:type="dxa" w:w="100"/>
+              <w:bottom w:type="dxa" w:w="80"/>
+              <w:right w:type="dxa" w:w="100"/>
+            </w:tcMar>
+            <w:vAlign w:val="center"/>
+          </w:tcPr>
+          <w:p>
+            <w:pPr>
+              <w:spacing w:line="260"/>
+            </w:pPr>
+            <w:r>
+              <w:rPr>
+                <w:rFonts w:ascii="Calibri" w:cs="Calibri" w:eastAsia="Calibri" w:hAnsi="Calibri"/>
+                <w:b w:val="false"/>
+                <w:bCs w:val="false"/>
+                <w:color w:val="1F2937"/>
+                <w:sz w:val="19"/>
+                <w:szCs w:val="19"/>
+              </w:rPr>
+              <w:t xml:space="preserve">Backups de la base de datos</w:t>
+            </w:r>
+          </w:p>
+        </w:tc>
+        <w:tc>
+          <w:tcPr>
+            <w:tcW w:type="dxa" w:w="1800"/>
+            <w:shd w:fill="F1F5F9" w:val="clear"/>
+            <w:tcMar>
+              <w:top w:type="dxa" w:w="80"/>
+              <w:left w:type="dxa" w:w="100"/>
+              <w:bottom w:type="dxa" w:w="80"/>
+              <w:right w:type="dxa" w:w="100"/>
+            </w:tcMar>
+            <w:vAlign w:val="center"/>
+          </w:tcPr>
+          <w:p>
+            <w:pPr>
+              <w:spacing w:line="260"/>
+            </w:pPr>
+            <w:r>
+              <w:rPr>
+                <w:rFonts w:ascii="Calibri" w:cs="Calibri" w:eastAsia="Calibri" w:hAnsi="Calibri"/>
+                <w:b w:val="false"/>
+                <w:bCs w:val="false"/>
+                <w:color w:val="1F2937"/>
+                <w:sz w:val="19"/>
+                <w:szCs w:val="19"/>
+              </w:rPr>
+              <w:t xml:space="preserve">Persistente, con retención configurable.</w:t>
+            </w:r>
+          </w:p>
+        </w:tc>
+        <w:tc>
+          <w:tcPr>
+            <w:tcW w:type="dxa" w:w="4400"/>
+            <w:shd w:fill="F1F5F9" w:val="clear"/>
+            <w:tcMar>
+              <w:top w:type="dxa" w:w="80"/>
+              <w:left w:type="dxa" w:w="100"/>
+              <w:bottom w:type="dxa" w:w="80"/>
+              <w:right w:type="dxa" w:w="100"/>
+            </w:tcMar>
+            <w:vAlign w:val="center"/>
+          </w:tcPr>
+          <w:p>
+            <w:pPr>
+              <w:spacing w:line="260"/>
+            </w:pPr>
+            <w:r>
+              <w:rPr>
+                <w:rFonts w:ascii="Calibri" w:cs="Calibri" w:eastAsia="Calibri" w:hAnsi="Calibri"/>
+                <w:b w:val="false"/>
+                <w:bCs w:val="false"/>
+                <w:color w:val="1F2937"/>
+                <w:sz w:val="19"/>
+                <w:szCs w:val="19"/>
+              </w:rPr>
+              <w:t xml:space="preserve">Archivos .sql en storage/backups/, con marca de tiempo; se descargan solo por BackupController, nunca por URL directa.</w:t>
             </w:r>
           </w:p>
         </w:tc>
@@ -8983,45 +9176,7 @@
           <w:sz w:val="21"/>
           <w:szCs w:val="21"/>
         </w:rPr>
-        <w:t xml:space="preserve">El volumen real de un minimarket de barrio —unas pocas cuentas de caja activas a la vez, un catálogo de algunas decenas o pocos cientos de productos— está muy por debajo de lo que un solo servidor Apache/PHP/MySQL puede resolver con holgura. Escalar horizontalmente añadiría complejidad operativa (sincronizar sesiones, replicar la base de datos) sin un problema real que resolver.</w:t>
-      </w:r>
-    </w:p>
-    <w:p>
-      <w:pPr>
-        <w:pStyle w:val="Heading2"/>
-        <w:spacing w:after="120" w:before="260"/>
-      </w:pPr>
-      <w:r>
-        <w:rPr>
-          <w:rFonts w:ascii="Calibri" w:cs="Calibri" w:eastAsia="Calibri" w:hAnsi="Calibri"/>
-          <w:b/>
-          <w:bCs/>
-          <w:color w:val="111827"/>
-          <w:sz w:val="24"/>
-          <w:szCs w:val="24"/>
-        </w:rPr>
-        <w:t xml:space="preserve">7.3 Puntos de atención ante un crecimiento futuro</w:t>
-      </w:r>
-    </w:p>
-    <w:p>
-      <w:pPr>
-        <w:pBdr>
-          <w:left w:val="single" w:color="1E468A" w:sz="18" w:space="8"/>
-        </w:pBdr>
-        <w:shd w:fill="F8FAFC" w:val="clear"/>
-        <w:spacing w:after="200" w:before="100"/>
-        <w:ind w:left="113"/>
-      </w:pPr>
-      <w:r>
-        <w:rPr>
-          <w:rFonts w:ascii="Calibri" w:cs="Calibri" w:eastAsia="Calibri" w:hAnsi="Calibri"/>
-          <w:i/>
-          <w:iCs/>
-          <w:color w:val="334155"/>
-          <w:sz w:val="20"/>
-          <w:szCs w:val="20"/>
-        </w:rPr>
-        <w:t xml:space="preserve">Lo siguiente es una consideración prospectiva, no una funcionalidad implementada: si el negocio creciera a varias sucursales, el diseño actual de sesión en el servidor y de un único MySQL local dejaría de ser suficiente y requeriría revisar la vista de despliegue (por ejemplo, una base de datos central y sesión compartida).</w:t>
+        <w:t xml:space="preserve">El volumen real de un minimarket de barrio —unas pocas cuentas de caja activas a la vez, un catálogo de algunas decenas o pocos cientos de productos— está muy por debajo de lo que un solo servidor Apache/PHP/MySQL puede resolver con holgura. Escalar horizontalmente añadiría complejidad operativa (sincronizar sesiones, replicar la base de datos) sin un problema real que resolver: el sistema está pensado para operar en un único local.</w:t>
       </w:r>
     </w:p>
     <w:p>
@@ -10510,7 +10665,35 @@
           <w:sz w:val="21"/>
           <w:szCs w:val="21"/>
         </w:rPr>
-        <w:t xml:space="preserve">El proyecto no incluye un mecanismo de respaldo automatizado. La mitigación mínima recomendada es exportar la base de datos periódicamente con mysqldump; esto queda documentado aquí como un riesgo residual (ver sección 12.3), no como algo ya resuelto.</w:t>
+        <w:t xml:space="preserve">El sistema genera sus propios respaldos en SQL puro, sin depender de mysqldump ni de ningún binario externo: Backup::generar() recorre las tablas con SHOW CREATE TABLE y SELECT, y arma un único archivo .sql con la estructura y los datos completos.</w:t>
+      </w:r>
+    </w:p>
+    <w:p>
+      <w:pPr>
+        <w:spacing w:after="160" w:line="276"/>
+        <w:jc w:val="both"/>
+      </w:pPr>
+      <w:r>
+        <w:rPr>
+          <w:rFonts w:ascii="Calibri" w:cs="Calibri" w:eastAsia="Calibri" w:hAnsi="Calibri"/>
+          <w:sz w:val="21"/>
+          <w:szCs w:val="21"/>
+        </w:rPr>
+        <w:t xml:space="preserve">La frecuencia (Desactivado, Diario, Semanal o Mensual) y la cantidad de backups a conservar se configuran desde el módulo Backups, sin tocar código. No depende de un cron del sistema operativo: BackupController::ejecutarSiCorresponde() se revisa en cada pantalla que abre un Administrador, y genera el backup en silencio si ya corresponde. También puede generarse uno manualmente desde la misma pantalla.</w:t>
+      </w:r>
+    </w:p>
+    <w:p>
+      <w:pPr>
+        <w:spacing w:after="160" w:line="276"/>
+        <w:jc w:val="both"/>
+      </w:pPr>
+      <w:r>
+        <w:rPr>
+          <w:rFonts w:ascii="Calibri" w:cs="Calibri" w:eastAsia="Calibri" w:hAnsi="Calibri"/>
+          <w:sz w:val="21"/>
+          <w:szCs w:val="21"/>
+        </w:rPr>
+        <w:t xml:space="preserve">Los archivos se guardan en storage/backups/ con marca de tiempo en el nombre; al superar la cantidad configurada, se borra automáticamente el más antiguo. Descargar uno exige el rol Administrador y pasa por BackupController::descargar(); el acceso directo al archivo por URL está bloqueado en el servidor (ver ADR-09).</w:t>
       </w:r>
     </w:p>
     <w:p>
@@ -12279,6 +12462,120 @@
           </w:p>
         </w:tc>
       </w:tr>
+      <w:tr>
+        <w:tc>
+          <w:tcPr>
+            <w:tcW w:type="dxa" w:w="900"/>
+            <w:tcMar>
+              <w:top w:type="dxa" w:w="80"/>
+              <w:left w:type="dxa" w:w="100"/>
+              <w:bottom w:type="dxa" w:w="80"/>
+              <w:right w:type="dxa" w:w="100"/>
+            </w:tcMar>
+            <w:vAlign w:val="center"/>
+          </w:tcPr>
+          <w:p>
+            <w:pPr>
+              <w:spacing w:line="260"/>
+            </w:pPr>
+            <w:r>
+              <w:rPr>
+                <w:rFonts w:ascii="Calibri" w:cs="Calibri" w:eastAsia="Calibri" w:hAnsi="Calibri"/>
+                <w:b w:val="false"/>
+                <w:bCs w:val="false"/>
+                <w:color w:val="1F2937"/>
+                <w:sz w:val="19"/>
+                <w:szCs w:val="19"/>
+              </w:rPr>
+              <w:t xml:space="preserve">ADR-09</w:t>
+            </w:r>
+          </w:p>
+        </w:tc>
+        <w:tc>
+          <w:tcPr>
+            <w:tcW w:type="dxa" w:w="2200"/>
+            <w:tcMar>
+              <w:top w:type="dxa" w:w="80"/>
+              <w:left w:type="dxa" w:w="100"/>
+              <w:bottom w:type="dxa" w:w="80"/>
+              <w:right w:type="dxa" w:w="100"/>
+            </w:tcMar>
+            <w:vAlign w:val="center"/>
+          </w:tcPr>
+          <w:p>
+            <w:pPr>
+              <w:spacing w:line="260"/>
+            </w:pPr>
+            <w:r>
+              <w:rPr>
+                <w:rFonts w:ascii="Calibri" w:cs="Calibri" w:eastAsia="Calibri" w:hAnsi="Calibri"/>
+                <w:b w:val="false"/>
+                <w:bCs w:val="false"/>
+                <w:color w:val="1F2937"/>
+                <w:sz w:val="19"/>
+                <w:szCs w:val="19"/>
+              </w:rPr>
+              <w:t xml:space="preserve">Backup propio en PHP/PDO, activado en cada visita de un Administrador, en vez de mysqldump programado por cron.</w:t>
+            </w:r>
+          </w:p>
+        </w:tc>
+        <w:tc>
+          <w:tcPr>
+            <w:tcW w:type="dxa" w:w="2700"/>
+            <w:tcMar>
+              <w:top w:type="dxa" w:w="80"/>
+              <w:left w:type="dxa" w:w="100"/>
+              <w:bottom w:type="dxa" w:w="80"/>
+              <w:right w:type="dxa" w:w="100"/>
+            </w:tcMar>
+            <w:vAlign w:val="center"/>
+          </w:tcPr>
+          <w:p>
+            <w:pPr>
+              <w:spacing w:line="260"/>
+            </w:pPr>
+            <w:r>
+              <w:rPr>
+                <w:rFonts w:ascii="Calibri" w:cs="Calibri" w:eastAsia="Calibri" w:hAnsi="Calibri"/>
+                <w:b w:val="false"/>
+                <w:bCs w:val="false"/>
+                <w:color w:val="1F2937"/>
+                <w:sz w:val="19"/>
+                <w:szCs w:val="19"/>
+              </w:rPr>
+              <w:t xml:space="preserve">El servidor es Windows sin cron nativo; evita depender de un binario externo cuya ruta cambia entre instalaciones de Laragon.</w:t>
+            </w:r>
+          </w:p>
+        </w:tc>
+        <w:tc>
+          <w:tcPr>
+            <w:tcW w:type="dxa" w:w="2700"/>
+            <w:tcMar>
+              <w:top w:type="dxa" w:w="80"/>
+              <w:left w:type="dxa" w:w="100"/>
+              <w:bottom w:type="dxa" w:w="80"/>
+              <w:right w:type="dxa" w:w="100"/>
+            </w:tcMar>
+            <w:vAlign w:val="center"/>
+          </w:tcPr>
+          <w:p>
+            <w:pPr>
+              <w:spacing w:line="260"/>
+            </w:pPr>
+            <w:r>
+              <w:rPr>
+                <w:rFonts w:ascii="Calibri" w:cs="Calibri" w:eastAsia="Calibri" w:hAnsi="Calibri"/>
+                <w:b w:val="false"/>
+                <w:bCs w:val="false"/>
+                <w:color w:val="1F2937"/>
+                <w:sz w:val="19"/>
+                <w:szCs w:val="19"/>
+              </w:rPr>
+              <w:t xml:space="preserve">El backup automático no se genera si ningún Administrador entra al sistema durante el período configurado.</w:t>
+            </w:r>
+          </w:p>
+        </w:tc>
+      </w:tr>
     </w:tbl>
     <w:p>
       <w:pPr>
@@ -13110,7 +13407,7 @@
                 <w:sz w:val="19"/>
                 <w:szCs w:val="19"/>
               </w:rPr>
-              <w:t xml:space="preserve">Sin respaldo automático de la base de datos.</w:t>
+              <w:t xml:space="preserve">El backup automático depende de que un Administrador visite el sistema (sin cron real).</w:t>
             </w:r>
           </w:p>
         </w:tc>
@@ -13138,7 +13435,7 @@
                 <w:sz w:val="19"/>
                 <w:szCs w:val="19"/>
               </w:rPr>
-              <w:t xml:space="preserve">Pérdida total de la información ante una falla de disco.</w:t>
+              <w:t xml:space="preserve">Si nadie con ese rol inicia sesión, el backup no se dispara aunque la frecuencia lo indique.</w:t>
             </w:r>
           </w:p>
         </w:tc>
@@ -13166,7 +13463,7 @@
                 <w:sz w:val="19"/>
                 <w:szCs w:val="19"/>
               </w:rPr>
-              <w:t xml:space="preserve">No implementado. Mitigación mínima: exportar manualmente con mysqldump de forma periódica.</w:t>
+              <w:t xml:space="preserve">Generar uno manualmente desde el módulo Backups cuando haga falta; los backups quedan además en el mismo servidor, conviene copiarlos periódicamente a un medio externo.</w:t>
             </w:r>
           </w:p>
         </w:tc>

--- a/docs/07_Analisis_y_Diseno_de_Arquitectura.docx
+++ b/docs/07_Analisis_y_Diseno_de_Arquitectura.docx
@@ -1510,7 +1510,7 @@
                 <w:sz w:val="19"/>
                 <w:szCs w:val="19"/>
               </w:rPr>
-              <w:t xml:space="preserve">Acceso total: catálogo, categorías, inventario, clientes, ventas (incluida anulación), dashboard, reportes y usuarios.</w:t>
+              <w:t xml:space="preserve">Acceso total: catálogo, categorías, inventario, clientes, ventas (incluida anulación), dashboard, reportes, usuarios y backups.</w:t>
             </w:r>
           </w:p>
         </w:tc>
@@ -3351,12 +3351,12 @@
           <w:sz w:val="21"/>
           <w:szCs w:val="21"/>
         </w:rPr>
-        <w:t xml:space="preserve">El detalle completo de los requisitos funcionales, con su identificador RF y su prioridad, está en el documento 01_Documento_de_Requerimientos.docx del proyecto. La siguiente tabla resume los requisitos representativos por módulo.</w:t>
+        <w:t xml:space="preserve">Los 37 requisitos funcionales del sistema, agrupados por módulo, con su actor y su prioridad:</w:t>
       </w:r>
     </w:p>
     <w:tbl>
       <w:tblPr>
-        <w:tblW w:type="dxa" w:w="9300"/>
+        <w:tblW w:type="dxa" w:w="8900"/>
         <w:tblBorders>
           <w:top w:val="single" w:color="auto" w:sz="4"/>
           <w:left w:val="single" w:color="auto" w:sz="4"/>
@@ -3367,13 +3367,16 @@
         </w:tblBorders>
       </w:tblPr>
       <w:tblGrid>
-        <w:gridCol w:w="3100"/>
-        <w:gridCol w:w="6200"/>
+        <w:gridCol w:w="1750"/>
+        <w:gridCol w:w="850"/>
+        <w:gridCol w:w="3000"/>
+        <w:gridCol w:w="2350"/>
+        <w:gridCol w:w="950"/>
       </w:tblGrid>
       <w:tr>
         <w:tc>
           <w:tcPr>
-            <w:tcW w:type="dxa" w:w="3100"/>
+            <w:tcW w:type="dxa" w:w="1750"/>
             <w:shd w:fill="1E468A" w:val="clear"/>
             <w:tcMar>
               <w:top w:type="dxa" w:w="80"/>
@@ -3402,7 +3405,7 @@
         </w:tc>
         <w:tc>
           <w:tcPr>
-            <w:tcW w:type="dxa" w:w="6200"/>
+            <w:tcW w:type="dxa" w:w="850"/>
             <w:shd w:fill="1E468A" w:val="clear"/>
             <w:tcMar>
               <w:top w:type="dxa" w:w="80"/>
@@ -3425,7 +3428,94 @@
                 <w:sz w:val="19"/>
                 <w:szCs w:val="19"/>
               </w:rPr>
-              <w:t xml:space="preserve">Requisitos funcionales representativos</w:t>
+              <w:t xml:space="preserve">Código</w:t>
+            </w:r>
+          </w:p>
+        </w:tc>
+        <w:tc>
+          <w:tcPr>
+            <w:tcW w:type="dxa" w:w="3000"/>
+            <w:shd w:fill="1E468A" w:val="clear"/>
+            <w:tcMar>
+              <w:top w:type="dxa" w:w="80"/>
+              <w:left w:type="dxa" w:w="100"/>
+              <w:bottom w:type="dxa" w:w="80"/>
+              <w:right w:type="dxa" w:w="100"/>
+            </w:tcMar>
+            <w:vAlign w:val="center"/>
+          </w:tcPr>
+          <w:p>
+            <w:pPr>
+              <w:spacing w:line="260"/>
+            </w:pPr>
+            <w:r>
+              <w:rPr>
+                <w:rFonts w:ascii="Calibri" w:cs="Calibri" w:eastAsia="Calibri" w:hAnsi="Calibri"/>
+                <w:b/>
+                <w:bCs/>
+                <w:color w:val="FFFFFF"/>
+                <w:sz w:val="19"/>
+                <w:szCs w:val="19"/>
+              </w:rPr>
+              <w:t xml:space="preserve">Nombre</w:t>
+            </w:r>
+          </w:p>
+        </w:tc>
+        <w:tc>
+          <w:tcPr>
+            <w:tcW w:type="dxa" w:w="2350"/>
+            <w:shd w:fill="1E468A" w:val="clear"/>
+            <w:tcMar>
+              <w:top w:type="dxa" w:w="80"/>
+              <w:left w:type="dxa" w:w="100"/>
+              <w:bottom w:type="dxa" w:w="80"/>
+              <w:right w:type="dxa" w:w="100"/>
+            </w:tcMar>
+            <w:vAlign w:val="center"/>
+          </w:tcPr>
+          <w:p>
+            <w:pPr>
+              <w:spacing w:line="260"/>
+            </w:pPr>
+            <w:r>
+              <w:rPr>
+                <w:rFonts w:ascii="Calibri" w:cs="Calibri" w:eastAsia="Calibri" w:hAnsi="Calibri"/>
+                <w:b/>
+                <w:bCs/>
+                <w:color w:val="FFFFFF"/>
+                <w:sz w:val="19"/>
+                <w:szCs w:val="19"/>
+              </w:rPr>
+              <w:t xml:space="preserve">Actor(es)</w:t>
+            </w:r>
+          </w:p>
+        </w:tc>
+        <w:tc>
+          <w:tcPr>
+            <w:tcW w:type="dxa" w:w="950"/>
+            <w:shd w:fill="1E468A" w:val="clear"/>
+            <w:tcMar>
+              <w:top w:type="dxa" w:w="80"/>
+              <w:left w:type="dxa" w:w="100"/>
+              <w:bottom w:type="dxa" w:w="80"/>
+              <w:right w:type="dxa" w:w="100"/>
+            </w:tcMar>
+            <w:vAlign w:val="center"/>
+          </w:tcPr>
+          <w:p>
+            <w:pPr>
+              <w:spacing w:line="260"/>
+            </w:pPr>
+            <w:r>
+              <w:rPr>
+                <w:rFonts w:ascii="Calibri" w:cs="Calibri" w:eastAsia="Calibri" w:hAnsi="Calibri"/>
+                <w:b/>
+                <w:bCs/>
+                <w:color w:val="FFFFFF"/>
+                <w:sz w:val="19"/>
+                <w:szCs w:val="19"/>
+              </w:rPr>
+              <w:t xml:space="preserve">Prioridad</w:t>
             </w:r>
           </w:p>
         </w:tc>
@@ -3433,57 +3523,141 @@
       <w:tr>
         <w:tc>
           <w:tcPr>
-            <w:tcW w:type="dxa" w:w="3100"/>
-            <w:tcMar>
-              <w:top w:type="dxa" w:w="80"/>
-              <w:left w:type="dxa" w:w="100"/>
-              <w:bottom w:type="dxa" w:w="80"/>
-              <w:right w:type="dxa" w:w="100"/>
-            </w:tcMar>
-            <w:vAlign w:val="center"/>
-          </w:tcPr>
-          <w:p>
-            <w:pPr>
-              <w:spacing w:line="260"/>
-            </w:pPr>
-            <w:r>
-              <w:rPr>
-                <w:rFonts w:ascii="Calibri" w:cs="Calibri" w:eastAsia="Calibri" w:hAnsi="Calibri"/>
-                <w:b w:val="false"/>
-                <w:bCs w:val="false"/>
-                <w:color w:val="1F2937"/>
-                <w:sz w:val="19"/>
-                <w:szCs w:val="19"/>
-              </w:rPr>
-              <w:t xml:space="preserve">Seguridad y sesión</w:t>
-            </w:r>
-          </w:p>
-        </w:tc>
-        <w:tc>
-          <w:tcPr>
-            <w:tcW w:type="dxa" w:w="6200"/>
-            <w:tcMar>
-              <w:top w:type="dxa" w:w="80"/>
-              <w:left w:type="dxa" w:w="100"/>
-              <w:bottom w:type="dxa" w:w="80"/>
-              <w:right w:type="dxa" w:w="100"/>
-            </w:tcMar>
-            <w:vAlign w:val="center"/>
-          </w:tcPr>
-          <w:p>
-            <w:pPr>
-              <w:spacing w:line="260"/>
-            </w:pPr>
-            <w:r>
-              <w:rPr>
-                <w:rFonts w:ascii="Calibri" w:cs="Calibri" w:eastAsia="Calibri" w:hAnsi="Calibri"/>
-                <w:b w:val="false"/>
-                <w:bCs w:val="false"/>
-                <w:color w:val="1F2937"/>
-                <w:sz w:val="19"/>
-                <w:szCs w:val="19"/>
-              </w:rPr>
-              <w:t xml:space="preserve">Autenticación por usuario/contraseña, redirección según rol, bloqueo de rutas no autorizadas en el servidor, cierre de sesión, recuperación de contraseña por correo.</w:t>
+            <w:tcW w:type="dxa" w:w="1750"/>
+            <w:tcMar>
+              <w:top w:type="dxa" w:w="80"/>
+              <w:left w:type="dxa" w:w="100"/>
+              <w:bottom w:type="dxa" w:w="80"/>
+              <w:right w:type="dxa" w:w="100"/>
+            </w:tcMar>
+            <w:vAlign w:val="center"/>
+          </w:tcPr>
+          <w:p>
+            <w:pPr>
+              <w:spacing w:line="260"/>
+            </w:pPr>
+            <w:r>
+              <w:rPr>
+                <w:rFonts w:ascii="Calibri" w:cs="Calibri" w:eastAsia="Calibri" w:hAnsi="Calibri"/>
+                <w:b w:val="false"/>
+                <w:bCs w:val="false"/>
+                <w:color w:val="1F2937"/>
+                <w:sz w:val="19"/>
+                <w:szCs w:val="19"/>
+              </w:rPr>
+              <w:t xml:space="preserve">Seguridad y control de acceso</w:t>
+            </w:r>
+          </w:p>
+        </w:tc>
+        <w:tc>
+          <w:tcPr>
+            <w:tcW w:type="dxa" w:w="850"/>
+            <w:tcMar>
+              <w:top w:type="dxa" w:w="80"/>
+              <w:left w:type="dxa" w:w="100"/>
+              <w:bottom w:type="dxa" w:w="80"/>
+              <w:right w:type="dxa" w:w="100"/>
+            </w:tcMar>
+            <w:vAlign w:val="center"/>
+          </w:tcPr>
+          <w:p>
+            <w:pPr>
+              <w:spacing w:line="260"/>
+            </w:pPr>
+            <w:r>
+              <w:rPr>
+                <w:rFonts w:ascii="Calibri" w:cs="Calibri" w:eastAsia="Calibri" w:hAnsi="Calibri"/>
+                <w:b w:val="false"/>
+                <w:bCs w:val="false"/>
+                <w:color w:val="1F2937"/>
+                <w:sz w:val="19"/>
+                <w:szCs w:val="19"/>
+              </w:rPr>
+              <w:t xml:space="preserve">RF-01</w:t>
+            </w:r>
+          </w:p>
+        </w:tc>
+        <w:tc>
+          <w:tcPr>
+            <w:tcW w:type="dxa" w:w="3000"/>
+            <w:tcMar>
+              <w:top w:type="dxa" w:w="80"/>
+              <w:left w:type="dxa" w:w="100"/>
+              <w:bottom w:type="dxa" w:w="80"/>
+              <w:right w:type="dxa" w:w="100"/>
+            </w:tcMar>
+            <w:vAlign w:val="center"/>
+          </w:tcPr>
+          <w:p>
+            <w:pPr>
+              <w:spacing w:line="260"/>
+            </w:pPr>
+            <w:r>
+              <w:rPr>
+                <w:rFonts w:ascii="Calibri" w:cs="Calibri" w:eastAsia="Calibri" w:hAnsi="Calibri"/>
+                <w:b w:val="false"/>
+                <w:bCs w:val="false"/>
+                <w:color w:val="1F2937"/>
+                <w:sz w:val="19"/>
+                <w:szCs w:val="19"/>
+              </w:rPr>
+              <w:t xml:space="preserve">Iniciar sesión</w:t>
+            </w:r>
+          </w:p>
+        </w:tc>
+        <w:tc>
+          <w:tcPr>
+            <w:tcW w:type="dxa" w:w="2350"/>
+            <w:tcMar>
+              <w:top w:type="dxa" w:w="80"/>
+              <w:left w:type="dxa" w:w="100"/>
+              <w:bottom w:type="dxa" w:w="80"/>
+              <w:right w:type="dxa" w:w="100"/>
+            </w:tcMar>
+            <w:vAlign w:val="center"/>
+          </w:tcPr>
+          <w:p>
+            <w:pPr>
+              <w:spacing w:line="260"/>
+            </w:pPr>
+            <w:r>
+              <w:rPr>
+                <w:rFonts w:ascii="Calibri" w:cs="Calibri" w:eastAsia="Calibri" w:hAnsi="Calibri"/>
+                <w:b w:val="false"/>
+                <w:bCs w:val="false"/>
+                <w:color w:val="1F2937"/>
+                <w:sz w:val="19"/>
+                <w:szCs w:val="19"/>
+              </w:rPr>
+              <w:t xml:space="preserve">Administrador, Cajero</w:t>
+            </w:r>
+          </w:p>
+        </w:tc>
+        <w:tc>
+          <w:tcPr>
+            <w:tcW w:type="dxa" w:w="950"/>
+            <w:tcMar>
+              <w:top w:type="dxa" w:w="80"/>
+              <w:left w:type="dxa" w:w="100"/>
+              <w:bottom w:type="dxa" w:w="80"/>
+              <w:right w:type="dxa" w:w="100"/>
+            </w:tcMar>
+            <w:vAlign w:val="center"/>
+          </w:tcPr>
+          <w:p>
+            <w:pPr>
+              <w:spacing w:line="260"/>
+            </w:pPr>
+            <w:r>
+              <w:rPr>
+                <w:rFonts w:ascii="Calibri" w:cs="Calibri" w:eastAsia="Calibri" w:hAnsi="Calibri"/>
+                <w:b w:val="false"/>
+                <w:bCs w:val="false"/>
+                <w:color w:val="1F2937"/>
+                <w:sz w:val="19"/>
+                <w:szCs w:val="19"/>
+              </w:rPr>
+              <w:t xml:space="preserve">Alta</w:t>
             </w:r>
           </w:p>
         </w:tc>
@@ -3491,59 +3665,146 @@
       <w:tr>
         <w:tc>
           <w:tcPr>
-            <w:tcW w:type="dxa" w:w="3100"/>
-            <w:shd w:fill="F1F5F9" w:val="clear"/>
-            <w:tcMar>
-              <w:top w:type="dxa" w:w="80"/>
-              <w:left w:type="dxa" w:w="100"/>
-              <w:bottom w:type="dxa" w:w="80"/>
-              <w:right w:type="dxa" w:w="100"/>
-            </w:tcMar>
-            <w:vAlign w:val="center"/>
-          </w:tcPr>
-          <w:p>
-            <w:pPr>
-              <w:spacing w:line="260"/>
-            </w:pPr>
-            <w:r>
-              <w:rPr>
-                <w:rFonts w:ascii="Calibri" w:cs="Calibri" w:eastAsia="Calibri" w:hAnsi="Calibri"/>
-                <w:b w:val="false"/>
-                <w:bCs w:val="false"/>
-                <w:color w:val="1F2937"/>
-                <w:sz w:val="19"/>
-                <w:szCs w:val="19"/>
-              </w:rPr>
-              <w:t xml:space="preserve">Catálogo de productos</w:t>
-            </w:r>
-          </w:p>
-        </w:tc>
-        <w:tc>
-          <w:tcPr>
-            <w:tcW w:type="dxa" w:w="6200"/>
-            <w:shd w:fill="F1F5F9" w:val="clear"/>
-            <w:tcMar>
-              <w:top w:type="dxa" w:w="80"/>
-              <w:left w:type="dxa" w:w="100"/>
-              <w:bottom w:type="dxa" w:w="80"/>
-              <w:right w:type="dxa" w:w="100"/>
-            </w:tcMar>
-            <w:vAlign w:val="center"/>
-          </w:tcPr>
-          <w:p>
-            <w:pPr>
-              <w:spacing w:line="260"/>
-            </w:pPr>
-            <w:r>
-              <w:rPr>
-                <w:rFonts w:ascii="Calibri" w:cs="Calibri" w:eastAsia="Calibri" w:hAnsi="Calibri"/>
-                <w:b w:val="false"/>
-                <w:bCs w:val="false"/>
-                <w:color w:val="1F2937"/>
-                <w:sz w:val="19"/>
-                <w:szCs w:val="19"/>
-              </w:rPr>
-              <w:t xml:space="preserve">Alta, edición y baja lógica de productos; código de barras único; búsqueda y filtro por categoría o stock bajo el mínimo.</w:t>
+            <w:tcW w:type="dxa" w:w="1750"/>
+            <w:shd w:fill="F1F5F9" w:val="clear"/>
+            <w:tcMar>
+              <w:top w:type="dxa" w:w="80"/>
+              <w:left w:type="dxa" w:w="100"/>
+              <w:bottom w:type="dxa" w:w="80"/>
+              <w:right w:type="dxa" w:w="100"/>
+            </w:tcMar>
+            <w:vAlign w:val="center"/>
+          </w:tcPr>
+          <w:p>
+            <w:pPr>
+              <w:spacing w:line="260"/>
+            </w:pPr>
+            <w:r>
+              <w:rPr>
+                <w:rFonts w:ascii="Calibri" w:cs="Calibri" w:eastAsia="Calibri" w:hAnsi="Calibri"/>
+                <w:b w:val="false"/>
+                <w:bCs w:val="false"/>
+                <w:color w:val="1F2937"/>
+                <w:sz w:val="19"/>
+                <w:szCs w:val="19"/>
+              </w:rPr>
+              <w:t xml:space="preserve">Seguridad y control de acceso</w:t>
+            </w:r>
+          </w:p>
+        </w:tc>
+        <w:tc>
+          <w:tcPr>
+            <w:tcW w:type="dxa" w:w="850"/>
+            <w:shd w:fill="F1F5F9" w:val="clear"/>
+            <w:tcMar>
+              <w:top w:type="dxa" w:w="80"/>
+              <w:left w:type="dxa" w:w="100"/>
+              <w:bottom w:type="dxa" w:w="80"/>
+              <w:right w:type="dxa" w:w="100"/>
+            </w:tcMar>
+            <w:vAlign w:val="center"/>
+          </w:tcPr>
+          <w:p>
+            <w:pPr>
+              <w:spacing w:line="260"/>
+            </w:pPr>
+            <w:r>
+              <w:rPr>
+                <w:rFonts w:ascii="Calibri" w:cs="Calibri" w:eastAsia="Calibri" w:hAnsi="Calibri"/>
+                <w:b w:val="false"/>
+                <w:bCs w:val="false"/>
+                <w:color w:val="1F2937"/>
+                <w:sz w:val="19"/>
+                <w:szCs w:val="19"/>
+              </w:rPr>
+              <w:t xml:space="preserve">RF-02</w:t>
+            </w:r>
+          </w:p>
+        </w:tc>
+        <w:tc>
+          <w:tcPr>
+            <w:tcW w:type="dxa" w:w="3000"/>
+            <w:shd w:fill="F1F5F9" w:val="clear"/>
+            <w:tcMar>
+              <w:top w:type="dxa" w:w="80"/>
+              <w:left w:type="dxa" w:w="100"/>
+              <w:bottom w:type="dxa" w:w="80"/>
+              <w:right w:type="dxa" w:w="100"/>
+            </w:tcMar>
+            <w:vAlign w:val="center"/>
+          </w:tcPr>
+          <w:p>
+            <w:pPr>
+              <w:spacing w:line="260"/>
+            </w:pPr>
+            <w:r>
+              <w:rPr>
+                <w:rFonts w:ascii="Calibri" w:cs="Calibri" w:eastAsia="Calibri" w:hAnsi="Calibri"/>
+                <w:b w:val="false"/>
+                <w:bCs w:val="false"/>
+                <w:color w:val="1F2937"/>
+                <w:sz w:val="19"/>
+                <w:szCs w:val="19"/>
+              </w:rPr>
+              <w:t xml:space="preserve">Redirigir según el rol</w:t>
+            </w:r>
+          </w:p>
+        </w:tc>
+        <w:tc>
+          <w:tcPr>
+            <w:tcW w:type="dxa" w:w="2350"/>
+            <w:shd w:fill="F1F5F9" w:val="clear"/>
+            <w:tcMar>
+              <w:top w:type="dxa" w:w="80"/>
+              <w:left w:type="dxa" w:w="100"/>
+              <w:bottom w:type="dxa" w:w="80"/>
+              <w:right w:type="dxa" w:w="100"/>
+            </w:tcMar>
+            <w:vAlign w:val="center"/>
+          </w:tcPr>
+          <w:p>
+            <w:pPr>
+              <w:spacing w:line="260"/>
+            </w:pPr>
+            <w:r>
+              <w:rPr>
+                <w:rFonts w:ascii="Calibri" w:cs="Calibri" w:eastAsia="Calibri" w:hAnsi="Calibri"/>
+                <w:b w:val="false"/>
+                <w:bCs w:val="false"/>
+                <w:color w:val="1F2937"/>
+                <w:sz w:val="19"/>
+                <w:szCs w:val="19"/>
+              </w:rPr>
+              <w:t xml:space="preserve">Sistema</w:t>
+            </w:r>
+          </w:p>
+        </w:tc>
+        <w:tc>
+          <w:tcPr>
+            <w:tcW w:type="dxa" w:w="950"/>
+            <w:shd w:fill="F1F5F9" w:val="clear"/>
+            <w:tcMar>
+              <w:top w:type="dxa" w:w="80"/>
+              <w:left w:type="dxa" w:w="100"/>
+              <w:bottom w:type="dxa" w:w="80"/>
+              <w:right w:type="dxa" w:w="100"/>
+            </w:tcMar>
+            <w:vAlign w:val="center"/>
+          </w:tcPr>
+          <w:p>
+            <w:pPr>
+              <w:spacing w:line="260"/>
+            </w:pPr>
+            <w:r>
+              <w:rPr>
+                <w:rFonts w:ascii="Calibri" w:cs="Calibri" w:eastAsia="Calibri" w:hAnsi="Calibri"/>
+                <w:b w:val="false"/>
+                <w:bCs w:val="false"/>
+                <w:color w:val="1F2937"/>
+                <w:sz w:val="19"/>
+                <w:szCs w:val="19"/>
+              </w:rPr>
+              <w:t xml:space="preserve">Media</w:t>
             </w:r>
           </w:p>
         </w:tc>
@@ -3551,57 +3812,141 @@
       <w:tr>
         <w:tc>
           <w:tcPr>
-            <w:tcW w:type="dxa" w:w="3100"/>
-            <w:tcMar>
-              <w:top w:type="dxa" w:w="80"/>
-              <w:left w:type="dxa" w:w="100"/>
-              <w:bottom w:type="dxa" w:w="80"/>
-              <w:right w:type="dxa" w:w="100"/>
-            </w:tcMar>
-            <w:vAlign w:val="center"/>
-          </w:tcPr>
-          <w:p>
-            <w:pPr>
-              <w:spacing w:line="260"/>
-            </w:pPr>
-            <w:r>
-              <w:rPr>
-                <w:rFonts w:ascii="Calibri" w:cs="Calibri" w:eastAsia="Calibri" w:hAnsi="Calibri"/>
-                <w:b w:val="false"/>
-                <w:bCs w:val="false"/>
-                <w:color w:val="1F2937"/>
-                <w:sz w:val="19"/>
-                <w:szCs w:val="19"/>
-              </w:rPr>
-              <w:t xml:space="preserve">Inventario</w:t>
-            </w:r>
-          </w:p>
-        </w:tc>
-        <w:tc>
-          <w:tcPr>
-            <w:tcW w:type="dxa" w:w="6200"/>
-            <w:tcMar>
-              <w:top w:type="dxa" w:w="80"/>
-              <w:left w:type="dxa" w:w="100"/>
-              <w:bottom w:type="dxa" w:w="80"/>
-              <w:right w:type="dxa" w:w="100"/>
-            </w:tcMar>
-            <w:vAlign w:val="center"/>
-          </w:tcPr>
-          <w:p>
-            <w:pPr>
-              <w:spacing w:line="260"/>
-            </w:pPr>
-            <w:r>
-              <w:rPr>
-                <w:rFonts w:ascii="Calibri" w:cs="Calibri" w:eastAsia="Calibri" w:hAnsi="Calibri"/>
-                <w:b w:val="false"/>
-                <w:bCs w:val="false"/>
-                <w:color w:val="1F2937"/>
-                <w:sz w:val="19"/>
-                <w:szCs w:val="19"/>
-              </w:rPr>
-              <w:t xml:space="preserve">Registro de entradas, salidas y ajustes de stock; kardex completo por producto; alerta de stock bajo mínimo.</w:t>
+            <w:tcW w:type="dxa" w:w="1750"/>
+            <w:tcMar>
+              <w:top w:type="dxa" w:w="80"/>
+              <w:left w:type="dxa" w:w="100"/>
+              <w:bottom w:type="dxa" w:w="80"/>
+              <w:right w:type="dxa" w:w="100"/>
+            </w:tcMar>
+            <w:vAlign w:val="center"/>
+          </w:tcPr>
+          <w:p>
+            <w:pPr>
+              <w:spacing w:line="260"/>
+            </w:pPr>
+            <w:r>
+              <w:rPr>
+                <w:rFonts w:ascii="Calibri" w:cs="Calibri" w:eastAsia="Calibri" w:hAnsi="Calibri"/>
+                <w:b w:val="false"/>
+                <w:bCs w:val="false"/>
+                <w:color w:val="1F2937"/>
+                <w:sz w:val="19"/>
+                <w:szCs w:val="19"/>
+              </w:rPr>
+              <w:t xml:space="preserve">Seguridad y control de acceso</w:t>
+            </w:r>
+          </w:p>
+        </w:tc>
+        <w:tc>
+          <w:tcPr>
+            <w:tcW w:type="dxa" w:w="850"/>
+            <w:tcMar>
+              <w:top w:type="dxa" w:w="80"/>
+              <w:left w:type="dxa" w:w="100"/>
+              <w:bottom w:type="dxa" w:w="80"/>
+              <w:right w:type="dxa" w:w="100"/>
+            </w:tcMar>
+            <w:vAlign w:val="center"/>
+          </w:tcPr>
+          <w:p>
+            <w:pPr>
+              <w:spacing w:line="260"/>
+            </w:pPr>
+            <w:r>
+              <w:rPr>
+                <w:rFonts w:ascii="Calibri" w:cs="Calibri" w:eastAsia="Calibri" w:hAnsi="Calibri"/>
+                <w:b w:val="false"/>
+                <w:bCs w:val="false"/>
+                <w:color w:val="1F2937"/>
+                <w:sz w:val="19"/>
+                <w:szCs w:val="19"/>
+              </w:rPr>
+              <w:t xml:space="preserve">RF-03</w:t>
+            </w:r>
+          </w:p>
+        </w:tc>
+        <w:tc>
+          <w:tcPr>
+            <w:tcW w:type="dxa" w:w="3000"/>
+            <w:tcMar>
+              <w:top w:type="dxa" w:w="80"/>
+              <w:left w:type="dxa" w:w="100"/>
+              <w:bottom w:type="dxa" w:w="80"/>
+              <w:right w:type="dxa" w:w="100"/>
+            </w:tcMar>
+            <w:vAlign w:val="center"/>
+          </w:tcPr>
+          <w:p>
+            <w:pPr>
+              <w:spacing w:line="260"/>
+            </w:pPr>
+            <w:r>
+              <w:rPr>
+                <w:rFonts w:ascii="Calibri" w:cs="Calibri" w:eastAsia="Calibri" w:hAnsi="Calibri"/>
+                <w:b w:val="false"/>
+                <w:bCs w:val="false"/>
+                <w:color w:val="1F2937"/>
+                <w:sz w:val="19"/>
+                <w:szCs w:val="19"/>
+              </w:rPr>
+              <w:t xml:space="preserve">Restringir el acceso por rol</w:t>
+            </w:r>
+          </w:p>
+        </w:tc>
+        <w:tc>
+          <w:tcPr>
+            <w:tcW w:type="dxa" w:w="2350"/>
+            <w:tcMar>
+              <w:top w:type="dxa" w:w="80"/>
+              <w:left w:type="dxa" w:w="100"/>
+              <w:bottom w:type="dxa" w:w="80"/>
+              <w:right w:type="dxa" w:w="100"/>
+            </w:tcMar>
+            <w:vAlign w:val="center"/>
+          </w:tcPr>
+          <w:p>
+            <w:pPr>
+              <w:spacing w:line="260"/>
+            </w:pPr>
+            <w:r>
+              <w:rPr>
+                <w:rFonts w:ascii="Calibri" w:cs="Calibri" w:eastAsia="Calibri" w:hAnsi="Calibri"/>
+                <w:b w:val="false"/>
+                <w:bCs w:val="false"/>
+                <w:color w:val="1F2937"/>
+                <w:sz w:val="19"/>
+                <w:szCs w:val="19"/>
+              </w:rPr>
+              <w:t xml:space="preserve">Sistema</w:t>
+            </w:r>
+          </w:p>
+        </w:tc>
+        <w:tc>
+          <w:tcPr>
+            <w:tcW w:type="dxa" w:w="950"/>
+            <w:tcMar>
+              <w:top w:type="dxa" w:w="80"/>
+              <w:left w:type="dxa" w:w="100"/>
+              <w:bottom w:type="dxa" w:w="80"/>
+              <w:right w:type="dxa" w:w="100"/>
+            </w:tcMar>
+            <w:vAlign w:val="center"/>
+          </w:tcPr>
+          <w:p>
+            <w:pPr>
+              <w:spacing w:line="260"/>
+            </w:pPr>
+            <w:r>
+              <w:rPr>
+                <w:rFonts w:ascii="Calibri" w:cs="Calibri" w:eastAsia="Calibri" w:hAnsi="Calibri"/>
+                <w:b w:val="false"/>
+                <w:bCs w:val="false"/>
+                <w:color w:val="1F2937"/>
+                <w:sz w:val="19"/>
+                <w:szCs w:val="19"/>
+              </w:rPr>
+              <w:t xml:space="preserve">Alta</w:t>
             </w:r>
           </w:p>
         </w:tc>
@@ -3609,59 +3954,146 @@
       <w:tr>
         <w:tc>
           <w:tcPr>
-            <w:tcW w:type="dxa" w:w="3100"/>
-            <w:shd w:fill="F1F5F9" w:val="clear"/>
-            <w:tcMar>
-              <w:top w:type="dxa" w:w="80"/>
-              <w:left w:type="dxa" w:w="100"/>
-              <w:bottom w:type="dxa" w:w="80"/>
-              <w:right w:type="dxa" w:w="100"/>
-            </w:tcMar>
-            <w:vAlign w:val="center"/>
-          </w:tcPr>
-          <w:p>
-            <w:pPr>
-              <w:spacing w:line="260"/>
-            </w:pPr>
-            <w:r>
-              <w:rPr>
-                <w:rFonts w:ascii="Calibri" w:cs="Calibri" w:eastAsia="Calibri" w:hAnsi="Calibri"/>
-                <w:b w:val="false"/>
-                <w:bCs w:val="false"/>
-                <w:color w:val="1F2937"/>
-                <w:sz w:val="19"/>
-                <w:szCs w:val="19"/>
-              </w:rPr>
-              <w:t xml:space="preserve">Punto de venta y comprobantes</w:t>
-            </w:r>
-          </w:p>
-        </w:tc>
-        <w:tc>
-          <w:tcPr>
-            <w:tcW w:type="dxa" w:w="6200"/>
-            <w:shd w:fill="F1F5F9" w:val="clear"/>
-            <w:tcMar>
-              <w:top w:type="dxa" w:w="80"/>
-              <w:left w:type="dxa" w:w="100"/>
-              <w:bottom w:type="dxa" w:w="80"/>
-              <w:right w:type="dxa" w:w="100"/>
-            </w:tcMar>
-            <w:vAlign w:val="center"/>
-          </w:tcPr>
-          <w:p>
-            <w:pPr>
-              <w:spacing w:line="260"/>
-            </w:pPr>
-            <w:r>
-              <w:rPr>
-                <w:rFonts w:ascii="Calibri" w:cs="Calibri" w:eastAsia="Calibri" w:hAnsi="Calibri"/>
-                <w:b w:val="false"/>
-                <w:bCs w:val="false"/>
-                <w:color w:val="1F2937"/>
-                <w:sz w:val="19"/>
-                <w:szCs w:val="19"/>
-              </w:rPr>
-              <w:t xml:space="preserve">Carrito con validación de stock en servidor, cálculo de IGV, boleta o factura en PDF, cálculo de vuelto, anulación con reversión de stock.</w:t>
+            <w:tcW w:type="dxa" w:w="1750"/>
+            <w:shd w:fill="F1F5F9" w:val="clear"/>
+            <w:tcMar>
+              <w:top w:type="dxa" w:w="80"/>
+              <w:left w:type="dxa" w:w="100"/>
+              <w:bottom w:type="dxa" w:w="80"/>
+              <w:right w:type="dxa" w:w="100"/>
+            </w:tcMar>
+            <w:vAlign w:val="center"/>
+          </w:tcPr>
+          <w:p>
+            <w:pPr>
+              <w:spacing w:line="260"/>
+            </w:pPr>
+            <w:r>
+              <w:rPr>
+                <w:rFonts w:ascii="Calibri" w:cs="Calibri" w:eastAsia="Calibri" w:hAnsi="Calibri"/>
+                <w:b w:val="false"/>
+                <w:bCs w:val="false"/>
+                <w:color w:val="1F2937"/>
+                <w:sz w:val="19"/>
+                <w:szCs w:val="19"/>
+              </w:rPr>
+              <w:t xml:space="preserve">Seguridad y control de acceso</w:t>
+            </w:r>
+          </w:p>
+        </w:tc>
+        <w:tc>
+          <w:tcPr>
+            <w:tcW w:type="dxa" w:w="850"/>
+            <w:shd w:fill="F1F5F9" w:val="clear"/>
+            <w:tcMar>
+              <w:top w:type="dxa" w:w="80"/>
+              <w:left w:type="dxa" w:w="100"/>
+              <w:bottom w:type="dxa" w:w="80"/>
+              <w:right w:type="dxa" w:w="100"/>
+            </w:tcMar>
+            <w:vAlign w:val="center"/>
+          </w:tcPr>
+          <w:p>
+            <w:pPr>
+              <w:spacing w:line="260"/>
+            </w:pPr>
+            <w:r>
+              <w:rPr>
+                <w:rFonts w:ascii="Calibri" w:cs="Calibri" w:eastAsia="Calibri" w:hAnsi="Calibri"/>
+                <w:b w:val="false"/>
+                <w:bCs w:val="false"/>
+                <w:color w:val="1F2937"/>
+                <w:sz w:val="19"/>
+                <w:szCs w:val="19"/>
+              </w:rPr>
+              <w:t xml:space="preserve">RF-04</w:t>
+            </w:r>
+          </w:p>
+        </w:tc>
+        <w:tc>
+          <w:tcPr>
+            <w:tcW w:type="dxa" w:w="3000"/>
+            <w:shd w:fill="F1F5F9" w:val="clear"/>
+            <w:tcMar>
+              <w:top w:type="dxa" w:w="80"/>
+              <w:left w:type="dxa" w:w="100"/>
+              <w:bottom w:type="dxa" w:w="80"/>
+              <w:right w:type="dxa" w:w="100"/>
+            </w:tcMar>
+            <w:vAlign w:val="center"/>
+          </w:tcPr>
+          <w:p>
+            <w:pPr>
+              <w:spacing w:line="260"/>
+            </w:pPr>
+            <w:r>
+              <w:rPr>
+                <w:rFonts w:ascii="Calibri" w:cs="Calibri" w:eastAsia="Calibri" w:hAnsi="Calibri"/>
+                <w:b w:val="false"/>
+                <w:bCs w:val="false"/>
+                <w:color w:val="1F2937"/>
+                <w:sz w:val="19"/>
+                <w:szCs w:val="19"/>
+              </w:rPr>
+              <w:t xml:space="preserve">Cerrar sesión</w:t>
+            </w:r>
+          </w:p>
+        </w:tc>
+        <w:tc>
+          <w:tcPr>
+            <w:tcW w:type="dxa" w:w="2350"/>
+            <w:shd w:fill="F1F5F9" w:val="clear"/>
+            <w:tcMar>
+              <w:top w:type="dxa" w:w="80"/>
+              <w:left w:type="dxa" w:w="100"/>
+              <w:bottom w:type="dxa" w:w="80"/>
+              <w:right w:type="dxa" w:w="100"/>
+            </w:tcMar>
+            <w:vAlign w:val="center"/>
+          </w:tcPr>
+          <w:p>
+            <w:pPr>
+              <w:spacing w:line="260"/>
+            </w:pPr>
+            <w:r>
+              <w:rPr>
+                <w:rFonts w:ascii="Calibri" w:cs="Calibri" w:eastAsia="Calibri" w:hAnsi="Calibri"/>
+                <w:b w:val="false"/>
+                <w:bCs w:val="false"/>
+                <w:color w:val="1F2937"/>
+                <w:sz w:val="19"/>
+                <w:szCs w:val="19"/>
+              </w:rPr>
+              <w:t xml:space="preserve">Administrador, Cajero</w:t>
+            </w:r>
+          </w:p>
+        </w:tc>
+        <w:tc>
+          <w:tcPr>
+            <w:tcW w:type="dxa" w:w="950"/>
+            <w:shd w:fill="F1F5F9" w:val="clear"/>
+            <w:tcMar>
+              <w:top w:type="dxa" w:w="80"/>
+              <w:left w:type="dxa" w:w="100"/>
+              <w:bottom w:type="dxa" w:w="80"/>
+              <w:right w:type="dxa" w:w="100"/>
+            </w:tcMar>
+            <w:vAlign w:val="center"/>
+          </w:tcPr>
+          <w:p>
+            <w:pPr>
+              <w:spacing w:line="260"/>
+            </w:pPr>
+            <w:r>
+              <w:rPr>
+                <w:rFonts w:ascii="Calibri" w:cs="Calibri" w:eastAsia="Calibri" w:hAnsi="Calibri"/>
+                <w:b w:val="false"/>
+                <w:bCs w:val="false"/>
+                <w:color w:val="1F2937"/>
+                <w:sz w:val="19"/>
+                <w:szCs w:val="19"/>
+              </w:rPr>
+              <w:t xml:space="preserve">Alta</w:t>
             </w:r>
           </w:p>
         </w:tc>
@@ -3669,57 +4101,141 @@
       <w:tr>
         <w:tc>
           <w:tcPr>
-            <w:tcW w:type="dxa" w:w="3100"/>
-            <w:tcMar>
-              <w:top w:type="dxa" w:w="80"/>
-              <w:left w:type="dxa" w:w="100"/>
-              <w:bottom w:type="dxa" w:w="80"/>
-              <w:right w:type="dxa" w:w="100"/>
-            </w:tcMar>
-            <w:vAlign w:val="center"/>
-          </w:tcPr>
-          <w:p>
-            <w:pPr>
-              <w:spacing w:line="260"/>
-            </w:pPr>
-            <w:r>
-              <w:rPr>
-                <w:rFonts w:ascii="Calibri" w:cs="Calibri" w:eastAsia="Calibri" w:hAnsi="Calibri"/>
-                <w:b w:val="false"/>
-                <w:bCs w:val="false"/>
-                <w:color w:val="1F2937"/>
-                <w:sz w:val="19"/>
-                <w:szCs w:val="19"/>
-              </w:rPr>
-              <w:t xml:space="preserve">Clientes</w:t>
-            </w:r>
-          </w:p>
-        </w:tc>
-        <w:tc>
-          <w:tcPr>
-            <w:tcW w:type="dxa" w:w="6200"/>
-            <w:tcMar>
-              <w:top w:type="dxa" w:w="80"/>
-              <w:left w:type="dxa" w:w="100"/>
-              <w:bottom w:type="dxa" w:w="80"/>
-              <w:right w:type="dxa" w:w="100"/>
-            </w:tcMar>
-            <w:vAlign w:val="center"/>
-          </w:tcPr>
-          <w:p>
-            <w:pPr>
-              <w:spacing w:line="260"/>
-            </w:pPr>
-            <w:r>
-              <w:rPr>
-                <w:rFonts w:ascii="Calibri" w:cs="Calibri" w:eastAsia="Calibri" w:hAnsi="Calibri"/>
-                <w:b w:val="false"/>
-                <w:bCs w:val="false"/>
-                <w:color w:val="1F2937"/>
-                <w:sz w:val="19"/>
-                <w:szCs w:val="19"/>
-              </w:rPr>
-              <w:t xml:space="preserve">Registro y consulta de clientes (DNI o RUC), historial de compras por cliente.</w:t>
+            <w:tcW w:type="dxa" w:w="1750"/>
+            <w:tcMar>
+              <w:top w:type="dxa" w:w="80"/>
+              <w:left w:type="dxa" w:w="100"/>
+              <w:bottom w:type="dxa" w:w="80"/>
+              <w:right w:type="dxa" w:w="100"/>
+            </w:tcMar>
+            <w:vAlign w:val="center"/>
+          </w:tcPr>
+          <w:p>
+            <w:pPr>
+              <w:spacing w:line="260"/>
+            </w:pPr>
+            <w:r>
+              <w:rPr>
+                <w:rFonts w:ascii="Calibri" w:cs="Calibri" w:eastAsia="Calibri" w:hAnsi="Calibri"/>
+                <w:b w:val="false"/>
+                <w:bCs w:val="false"/>
+                <w:color w:val="1F2937"/>
+                <w:sz w:val="19"/>
+                <w:szCs w:val="19"/>
+              </w:rPr>
+              <w:t xml:space="preserve">Catálogo de productos</w:t>
+            </w:r>
+          </w:p>
+        </w:tc>
+        <w:tc>
+          <w:tcPr>
+            <w:tcW w:type="dxa" w:w="850"/>
+            <w:tcMar>
+              <w:top w:type="dxa" w:w="80"/>
+              <w:left w:type="dxa" w:w="100"/>
+              <w:bottom w:type="dxa" w:w="80"/>
+              <w:right w:type="dxa" w:w="100"/>
+            </w:tcMar>
+            <w:vAlign w:val="center"/>
+          </w:tcPr>
+          <w:p>
+            <w:pPr>
+              <w:spacing w:line="260"/>
+            </w:pPr>
+            <w:r>
+              <w:rPr>
+                <w:rFonts w:ascii="Calibri" w:cs="Calibri" w:eastAsia="Calibri" w:hAnsi="Calibri"/>
+                <w:b w:val="false"/>
+                <w:bCs w:val="false"/>
+                <w:color w:val="1F2937"/>
+                <w:sz w:val="19"/>
+                <w:szCs w:val="19"/>
+              </w:rPr>
+              <w:t xml:space="preserve">RF-05</w:t>
+            </w:r>
+          </w:p>
+        </w:tc>
+        <w:tc>
+          <w:tcPr>
+            <w:tcW w:type="dxa" w:w="3000"/>
+            <w:tcMar>
+              <w:top w:type="dxa" w:w="80"/>
+              <w:left w:type="dxa" w:w="100"/>
+              <w:bottom w:type="dxa" w:w="80"/>
+              <w:right w:type="dxa" w:w="100"/>
+            </w:tcMar>
+            <w:vAlign w:val="center"/>
+          </w:tcPr>
+          <w:p>
+            <w:pPr>
+              <w:spacing w:line="260"/>
+            </w:pPr>
+            <w:r>
+              <w:rPr>
+                <w:rFonts w:ascii="Calibri" w:cs="Calibri" w:eastAsia="Calibri" w:hAnsi="Calibri"/>
+                <w:b w:val="false"/>
+                <w:bCs w:val="false"/>
+                <w:color w:val="1F2937"/>
+                <w:sz w:val="19"/>
+                <w:szCs w:val="19"/>
+              </w:rPr>
+              <w:t xml:space="preserve">Registrar producto</w:t>
+            </w:r>
+          </w:p>
+        </w:tc>
+        <w:tc>
+          <w:tcPr>
+            <w:tcW w:type="dxa" w:w="2350"/>
+            <w:tcMar>
+              <w:top w:type="dxa" w:w="80"/>
+              <w:left w:type="dxa" w:w="100"/>
+              <w:bottom w:type="dxa" w:w="80"/>
+              <w:right w:type="dxa" w:w="100"/>
+            </w:tcMar>
+            <w:vAlign w:val="center"/>
+          </w:tcPr>
+          <w:p>
+            <w:pPr>
+              <w:spacing w:line="260"/>
+            </w:pPr>
+            <w:r>
+              <w:rPr>
+                <w:rFonts w:ascii="Calibri" w:cs="Calibri" w:eastAsia="Calibri" w:hAnsi="Calibri"/>
+                <w:b w:val="false"/>
+                <w:bCs w:val="false"/>
+                <w:color w:val="1F2937"/>
+                <w:sz w:val="19"/>
+                <w:szCs w:val="19"/>
+              </w:rPr>
+              <w:t xml:space="preserve">Administrador</w:t>
+            </w:r>
+          </w:p>
+        </w:tc>
+        <w:tc>
+          <w:tcPr>
+            <w:tcW w:type="dxa" w:w="950"/>
+            <w:tcMar>
+              <w:top w:type="dxa" w:w="80"/>
+              <w:left w:type="dxa" w:w="100"/>
+              <w:bottom w:type="dxa" w:w="80"/>
+              <w:right w:type="dxa" w:w="100"/>
+            </w:tcMar>
+            <w:vAlign w:val="center"/>
+          </w:tcPr>
+          <w:p>
+            <w:pPr>
+              <w:spacing w:line="260"/>
+            </w:pPr>
+            <w:r>
+              <w:rPr>
+                <w:rFonts w:ascii="Calibri" w:cs="Calibri" w:eastAsia="Calibri" w:hAnsi="Calibri"/>
+                <w:b w:val="false"/>
+                <w:bCs w:val="false"/>
+                <w:color w:val="1F2937"/>
+                <w:sz w:val="19"/>
+                <w:szCs w:val="19"/>
+              </w:rPr>
+              <w:t xml:space="preserve">Alta</w:t>
             </w:r>
           </w:p>
         </w:tc>
@@ -3727,59 +4243,146 @@
       <w:tr>
         <w:tc>
           <w:tcPr>
-            <w:tcW w:type="dxa" w:w="3100"/>
-            <w:shd w:fill="F1F5F9" w:val="clear"/>
-            <w:tcMar>
-              <w:top w:type="dxa" w:w="80"/>
-              <w:left w:type="dxa" w:w="100"/>
-              <w:bottom w:type="dxa" w:w="80"/>
-              <w:right w:type="dxa" w:w="100"/>
-            </w:tcMar>
-            <w:vAlign w:val="center"/>
-          </w:tcPr>
-          <w:p>
-            <w:pPr>
-              <w:spacing w:line="260"/>
-            </w:pPr>
-            <w:r>
-              <w:rPr>
-                <w:rFonts w:ascii="Calibri" w:cs="Calibri" w:eastAsia="Calibri" w:hAnsi="Calibri"/>
-                <w:b w:val="false"/>
-                <w:bCs w:val="false"/>
-                <w:color w:val="1F2937"/>
-                <w:sz w:val="19"/>
-                <w:szCs w:val="19"/>
-              </w:rPr>
-              <w:t xml:space="preserve">Reportes y dashboard</w:t>
-            </w:r>
-          </w:p>
-        </w:tc>
-        <w:tc>
-          <w:tcPr>
-            <w:tcW w:type="dxa" w:w="6200"/>
-            <w:shd w:fill="F1F5F9" w:val="clear"/>
-            <w:tcMar>
-              <w:top w:type="dxa" w:w="80"/>
-              <w:left w:type="dxa" w:w="100"/>
-              <w:bottom w:type="dxa" w:w="80"/>
-              <w:right w:type="dxa" w:w="100"/>
-            </w:tcMar>
-            <w:vAlign w:val="center"/>
-          </w:tcPr>
-          <w:p>
-            <w:pPr>
-              <w:spacing w:line="260"/>
-            </w:pPr>
-            <w:r>
-              <w:rPr>
-                <w:rFonts w:ascii="Calibri" w:cs="Calibri" w:eastAsia="Calibri" w:hAnsi="Calibri"/>
-                <w:b w:val="false"/>
-                <w:bCs w:val="false"/>
-                <w:color w:val="1F2937"/>
-                <w:sz w:val="19"/>
-                <w:szCs w:val="19"/>
-              </w:rPr>
-              <w:t xml:space="preserve">Indicadores del día y del mes, evolución diaria, ventas por categoría y por cajero, exportación a PDF y Excel.</w:t>
+            <w:tcW w:type="dxa" w:w="1750"/>
+            <w:shd w:fill="F1F5F9" w:val="clear"/>
+            <w:tcMar>
+              <w:top w:type="dxa" w:w="80"/>
+              <w:left w:type="dxa" w:w="100"/>
+              <w:bottom w:type="dxa" w:w="80"/>
+              <w:right w:type="dxa" w:w="100"/>
+            </w:tcMar>
+            <w:vAlign w:val="center"/>
+          </w:tcPr>
+          <w:p>
+            <w:pPr>
+              <w:spacing w:line="260"/>
+            </w:pPr>
+            <w:r>
+              <w:rPr>
+                <w:rFonts w:ascii="Calibri" w:cs="Calibri" w:eastAsia="Calibri" w:hAnsi="Calibri"/>
+                <w:b w:val="false"/>
+                <w:bCs w:val="false"/>
+                <w:color w:val="1F2937"/>
+                <w:sz w:val="19"/>
+                <w:szCs w:val="19"/>
+              </w:rPr>
+              <w:t xml:space="preserve">Catálogo de productos</w:t>
+            </w:r>
+          </w:p>
+        </w:tc>
+        <w:tc>
+          <w:tcPr>
+            <w:tcW w:type="dxa" w:w="850"/>
+            <w:shd w:fill="F1F5F9" w:val="clear"/>
+            <w:tcMar>
+              <w:top w:type="dxa" w:w="80"/>
+              <w:left w:type="dxa" w:w="100"/>
+              <w:bottom w:type="dxa" w:w="80"/>
+              <w:right w:type="dxa" w:w="100"/>
+            </w:tcMar>
+            <w:vAlign w:val="center"/>
+          </w:tcPr>
+          <w:p>
+            <w:pPr>
+              <w:spacing w:line="260"/>
+            </w:pPr>
+            <w:r>
+              <w:rPr>
+                <w:rFonts w:ascii="Calibri" w:cs="Calibri" w:eastAsia="Calibri" w:hAnsi="Calibri"/>
+                <w:b w:val="false"/>
+                <w:bCs w:val="false"/>
+                <w:color w:val="1F2937"/>
+                <w:sz w:val="19"/>
+                <w:szCs w:val="19"/>
+              </w:rPr>
+              <w:t xml:space="preserve">RF-06</w:t>
+            </w:r>
+          </w:p>
+        </w:tc>
+        <w:tc>
+          <w:tcPr>
+            <w:tcW w:type="dxa" w:w="3000"/>
+            <w:shd w:fill="F1F5F9" w:val="clear"/>
+            <w:tcMar>
+              <w:top w:type="dxa" w:w="80"/>
+              <w:left w:type="dxa" w:w="100"/>
+              <w:bottom w:type="dxa" w:w="80"/>
+              <w:right w:type="dxa" w:w="100"/>
+            </w:tcMar>
+            <w:vAlign w:val="center"/>
+          </w:tcPr>
+          <w:p>
+            <w:pPr>
+              <w:spacing w:line="260"/>
+            </w:pPr>
+            <w:r>
+              <w:rPr>
+                <w:rFonts w:ascii="Calibri" w:cs="Calibri" w:eastAsia="Calibri" w:hAnsi="Calibri"/>
+                <w:b w:val="false"/>
+                <w:bCs w:val="false"/>
+                <w:color w:val="1F2937"/>
+                <w:sz w:val="19"/>
+                <w:szCs w:val="19"/>
+              </w:rPr>
+              <w:t xml:space="preserve">Modificar producto</w:t>
+            </w:r>
+          </w:p>
+        </w:tc>
+        <w:tc>
+          <w:tcPr>
+            <w:tcW w:type="dxa" w:w="2350"/>
+            <w:shd w:fill="F1F5F9" w:val="clear"/>
+            <w:tcMar>
+              <w:top w:type="dxa" w:w="80"/>
+              <w:left w:type="dxa" w:w="100"/>
+              <w:bottom w:type="dxa" w:w="80"/>
+              <w:right w:type="dxa" w:w="100"/>
+            </w:tcMar>
+            <w:vAlign w:val="center"/>
+          </w:tcPr>
+          <w:p>
+            <w:pPr>
+              <w:spacing w:line="260"/>
+            </w:pPr>
+            <w:r>
+              <w:rPr>
+                <w:rFonts w:ascii="Calibri" w:cs="Calibri" w:eastAsia="Calibri" w:hAnsi="Calibri"/>
+                <w:b w:val="false"/>
+                <w:bCs w:val="false"/>
+                <w:color w:val="1F2937"/>
+                <w:sz w:val="19"/>
+                <w:szCs w:val="19"/>
+              </w:rPr>
+              <w:t xml:space="preserve">Administrador</w:t>
+            </w:r>
+          </w:p>
+        </w:tc>
+        <w:tc>
+          <w:tcPr>
+            <w:tcW w:type="dxa" w:w="950"/>
+            <w:shd w:fill="F1F5F9" w:val="clear"/>
+            <w:tcMar>
+              <w:top w:type="dxa" w:w="80"/>
+              <w:left w:type="dxa" w:w="100"/>
+              <w:bottom w:type="dxa" w:w="80"/>
+              <w:right w:type="dxa" w:w="100"/>
+            </w:tcMar>
+            <w:vAlign w:val="center"/>
+          </w:tcPr>
+          <w:p>
+            <w:pPr>
+              <w:spacing w:line="260"/>
+            </w:pPr>
+            <w:r>
+              <w:rPr>
+                <w:rFonts w:ascii="Calibri" w:cs="Calibri" w:eastAsia="Calibri" w:hAnsi="Calibri"/>
+                <w:b w:val="false"/>
+                <w:bCs w:val="false"/>
+                <w:color w:val="1F2937"/>
+                <w:sz w:val="19"/>
+                <w:szCs w:val="19"/>
+              </w:rPr>
+              <w:t xml:space="preserve">Alta</w:t>
             </w:r>
           </w:p>
         </w:tc>
@@ -3787,57 +4390,141 @@
       <w:tr>
         <w:tc>
           <w:tcPr>
-            <w:tcW w:type="dxa" w:w="3100"/>
-            <w:tcMar>
-              <w:top w:type="dxa" w:w="80"/>
-              <w:left w:type="dxa" w:w="100"/>
-              <w:bottom w:type="dxa" w:w="80"/>
-              <w:right w:type="dxa" w:w="100"/>
-            </w:tcMar>
-            <w:vAlign w:val="center"/>
-          </w:tcPr>
-          <w:p>
-            <w:pPr>
-              <w:spacing w:line="260"/>
-            </w:pPr>
-            <w:r>
-              <w:rPr>
-                <w:rFonts w:ascii="Calibri" w:cs="Calibri" w:eastAsia="Calibri" w:hAnsi="Calibri"/>
-                <w:b w:val="false"/>
-                <w:bCs w:val="false"/>
-                <w:color w:val="1F2937"/>
-                <w:sz w:val="19"/>
-                <w:szCs w:val="19"/>
-              </w:rPr>
-              <w:t xml:space="preserve">Usuarios</w:t>
-            </w:r>
-          </w:p>
-        </w:tc>
-        <w:tc>
-          <w:tcPr>
-            <w:tcW w:type="dxa" w:w="6200"/>
-            <w:tcMar>
-              <w:top w:type="dxa" w:w="80"/>
-              <w:left w:type="dxa" w:w="100"/>
-              <w:bottom w:type="dxa" w:w="80"/>
-              <w:right w:type="dxa" w:w="100"/>
-            </w:tcMar>
-            <w:vAlign w:val="center"/>
-          </w:tcPr>
-          <w:p>
-            <w:pPr>
-              <w:spacing w:line="260"/>
-            </w:pPr>
-            <w:r>
-              <w:rPr>
-                <w:rFonts w:ascii="Calibri" w:cs="Calibri" w:eastAsia="Calibri" w:hAnsi="Calibri"/>
-                <w:b w:val="false"/>
-                <w:bCs w:val="false"/>
-                <w:color w:val="1F2937"/>
-                <w:sz w:val="19"/>
-                <w:szCs w:val="19"/>
-              </w:rPr>
-              <w:t xml:space="preserve">Alta, edición, activación/desactivación y asignación de rol, con protección del último administrador activo.</w:t>
+            <w:tcW w:type="dxa" w:w="1750"/>
+            <w:tcMar>
+              <w:top w:type="dxa" w:w="80"/>
+              <w:left w:type="dxa" w:w="100"/>
+              <w:bottom w:type="dxa" w:w="80"/>
+              <w:right w:type="dxa" w:w="100"/>
+            </w:tcMar>
+            <w:vAlign w:val="center"/>
+          </w:tcPr>
+          <w:p>
+            <w:pPr>
+              <w:spacing w:line="260"/>
+            </w:pPr>
+            <w:r>
+              <w:rPr>
+                <w:rFonts w:ascii="Calibri" w:cs="Calibri" w:eastAsia="Calibri" w:hAnsi="Calibri"/>
+                <w:b w:val="false"/>
+                <w:bCs w:val="false"/>
+                <w:color w:val="1F2937"/>
+                <w:sz w:val="19"/>
+                <w:szCs w:val="19"/>
+              </w:rPr>
+              <w:t xml:space="preserve">Catálogo de productos</w:t>
+            </w:r>
+          </w:p>
+        </w:tc>
+        <w:tc>
+          <w:tcPr>
+            <w:tcW w:type="dxa" w:w="850"/>
+            <w:tcMar>
+              <w:top w:type="dxa" w:w="80"/>
+              <w:left w:type="dxa" w:w="100"/>
+              <w:bottom w:type="dxa" w:w="80"/>
+              <w:right w:type="dxa" w:w="100"/>
+            </w:tcMar>
+            <w:vAlign w:val="center"/>
+          </w:tcPr>
+          <w:p>
+            <w:pPr>
+              <w:spacing w:line="260"/>
+            </w:pPr>
+            <w:r>
+              <w:rPr>
+                <w:rFonts w:ascii="Calibri" w:cs="Calibri" w:eastAsia="Calibri" w:hAnsi="Calibri"/>
+                <w:b w:val="false"/>
+                <w:bCs w:val="false"/>
+                <w:color w:val="1F2937"/>
+                <w:sz w:val="19"/>
+                <w:szCs w:val="19"/>
+              </w:rPr>
+              <w:t xml:space="preserve">RF-07</w:t>
+            </w:r>
+          </w:p>
+        </w:tc>
+        <w:tc>
+          <w:tcPr>
+            <w:tcW w:type="dxa" w:w="3000"/>
+            <w:tcMar>
+              <w:top w:type="dxa" w:w="80"/>
+              <w:left w:type="dxa" w:w="100"/>
+              <w:bottom w:type="dxa" w:w="80"/>
+              <w:right w:type="dxa" w:w="100"/>
+            </w:tcMar>
+            <w:vAlign w:val="center"/>
+          </w:tcPr>
+          <w:p>
+            <w:pPr>
+              <w:spacing w:line="260"/>
+            </w:pPr>
+            <w:r>
+              <w:rPr>
+                <w:rFonts w:ascii="Calibri" w:cs="Calibri" w:eastAsia="Calibri" w:hAnsi="Calibri"/>
+                <w:b w:val="false"/>
+                <w:bCs w:val="false"/>
+                <w:color w:val="1F2937"/>
+                <w:sz w:val="19"/>
+                <w:szCs w:val="19"/>
+              </w:rPr>
+              <w:t xml:space="preserve">Desactivar producto</w:t>
+            </w:r>
+          </w:p>
+        </w:tc>
+        <w:tc>
+          <w:tcPr>
+            <w:tcW w:type="dxa" w:w="2350"/>
+            <w:tcMar>
+              <w:top w:type="dxa" w:w="80"/>
+              <w:left w:type="dxa" w:w="100"/>
+              <w:bottom w:type="dxa" w:w="80"/>
+              <w:right w:type="dxa" w:w="100"/>
+            </w:tcMar>
+            <w:vAlign w:val="center"/>
+          </w:tcPr>
+          <w:p>
+            <w:pPr>
+              <w:spacing w:line="260"/>
+            </w:pPr>
+            <w:r>
+              <w:rPr>
+                <w:rFonts w:ascii="Calibri" w:cs="Calibri" w:eastAsia="Calibri" w:hAnsi="Calibri"/>
+                <w:b w:val="false"/>
+                <w:bCs w:val="false"/>
+                <w:color w:val="1F2937"/>
+                <w:sz w:val="19"/>
+                <w:szCs w:val="19"/>
+              </w:rPr>
+              <w:t xml:space="preserve">Administrador</w:t>
+            </w:r>
+          </w:p>
+        </w:tc>
+        <w:tc>
+          <w:tcPr>
+            <w:tcW w:type="dxa" w:w="950"/>
+            <w:tcMar>
+              <w:top w:type="dxa" w:w="80"/>
+              <w:left w:type="dxa" w:w="100"/>
+              <w:bottom w:type="dxa" w:w="80"/>
+              <w:right w:type="dxa" w:w="100"/>
+            </w:tcMar>
+            <w:vAlign w:val="center"/>
+          </w:tcPr>
+          <w:p>
+            <w:pPr>
+              <w:spacing w:line="260"/>
+            </w:pPr>
+            <w:r>
+              <w:rPr>
+                <w:rFonts w:ascii="Calibri" w:cs="Calibri" w:eastAsia="Calibri" w:hAnsi="Calibri"/>
+                <w:b w:val="false"/>
+                <w:bCs w:val="false"/>
+                <w:color w:val="1F2937"/>
+                <w:sz w:val="19"/>
+                <w:szCs w:val="19"/>
+              </w:rPr>
+              <w:t xml:space="preserve">Media</w:t>
             </w:r>
           </w:p>
         </w:tc>
@@ -3845,59 +4532,4334 @@
       <w:tr>
         <w:tc>
           <w:tcPr>
-            <w:tcW w:type="dxa" w:w="3100"/>
-            <w:shd w:fill="F1F5F9" w:val="clear"/>
-            <w:tcMar>
-              <w:top w:type="dxa" w:w="80"/>
-              <w:left w:type="dxa" w:w="100"/>
-              <w:bottom w:type="dxa" w:w="80"/>
-              <w:right w:type="dxa" w:w="100"/>
-            </w:tcMar>
-            <w:vAlign w:val="center"/>
-          </w:tcPr>
-          <w:p>
-            <w:pPr>
-              <w:spacing w:line="260"/>
-            </w:pPr>
-            <w:r>
-              <w:rPr>
-                <w:rFonts w:ascii="Calibri" w:cs="Calibri" w:eastAsia="Calibri" w:hAnsi="Calibri"/>
-                <w:b w:val="false"/>
-                <w:bCs w:val="false"/>
-                <w:color w:val="1F2937"/>
-                <w:sz w:val="19"/>
-                <w:szCs w:val="19"/>
-              </w:rPr>
-              <w:t xml:space="preserve">Backups</w:t>
-            </w:r>
-          </w:p>
-        </w:tc>
-        <w:tc>
-          <w:tcPr>
-            <w:tcW w:type="dxa" w:w="6200"/>
-            <w:shd w:fill="F1F5F9" w:val="clear"/>
-            <w:tcMar>
-              <w:top w:type="dxa" w:w="80"/>
-              <w:left w:type="dxa" w:w="100"/>
-              <w:bottom w:type="dxa" w:w="80"/>
-              <w:right w:type="dxa" w:w="100"/>
-            </w:tcMar>
-            <w:vAlign w:val="center"/>
-          </w:tcPr>
-          <w:p>
-            <w:pPr>
-              <w:spacing w:line="260"/>
-            </w:pPr>
-            <w:r>
-              <w:rPr>
-                <w:rFonts w:ascii="Calibri" w:cs="Calibri" w:eastAsia="Calibri" w:hAnsi="Calibri"/>
-                <w:b w:val="false"/>
-                <w:bCs w:val="false"/>
-                <w:color w:val="1F2937"/>
-                <w:sz w:val="19"/>
-                <w:szCs w:val="19"/>
-              </w:rPr>
-              <w:t xml:space="preserve">Configuración de frecuencia y retención, generación manual, listado y descarga de backups de la base de datos.</w:t>
+            <w:tcW w:type="dxa" w:w="1750"/>
+            <w:shd w:fill="F1F5F9" w:val="clear"/>
+            <w:tcMar>
+              <w:top w:type="dxa" w:w="80"/>
+              <w:left w:type="dxa" w:w="100"/>
+              <w:bottom w:type="dxa" w:w="80"/>
+              <w:right w:type="dxa" w:w="100"/>
+            </w:tcMar>
+            <w:vAlign w:val="center"/>
+          </w:tcPr>
+          <w:p>
+            <w:pPr>
+              <w:spacing w:line="260"/>
+            </w:pPr>
+            <w:r>
+              <w:rPr>
+                <w:rFonts w:ascii="Calibri" w:cs="Calibri" w:eastAsia="Calibri" w:hAnsi="Calibri"/>
+                <w:b w:val="false"/>
+                <w:bCs w:val="false"/>
+                <w:color w:val="1F2937"/>
+                <w:sz w:val="19"/>
+                <w:szCs w:val="19"/>
+              </w:rPr>
+              <w:t xml:space="preserve">Catálogo de productos</w:t>
+            </w:r>
+          </w:p>
+        </w:tc>
+        <w:tc>
+          <w:tcPr>
+            <w:tcW w:type="dxa" w:w="850"/>
+            <w:shd w:fill="F1F5F9" w:val="clear"/>
+            <w:tcMar>
+              <w:top w:type="dxa" w:w="80"/>
+              <w:left w:type="dxa" w:w="100"/>
+              <w:bottom w:type="dxa" w:w="80"/>
+              <w:right w:type="dxa" w:w="100"/>
+            </w:tcMar>
+            <w:vAlign w:val="center"/>
+          </w:tcPr>
+          <w:p>
+            <w:pPr>
+              <w:spacing w:line="260"/>
+            </w:pPr>
+            <w:r>
+              <w:rPr>
+                <w:rFonts w:ascii="Calibri" w:cs="Calibri" w:eastAsia="Calibri" w:hAnsi="Calibri"/>
+                <w:b w:val="false"/>
+                <w:bCs w:val="false"/>
+                <w:color w:val="1F2937"/>
+                <w:sz w:val="19"/>
+                <w:szCs w:val="19"/>
+              </w:rPr>
+              <w:t xml:space="preserve">RF-08</w:t>
+            </w:r>
+          </w:p>
+        </w:tc>
+        <w:tc>
+          <w:tcPr>
+            <w:tcW w:type="dxa" w:w="3000"/>
+            <w:shd w:fill="F1F5F9" w:val="clear"/>
+            <w:tcMar>
+              <w:top w:type="dxa" w:w="80"/>
+              <w:left w:type="dxa" w:w="100"/>
+              <w:bottom w:type="dxa" w:w="80"/>
+              <w:right w:type="dxa" w:w="100"/>
+            </w:tcMar>
+            <w:vAlign w:val="center"/>
+          </w:tcPr>
+          <w:p>
+            <w:pPr>
+              <w:spacing w:line="260"/>
+            </w:pPr>
+            <w:r>
+              <w:rPr>
+                <w:rFonts w:ascii="Calibri" w:cs="Calibri" w:eastAsia="Calibri" w:hAnsi="Calibri"/>
+                <w:b w:val="false"/>
+                <w:bCs w:val="false"/>
+                <w:color w:val="1F2937"/>
+                <w:sz w:val="19"/>
+                <w:szCs w:val="19"/>
+              </w:rPr>
+              <w:t xml:space="preserve">Buscar y filtrar productos</w:t>
+            </w:r>
+          </w:p>
+        </w:tc>
+        <w:tc>
+          <w:tcPr>
+            <w:tcW w:type="dxa" w:w="2350"/>
+            <w:shd w:fill="F1F5F9" w:val="clear"/>
+            <w:tcMar>
+              <w:top w:type="dxa" w:w="80"/>
+              <w:left w:type="dxa" w:w="100"/>
+              <w:bottom w:type="dxa" w:w="80"/>
+              <w:right w:type="dxa" w:w="100"/>
+            </w:tcMar>
+            <w:vAlign w:val="center"/>
+          </w:tcPr>
+          <w:p>
+            <w:pPr>
+              <w:spacing w:line="260"/>
+            </w:pPr>
+            <w:r>
+              <w:rPr>
+                <w:rFonts w:ascii="Calibri" w:cs="Calibri" w:eastAsia="Calibri" w:hAnsi="Calibri"/>
+                <w:b w:val="false"/>
+                <w:bCs w:val="false"/>
+                <w:color w:val="1F2937"/>
+                <w:sz w:val="19"/>
+                <w:szCs w:val="19"/>
+              </w:rPr>
+              <w:t xml:space="preserve">Administrador, Cajero, Almacenero</w:t>
+            </w:r>
+          </w:p>
+        </w:tc>
+        <w:tc>
+          <w:tcPr>
+            <w:tcW w:type="dxa" w:w="950"/>
+            <w:shd w:fill="F1F5F9" w:val="clear"/>
+            <w:tcMar>
+              <w:top w:type="dxa" w:w="80"/>
+              <w:left w:type="dxa" w:w="100"/>
+              <w:bottom w:type="dxa" w:w="80"/>
+              <w:right w:type="dxa" w:w="100"/>
+            </w:tcMar>
+            <w:vAlign w:val="center"/>
+          </w:tcPr>
+          <w:p>
+            <w:pPr>
+              <w:spacing w:line="260"/>
+            </w:pPr>
+            <w:r>
+              <w:rPr>
+                <w:rFonts w:ascii="Calibri" w:cs="Calibri" w:eastAsia="Calibri" w:hAnsi="Calibri"/>
+                <w:b w:val="false"/>
+                <w:bCs w:val="false"/>
+                <w:color w:val="1F2937"/>
+                <w:sz w:val="19"/>
+                <w:szCs w:val="19"/>
+              </w:rPr>
+              <w:t xml:space="preserve">Alta</w:t>
+            </w:r>
+          </w:p>
+        </w:tc>
+      </w:tr>
+      <w:tr>
+        <w:tc>
+          <w:tcPr>
+            <w:tcW w:type="dxa" w:w="1750"/>
+            <w:tcMar>
+              <w:top w:type="dxa" w:w="80"/>
+              <w:left w:type="dxa" w:w="100"/>
+              <w:bottom w:type="dxa" w:w="80"/>
+              <w:right w:type="dxa" w:w="100"/>
+            </w:tcMar>
+            <w:vAlign w:val="center"/>
+          </w:tcPr>
+          <w:p>
+            <w:pPr>
+              <w:spacing w:line="260"/>
+            </w:pPr>
+            <w:r>
+              <w:rPr>
+                <w:rFonts w:ascii="Calibri" w:cs="Calibri" w:eastAsia="Calibri" w:hAnsi="Calibri"/>
+                <w:b w:val="false"/>
+                <w:bCs w:val="false"/>
+                <w:color w:val="1F2937"/>
+                <w:sz w:val="19"/>
+                <w:szCs w:val="19"/>
+              </w:rPr>
+              <w:t xml:space="preserve">Catálogo de productos</w:t>
+            </w:r>
+          </w:p>
+        </w:tc>
+        <w:tc>
+          <w:tcPr>
+            <w:tcW w:type="dxa" w:w="850"/>
+            <w:tcMar>
+              <w:top w:type="dxa" w:w="80"/>
+              <w:left w:type="dxa" w:w="100"/>
+              <w:bottom w:type="dxa" w:w="80"/>
+              <w:right w:type="dxa" w:w="100"/>
+            </w:tcMar>
+            <w:vAlign w:val="center"/>
+          </w:tcPr>
+          <w:p>
+            <w:pPr>
+              <w:spacing w:line="260"/>
+            </w:pPr>
+            <w:r>
+              <w:rPr>
+                <w:rFonts w:ascii="Calibri" w:cs="Calibri" w:eastAsia="Calibri" w:hAnsi="Calibri"/>
+                <w:b w:val="false"/>
+                <w:bCs w:val="false"/>
+                <w:color w:val="1F2937"/>
+                <w:sz w:val="19"/>
+                <w:szCs w:val="19"/>
+              </w:rPr>
+              <w:t xml:space="preserve">RF-09</w:t>
+            </w:r>
+          </w:p>
+        </w:tc>
+        <w:tc>
+          <w:tcPr>
+            <w:tcW w:type="dxa" w:w="3000"/>
+            <w:tcMar>
+              <w:top w:type="dxa" w:w="80"/>
+              <w:left w:type="dxa" w:w="100"/>
+              <w:bottom w:type="dxa" w:w="80"/>
+              <w:right w:type="dxa" w:w="100"/>
+            </w:tcMar>
+            <w:vAlign w:val="center"/>
+          </w:tcPr>
+          <w:p>
+            <w:pPr>
+              <w:spacing w:line="260"/>
+            </w:pPr>
+            <w:r>
+              <w:rPr>
+                <w:rFonts w:ascii="Calibri" w:cs="Calibri" w:eastAsia="Calibri" w:hAnsi="Calibri"/>
+                <w:b w:val="false"/>
+                <w:bCs w:val="false"/>
+                <w:color w:val="1F2937"/>
+                <w:sz w:val="19"/>
+                <w:szCs w:val="19"/>
+              </w:rPr>
+              <w:t xml:space="preserve">Validar código de barras único</w:t>
+            </w:r>
+          </w:p>
+        </w:tc>
+        <w:tc>
+          <w:tcPr>
+            <w:tcW w:type="dxa" w:w="2350"/>
+            <w:tcMar>
+              <w:top w:type="dxa" w:w="80"/>
+              <w:left w:type="dxa" w:w="100"/>
+              <w:bottom w:type="dxa" w:w="80"/>
+              <w:right w:type="dxa" w:w="100"/>
+            </w:tcMar>
+            <w:vAlign w:val="center"/>
+          </w:tcPr>
+          <w:p>
+            <w:pPr>
+              <w:spacing w:line="260"/>
+            </w:pPr>
+            <w:r>
+              <w:rPr>
+                <w:rFonts w:ascii="Calibri" w:cs="Calibri" w:eastAsia="Calibri" w:hAnsi="Calibri"/>
+                <w:b w:val="false"/>
+                <w:bCs w:val="false"/>
+                <w:color w:val="1F2937"/>
+                <w:sz w:val="19"/>
+                <w:szCs w:val="19"/>
+              </w:rPr>
+              <w:t xml:space="preserve">Sistema</w:t>
+            </w:r>
+          </w:p>
+        </w:tc>
+        <w:tc>
+          <w:tcPr>
+            <w:tcW w:type="dxa" w:w="950"/>
+            <w:tcMar>
+              <w:top w:type="dxa" w:w="80"/>
+              <w:left w:type="dxa" w:w="100"/>
+              <w:bottom w:type="dxa" w:w="80"/>
+              <w:right w:type="dxa" w:w="100"/>
+            </w:tcMar>
+            <w:vAlign w:val="center"/>
+          </w:tcPr>
+          <w:p>
+            <w:pPr>
+              <w:spacing w:line="260"/>
+            </w:pPr>
+            <w:r>
+              <w:rPr>
+                <w:rFonts w:ascii="Calibri" w:cs="Calibri" w:eastAsia="Calibri" w:hAnsi="Calibri"/>
+                <w:b w:val="false"/>
+                <w:bCs w:val="false"/>
+                <w:color w:val="1F2937"/>
+                <w:sz w:val="19"/>
+                <w:szCs w:val="19"/>
+              </w:rPr>
+              <w:t xml:space="preserve">Alta</w:t>
+            </w:r>
+          </w:p>
+        </w:tc>
+      </w:tr>
+      <w:tr>
+        <w:tc>
+          <w:tcPr>
+            <w:tcW w:type="dxa" w:w="1750"/>
+            <w:shd w:fill="F1F5F9" w:val="clear"/>
+            <w:tcMar>
+              <w:top w:type="dxa" w:w="80"/>
+              <w:left w:type="dxa" w:w="100"/>
+              <w:bottom w:type="dxa" w:w="80"/>
+              <w:right w:type="dxa" w:w="100"/>
+            </w:tcMar>
+            <w:vAlign w:val="center"/>
+          </w:tcPr>
+          <w:p>
+            <w:pPr>
+              <w:spacing w:line="260"/>
+            </w:pPr>
+            <w:r>
+              <w:rPr>
+                <w:rFonts w:ascii="Calibri" w:cs="Calibri" w:eastAsia="Calibri" w:hAnsi="Calibri"/>
+                <w:b w:val="false"/>
+                <w:bCs w:val="false"/>
+                <w:color w:val="1F2937"/>
+                <w:sz w:val="19"/>
+                <w:szCs w:val="19"/>
+              </w:rPr>
+              <w:t xml:space="preserve">Catálogo de productos</w:t>
+            </w:r>
+          </w:p>
+        </w:tc>
+        <w:tc>
+          <w:tcPr>
+            <w:tcW w:type="dxa" w:w="850"/>
+            <w:shd w:fill="F1F5F9" w:val="clear"/>
+            <w:tcMar>
+              <w:top w:type="dxa" w:w="80"/>
+              <w:left w:type="dxa" w:w="100"/>
+              <w:bottom w:type="dxa" w:w="80"/>
+              <w:right w:type="dxa" w:w="100"/>
+            </w:tcMar>
+            <w:vAlign w:val="center"/>
+          </w:tcPr>
+          <w:p>
+            <w:pPr>
+              <w:spacing w:line="260"/>
+            </w:pPr>
+            <w:r>
+              <w:rPr>
+                <w:rFonts w:ascii="Calibri" w:cs="Calibri" w:eastAsia="Calibri" w:hAnsi="Calibri"/>
+                <w:b w:val="false"/>
+                <w:bCs w:val="false"/>
+                <w:color w:val="1F2937"/>
+                <w:sz w:val="19"/>
+                <w:szCs w:val="19"/>
+              </w:rPr>
+              <w:t xml:space="preserve">RF-10</w:t>
+            </w:r>
+          </w:p>
+        </w:tc>
+        <w:tc>
+          <w:tcPr>
+            <w:tcW w:type="dxa" w:w="3000"/>
+            <w:shd w:fill="F1F5F9" w:val="clear"/>
+            <w:tcMar>
+              <w:top w:type="dxa" w:w="80"/>
+              <w:left w:type="dxa" w:w="100"/>
+              <w:bottom w:type="dxa" w:w="80"/>
+              <w:right w:type="dxa" w:w="100"/>
+            </w:tcMar>
+            <w:vAlign w:val="center"/>
+          </w:tcPr>
+          <w:p>
+            <w:pPr>
+              <w:spacing w:line="260"/>
+            </w:pPr>
+            <w:r>
+              <w:rPr>
+                <w:rFonts w:ascii="Calibri" w:cs="Calibri" w:eastAsia="Calibri" w:hAnsi="Calibri"/>
+                <w:b w:val="false"/>
+                <w:bCs w:val="false"/>
+                <w:color w:val="1F2937"/>
+                <w:sz w:val="19"/>
+                <w:szCs w:val="19"/>
+              </w:rPr>
+              <w:t xml:space="preserve">Gestionar categorías</w:t>
+            </w:r>
+          </w:p>
+        </w:tc>
+        <w:tc>
+          <w:tcPr>
+            <w:tcW w:type="dxa" w:w="2350"/>
+            <w:shd w:fill="F1F5F9" w:val="clear"/>
+            <w:tcMar>
+              <w:top w:type="dxa" w:w="80"/>
+              <w:left w:type="dxa" w:w="100"/>
+              <w:bottom w:type="dxa" w:w="80"/>
+              <w:right w:type="dxa" w:w="100"/>
+            </w:tcMar>
+            <w:vAlign w:val="center"/>
+          </w:tcPr>
+          <w:p>
+            <w:pPr>
+              <w:spacing w:line="260"/>
+            </w:pPr>
+            <w:r>
+              <w:rPr>
+                <w:rFonts w:ascii="Calibri" w:cs="Calibri" w:eastAsia="Calibri" w:hAnsi="Calibri"/>
+                <w:b w:val="false"/>
+                <w:bCs w:val="false"/>
+                <w:color w:val="1F2937"/>
+                <w:sz w:val="19"/>
+                <w:szCs w:val="19"/>
+              </w:rPr>
+              <w:t xml:space="preserve">Administrador</w:t>
+            </w:r>
+          </w:p>
+        </w:tc>
+        <w:tc>
+          <w:tcPr>
+            <w:tcW w:type="dxa" w:w="950"/>
+            <w:shd w:fill="F1F5F9" w:val="clear"/>
+            <w:tcMar>
+              <w:top w:type="dxa" w:w="80"/>
+              <w:left w:type="dxa" w:w="100"/>
+              <w:bottom w:type="dxa" w:w="80"/>
+              <w:right w:type="dxa" w:w="100"/>
+            </w:tcMar>
+            <w:vAlign w:val="center"/>
+          </w:tcPr>
+          <w:p>
+            <w:pPr>
+              <w:spacing w:line="260"/>
+            </w:pPr>
+            <w:r>
+              <w:rPr>
+                <w:rFonts w:ascii="Calibri" w:cs="Calibri" w:eastAsia="Calibri" w:hAnsi="Calibri"/>
+                <w:b w:val="false"/>
+                <w:bCs w:val="false"/>
+                <w:color w:val="1F2937"/>
+                <w:sz w:val="19"/>
+                <w:szCs w:val="19"/>
+              </w:rPr>
+              <w:t xml:space="preserve">Media</w:t>
+            </w:r>
+          </w:p>
+        </w:tc>
+      </w:tr>
+      <w:tr>
+        <w:tc>
+          <w:tcPr>
+            <w:tcW w:type="dxa" w:w="1750"/>
+            <w:tcMar>
+              <w:top w:type="dxa" w:w="80"/>
+              <w:left w:type="dxa" w:w="100"/>
+              <w:bottom w:type="dxa" w:w="80"/>
+              <w:right w:type="dxa" w:w="100"/>
+            </w:tcMar>
+            <w:vAlign w:val="center"/>
+          </w:tcPr>
+          <w:p>
+            <w:pPr>
+              <w:spacing w:line="260"/>
+            </w:pPr>
+            <w:r>
+              <w:rPr>
+                <w:rFonts w:ascii="Calibri" w:cs="Calibri" w:eastAsia="Calibri" w:hAnsi="Calibri"/>
+                <w:b w:val="false"/>
+                <w:bCs w:val="false"/>
+                <w:color w:val="1F2937"/>
+                <w:sz w:val="19"/>
+                <w:szCs w:val="19"/>
+              </w:rPr>
+              <w:t xml:space="preserve">Control de inventario</w:t>
+            </w:r>
+          </w:p>
+        </w:tc>
+        <w:tc>
+          <w:tcPr>
+            <w:tcW w:type="dxa" w:w="850"/>
+            <w:tcMar>
+              <w:top w:type="dxa" w:w="80"/>
+              <w:left w:type="dxa" w:w="100"/>
+              <w:bottom w:type="dxa" w:w="80"/>
+              <w:right w:type="dxa" w:w="100"/>
+            </w:tcMar>
+            <w:vAlign w:val="center"/>
+          </w:tcPr>
+          <w:p>
+            <w:pPr>
+              <w:spacing w:line="260"/>
+            </w:pPr>
+            <w:r>
+              <w:rPr>
+                <w:rFonts w:ascii="Calibri" w:cs="Calibri" w:eastAsia="Calibri" w:hAnsi="Calibri"/>
+                <w:b w:val="false"/>
+                <w:bCs w:val="false"/>
+                <w:color w:val="1F2937"/>
+                <w:sz w:val="19"/>
+                <w:szCs w:val="19"/>
+              </w:rPr>
+              <w:t xml:space="preserve">RF-11</w:t>
+            </w:r>
+          </w:p>
+        </w:tc>
+        <w:tc>
+          <w:tcPr>
+            <w:tcW w:type="dxa" w:w="3000"/>
+            <w:tcMar>
+              <w:top w:type="dxa" w:w="80"/>
+              <w:left w:type="dxa" w:w="100"/>
+              <w:bottom w:type="dxa" w:w="80"/>
+              <w:right w:type="dxa" w:w="100"/>
+            </w:tcMar>
+            <w:vAlign w:val="center"/>
+          </w:tcPr>
+          <w:p>
+            <w:pPr>
+              <w:spacing w:line="260"/>
+            </w:pPr>
+            <w:r>
+              <w:rPr>
+                <w:rFonts w:ascii="Calibri" w:cs="Calibri" w:eastAsia="Calibri" w:hAnsi="Calibri"/>
+                <w:b w:val="false"/>
+                <w:bCs w:val="false"/>
+                <w:color w:val="1F2937"/>
+                <w:sz w:val="19"/>
+                <w:szCs w:val="19"/>
+              </w:rPr>
+              <w:t xml:space="preserve">Registrar entrada de mercadería</w:t>
+            </w:r>
+          </w:p>
+        </w:tc>
+        <w:tc>
+          <w:tcPr>
+            <w:tcW w:type="dxa" w:w="2350"/>
+            <w:tcMar>
+              <w:top w:type="dxa" w:w="80"/>
+              <w:left w:type="dxa" w:w="100"/>
+              <w:bottom w:type="dxa" w:w="80"/>
+              <w:right w:type="dxa" w:w="100"/>
+            </w:tcMar>
+            <w:vAlign w:val="center"/>
+          </w:tcPr>
+          <w:p>
+            <w:pPr>
+              <w:spacing w:line="260"/>
+            </w:pPr>
+            <w:r>
+              <w:rPr>
+                <w:rFonts w:ascii="Calibri" w:cs="Calibri" w:eastAsia="Calibri" w:hAnsi="Calibri"/>
+                <w:b w:val="false"/>
+                <w:bCs w:val="false"/>
+                <w:color w:val="1F2937"/>
+                <w:sz w:val="19"/>
+                <w:szCs w:val="19"/>
+              </w:rPr>
+              <w:t xml:space="preserve">Administrador, Almacenero</w:t>
+            </w:r>
+          </w:p>
+        </w:tc>
+        <w:tc>
+          <w:tcPr>
+            <w:tcW w:type="dxa" w:w="950"/>
+            <w:tcMar>
+              <w:top w:type="dxa" w:w="80"/>
+              <w:left w:type="dxa" w:w="100"/>
+              <w:bottom w:type="dxa" w:w="80"/>
+              <w:right w:type="dxa" w:w="100"/>
+            </w:tcMar>
+            <w:vAlign w:val="center"/>
+          </w:tcPr>
+          <w:p>
+            <w:pPr>
+              <w:spacing w:line="260"/>
+            </w:pPr>
+            <w:r>
+              <w:rPr>
+                <w:rFonts w:ascii="Calibri" w:cs="Calibri" w:eastAsia="Calibri" w:hAnsi="Calibri"/>
+                <w:b w:val="false"/>
+                <w:bCs w:val="false"/>
+                <w:color w:val="1F2937"/>
+                <w:sz w:val="19"/>
+                <w:szCs w:val="19"/>
+              </w:rPr>
+              <w:t xml:space="preserve">Alta</w:t>
+            </w:r>
+          </w:p>
+        </w:tc>
+      </w:tr>
+      <w:tr>
+        <w:tc>
+          <w:tcPr>
+            <w:tcW w:type="dxa" w:w="1750"/>
+            <w:shd w:fill="F1F5F9" w:val="clear"/>
+            <w:tcMar>
+              <w:top w:type="dxa" w:w="80"/>
+              <w:left w:type="dxa" w:w="100"/>
+              <w:bottom w:type="dxa" w:w="80"/>
+              <w:right w:type="dxa" w:w="100"/>
+            </w:tcMar>
+            <w:vAlign w:val="center"/>
+          </w:tcPr>
+          <w:p>
+            <w:pPr>
+              <w:spacing w:line="260"/>
+            </w:pPr>
+            <w:r>
+              <w:rPr>
+                <w:rFonts w:ascii="Calibri" w:cs="Calibri" w:eastAsia="Calibri" w:hAnsi="Calibri"/>
+                <w:b w:val="false"/>
+                <w:bCs w:val="false"/>
+                <w:color w:val="1F2937"/>
+                <w:sz w:val="19"/>
+                <w:szCs w:val="19"/>
+              </w:rPr>
+              <w:t xml:space="preserve">Control de inventario</w:t>
+            </w:r>
+          </w:p>
+        </w:tc>
+        <w:tc>
+          <w:tcPr>
+            <w:tcW w:type="dxa" w:w="850"/>
+            <w:shd w:fill="F1F5F9" w:val="clear"/>
+            <w:tcMar>
+              <w:top w:type="dxa" w:w="80"/>
+              <w:left w:type="dxa" w:w="100"/>
+              <w:bottom w:type="dxa" w:w="80"/>
+              <w:right w:type="dxa" w:w="100"/>
+            </w:tcMar>
+            <w:vAlign w:val="center"/>
+          </w:tcPr>
+          <w:p>
+            <w:pPr>
+              <w:spacing w:line="260"/>
+            </w:pPr>
+            <w:r>
+              <w:rPr>
+                <w:rFonts w:ascii="Calibri" w:cs="Calibri" w:eastAsia="Calibri" w:hAnsi="Calibri"/>
+                <w:b w:val="false"/>
+                <w:bCs w:val="false"/>
+                <w:color w:val="1F2937"/>
+                <w:sz w:val="19"/>
+                <w:szCs w:val="19"/>
+              </w:rPr>
+              <w:t xml:space="preserve">RF-12</w:t>
+            </w:r>
+          </w:p>
+        </w:tc>
+        <w:tc>
+          <w:tcPr>
+            <w:tcW w:type="dxa" w:w="3000"/>
+            <w:shd w:fill="F1F5F9" w:val="clear"/>
+            <w:tcMar>
+              <w:top w:type="dxa" w:w="80"/>
+              <w:left w:type="dxa" w:w="100"/>
+              <w:bottom w:type="dxa" w:w="80"/>
+              <w:right w:type="dxa" w:w="100"/>
+            </w:tcMar>
+            <w:vAlign w:val="center"/>
+          </w:tcPr>
+          <w:p>
+            <w:pPr>
+              <w:spacing w:line="260"/>
+            </w:pPr>
+            <w:r>
+              <w:rPr>
+                <w:rFonts w:ascii="Calibri" w:cs="Calibri" w:eastAsia="Calibri" w:hAnsi="Calibri"/>
+                <w:b w:val="false"/>
+                <w:bCs w:val="false"/>
+                <w:color w:val="1F2937"/>
+                <w:sz w:val="19"/>
+                <w:szCs w:val="19"/>
+              </w:rPr>
+              <w:t xml:space="preserve">Registrar salida de inventario</w:t>
+            </w:r>
+          </w:p>
+        </w:tc>
+        <w:tc>
+          <w:tcPr>
+            <w:tcW w:type="dxa" w:w="2350"/>
+            <w:shd w:fill="F1F5F9" w:val="clear"/>
+            <w:tcMar>
+              <w:top w:type="dxa" w:w="80"/>
+              <w:left w:type="dxa" w:w="100"/>
+              <w:bottom w:type="dxa" w:w="80"/>
+              <w:right w:type="dxa" w:w="100"/>
+            </w:tcMar>
+            <w:vAlign w:val="center"/>
+          </w:tcPr>
+          <w:p>
+            <w:pPr>
+              <w:spacing w:line="260"/>
+            </w:pPr>
+            <w:r>
+              <w:rPr>
+                <w:rFonts w:ascii="Calibri" w:cs="Calibri" w:eastAsia="Calibri" w:hAnsi="Calibri"/>
+                <w:b w:val="false"/>
+                <w:bCs w:val="false"/>
+                <w:color w:val="1F2937"/>
+                <w:sz w:val="19"/>
+                <w:szCs w:val="19"/>
+              </w:rPr>
+              <w:t xml:space="preserve">Administrador, Almacenero</w:t>
+            </w:r>
+          </w:p>
+        </w:tc>
+        <w:tc>
+          <w:tcPr>
+            <w:tcW w:type="dxa" w:w="950"/>
+            <w:shd w:fill="F1F5F9" w:val="clear"/>
+            <w:tcMar>
+              <w:top w:type="dxa" w:w="80"/>
+              <w:left w:type="dxa" w:w="100"/>
+              <w:bottom w:type="dxa" w:w="80"/>
+              <w:right w:type="dxa" w:w="100"/>
+            </w:tcMar>
+            <w:vAlign w:val="center"/>
+          </w:tcPr>
+          <w:p>
+            <w:pPr>
+              <w:spacing w:line="260"/>
+            </w:pPr>
+            <w:r>
+              <w:rPr>
+                <w:rFonts w:ascii="Calibri" w:cs="Calibri" w:eastAsia="Calibri" w:hAnsi="Calibri"/>
+                <w:b w:val="false"/>
+                <w:bCs w:val="false"/>
+                <w:color w:val="1F2937"/>
+                <w:sz w:val="19"/>
+                <w:szCs w:val="19"/>
+              </w:rPr>
+              <w:t xml:space="preserve">Alta</w:t>
+            </w:r>
+          </w:p>
+        </w:tc>
+      </w:tr>
+      <w:tr>
+        <w:tc>
+          <w:tcPr>
+            <w:tcW w:type="dxa" w:w="1750"/>
+            <w:tcMar>
+              <w:top w:type="dxa" w:w="80"/>
+              <w:left w:type="dxa" w:w="100"/>
+              <w:bottom w:type="dxa" w:w="80"/>
+              <w:right w:type="dxa" w:w="100"/>
+            </w:tcMar>
+            <w:vAlign w:val="center"/>
+          </w:tcPr>
+          <w:p>
+            <w:pPr>
+              <w:spacing w:line="260"/>
+            </w:pPr>
+            <w:r>
+              <w:rPr>
+                <w:rFonts w:ascii="Calibri" w:cs="Calibri" w:eastAsia="Calibri" w:hAnsi="Calibri"/>
+                <w:b w:val="false"/>
+                <w:bCs w:val="false"/>
+                <w:color w:val="1F2937"/>
+                <w:sz w:val="19"/>
+                <w:szCs w:val="19"/>
+              </w:rPr>
+              <w:t xml:space="preserve">Control de inventario</w:t>
+            </w:r>
+          </w:p>
+        </w:tc>
+        <w:tc>
+          <w:tcPr>
+            <w:tcW w:type="dxa" w:w="850"/>
+            <w:tcMar>
+              <w:top w:type="dxa" w:w="80"/>
+              <w:left w:type="dxa" w:w="100"/>
+              <w:bottom w:type="dxa" w:w="80"/>
+              <w:right w:type="dxa" w:w="100"/>
+            </w:tcMar>
+            <w:vAlign w:val="center"/>
+          </w:tcPr>
+          <w:p>
+            <w:pPr>
+              <w:spacing w:line="260"/>
+            </w:pPr>
+            <w:r>
+              <w:rPr>
+                <w:rFonts w:ascii="Calibri" w:cs="Calibri" w:eastAsia="Calibri" w:hAnsi="Calibri"/>
+                <w:b w:val="false"/>
+                <w:bCs w:val="false"/>
+                <w:color w:val="1F2937"/>
+                <w:sz w:val="19"/>
+                <w:szCs w:val="19"/>
+              </w:rPr>
+              <w:t xml:space="preserve">RF-13</w:t>
+            </w:r>
+          </w:p>
+        </w:tc>
+        <w:tc>
+          <w:tcPr>
+            <w:tcW w:type="dxa" w:w="3000"/>
+            <w:tcMar>
+              <w:top w:type="dxa" w:w="80"/>
+              <w:left w:type="dxa" w:w="100"/>
+              <w:bottom w:type="dxa" w:w="80"/>
+              <w:right w:type="dxa" w:w="100"/>
+            </w:tcMar>
+            <w:vAlign w:val="center"/>
+          </w:tcPr>
+          <w:p>
+            <w:pPr>
+              <w:spacing w:line="260"/>
+            </w:pPr>
+            <w:r>
+              <w:rPr>
+                <w:rFonts w:ascii="Calibri" w:cs="Calibri" w:eastAsia="Calibri" w:hAnsi="Calibri"/>
+                <w:b w:val="false"/>
+                <w:bCs w:val="false"/>
+                <w:color w:val="1F2937"/>
+                <w:sz w:val="19"/>
+                <w:szCs w:val="19"/>
+              </w:rPr>
+              <w:t xml:space="preserve">Registrar ajuste por conteo físico</w:t>
+            </w:r>
+          </w:p>
+        </w:tc>
+        <w:tc>
+          <w:tcPr>
+            <w:tcW w:type="dxa" w:w="2350"/>
+            <w:tcMar>
+              <w:top w:type="dxa" w:w="80"/>
+              <w:left w:type="dxa" w:w="100"/>
+              <w:bottom w:type="dxa" w:w="80"/>
+              <w:right w:type="dxa" w:w="100"/>
+            </w:tcMar>
+            <w:vAlign w:val="center"/>
+          </w:tcPr>
+          <w:p>
+            <w:pPr>
+              <w:spacing w:line="260"/>
+            </w:pPr>
+            <w:r>
+              <w:rPr>
+                <w:rFonts w:ascii="Calibri" w:cs="Calibri" w:eastAsia="Calibri" w:hAnsi="Calibri"/>
+                <w:b w:val="false"/>
+                <w:bCs w:val="false"/>
+                <w:color w:val="1F2937"/>
+                <w:sz w:val="19"/>
+                <w:szCs w:val="19"/>
+              </w:rPr>
+              <w:t xml:space="preserve">Administrador, Almacenero</w:t>
+            </w:r>
+          </w:p>
+        </w:tc>
+        <w:tc>
+          <w:tcPr>
+            <w:tcW w:type="dxa" w:w="950"/>
+            <w:tcMar>
+              <w:top w:type="dxa" w:w="80"/>
+              <w:left w:type="dxa" w:w="100"/>
+              <w:bottom w:type="dxa" w:w="80"/>
+              <w:right w:type="dxa" w:w="100"/>
+            </w:tcMar>
+            <w:vAlign w:val="center"/>
+          </w:tcPr>
+          <w:p>
+            <w:pPr>
+              <w:spacing w:line="260"/>
+            </w:pPr>
+            <w:r>
+              <w:rPr>
+                <w:rFonts w:ascii="Calibri" w:cs="Calibri" w:eastAsia="Calibri" w:hAnsi="Calibri"/>
+                <w:b w:val="false"/>
+                <w:bCs w:val="false"/>
+                <w:color w:val="1F2937"/>
+                <w:sz w:val="19"/>
+                <w:szCs w:val="19"/>
+              </w:rPr>
+              <w:t xml:space="preserve">Media</w:t>
+            </w:r>
+          </w:p>
+        </w:tc>
+      </w:tr>
+      <w:tr>
+        <w:tc>
+          <w:tcPr>
+            <w:tcW w:type="dxa" w:w="1750"/>
+            <w:shd w:fill="F1F5F9" w:val="clear"/>
+            <w:tcMar>
+              <w:top w:type="dxa" w:w="80"/>
+              <w:left w:type="dxa" w:w="100"/>
+              <w:bottom w:type="dxa" w:w="80"/>
+              <w:right w:type="dxa" w:w="100"/>
+            </w:tcMar>
+            <w:vAlign w:val="center"/>
+          </w:tcPr>
+          <w:p>
+            <w:pPr>
+              <w:spacing w:line="260"/>
+            </w:pPr>
+            <w:r>
+              <w:rPr>
+                <w:rFonts w:ascii="Calibri" w:cs="Calibri" w:eastAsia="Calibri" w:hAnsi="Calibri"/>
+                <w:b w:val="false"/>
+                <w:bCs w:val="false"/>
+                <w:color w:val="1F2937"/>
+                <w:sz w:val="19"/>
+                <w:szCs w:val="19"/>
+              </w:rPr>
+              <w:t xml:space="preserve">Control de inventario</w:t>
+            </w:r>
+          </w:p>
+        </w:tc>
+        <w:tc>
+          <w:tcPr>
+            <w:tcW w:type="dxa" w:w="850"/>
+            <w:shd w:fill="F1F5F9" w:val="clear"/>
+            <w:tcMar>
+              <w:top w:type="dxa" w:w="80"/>
+              <w:left w:type="dxa" w:w="100"/>
+              <w:bottom w:type="dxa" w:w="80"/>
+              <w:right w:type="dxa" w:w="100"/>
+            </w:tcMar>
+            <w:vAlign w:val="center"/>
+          </w:tcPr>
+          <w:p>
+            <w:pPr>
+              <w:spacing w:line="260"/>
+            </w:pPr>
+            <w:r>
+              <w:rPr>
+                <w:rFonts w:ascii="Calibri" w:cs="Calibri" w:eastAsia="Calibri" w:hAnsi="Calibri"/>
+                <w:b w:val="false"/>
+                <w:bCs w:val="false"/>
+                <w:color w:val="1F2937"/>
+                <w:sz w:val="19"/>
+                <w:szCs w:val="19"/>
+              </w:rPr>
+              <w:t xml:space="preserve">RF-14</w:t>
+            </w:r>
+          </w:p>
+        </w:tc>
+        <w:tc>
+          <w:tcPr>
+            <w:tcW w:type="dxa" w:w="3000"/>
+            <w:shd w:fill="F1F5F9" w:val="clear"/>
+            <w:tcMar>
+              <w:top w:type="dxa" w:w="80"/>
+              <w:left w:type="dxa" w:w="100"/>
+              <w:bottom w:type="dxa" w:w="80"/>
+              <w:right w:type="dxa" w:w="100"/>
+            </w:tcMar>
+            <w:vAlign w:val="center"/>
+          </w:tcPr>
+          <w:p>
+            <w:pPr>
+              <w:spacing w:line="260"/>
+            </w:pPr>
+            <w:r>
+              <w:rPr>
+                <w:rFonts w:ascii="Calibri" w:cs="Calibri" w:eastAsia="Calibri" w:hAnsi="Calibri"/>
+                <w:b w:val="false"/>
+                <w:bCs w:val="false"/>
+                <w:color w:val="1F2937"/>
+                <w:sz w:val="19"/>
+                <w:szCs w:val="19"/>
+              </w:rPr>
+              <w:t xml:space="preserve">Consultar el kardex de un producto</w:t>
+            </w:r>
+          </w:p>
+        </w:tc>
+        <w:tc>
+          <w:tcPr>
+            <w:tcW w:type="dxa" w:w="2350"/>
+            <w:shd w:fill="F1F5F9" w:val="clear"/>
+            <w:tcMar>
+              <w:top w:type="dxa" w:w="80"/>
+              <w:left w:type="dxa" w:w="100"/>
+              <w:bottom w:type="dxa" w:w="80"/>
+              <w:right w:type="dxa" w:w="100"/>
+            </w:tcMar>
+            <w:vAlign w:val="center"/>
+          </w:tcPr>
+          <w:p>
+            <w:pPr>
+              <w:spacing w:line="260"/>
+            </w:pPr>
+            <w:r>
+              <w:rPr>
+                <w:rFonts w:ascii="Calibri" w:cs="Calibri" w:eastAsia="Calibri" w:hAnsi="Calibri"/>
+                <w:b w:val="false"/>
+                <w:bCs w:val="false"/>
+                <w:color w:val="1F2937"/>
+                <w:sz w:val="19"/>
+                <w:szCs w:val="19"/>
+              </w:rPr>
+              <w:t xml:space="preserve">Administrador, Almacenero</w:t>
+            </w:r>
+          </w:p>
+        </w:tc>
+        <w:tc>
+          <w:tcPr>
+            <w:tcW w:type="dxa" w:w="950"/>
+            <w:shd w:fill="F1F5F9" w:val="clear"/>
+            <w:tcMar>
+              <w:top w:type="dxa" w:w="80"/>
+              <w:left w:type="dxa" w:w="100"/>
+              <w:bottom w:type="dxa" w:w="80"/>
+              <w:right w:type="dxa" w:w="100"/>
+            </w:tcMar>
+            <w:vAlign w:val="center"/>
+          </w:tcPr>
+          <w:p>
+            <w:pPr>
+              <w:spacing w:line="260"/>
+            </w:pPr>
+            <w:r>
+              <w:rPr>
+                <w:rFonts w:ascii="Calibri" w:cs="Calibri" w:eastAsia="Calibri" w:hAnsi="Calibri"/>
+                <w:b w:val="false"/>
+                <w:bCs w:val="false"/>
+                <w:color w:val="1F2937"/>
+                <w:sz w:val="19"/>
+                <w:szCs w:val="19"/>
+              </w:rPr>
+              <w:t xml:space="preserve">Alta</w:t>
+            </w:r>
+          </w:p>
+        </w:tc>
+      </w:tr>
+      <w:tr>
+        <w:tc>
+          <w:tcPr>
+            <w:tcW w:type="dxa" w:w="1750"/>
+            <w:tcMar>
+              <w:top w:type="dxa" w:w="80"/>
+              <w:left w:type="dxa" w:w="100"/>
+              <w:bottom w:type="dxa" w:w="80"/>
+              <w:right w:type="dxa" w:w="100"/>
+            </w:tcMar>
+            <w:vAlign w:val="center"/>
+          </w:tcPr>
+          <w:p>
+            <w:pPr>
+              <w:spacing w:line="260"/>
+            </w:pPr>
+            <w:r>
+              <w:rPr>
+                <w:rFonts w:ascii="Calibri" w:cs="Calibri" w:eastAsia="Calibri" w:hAnsi="Calibri"/>
+                <w:b w:val="false"/>
+                <w:bCs w:val="false"/>
+                <w:color w:val="1F2937"/>
+                <w:sz w:val="19"/>
+                <w:szCs w:val="19"/>
+              </w:rPr>
+              <w:t xml:space="preserve">Control de inventario</w:t>
+            </w:r>
+          </w:p>
+        </w:tc>
+        <w:tc>
+          <w:tcPr>
+            <w:tcW w:type="dxa" w:w="850"/>
+            <w:tcMar>
+              <w:top w:type="dxa" w:w="80"/>
+              <w:left w:type="dxa" w:w="100"/>
+              <w:bottom w:type="dxa" w:w="80"/>
+              <w:right w:type="dxa" w:w="100"/>
+            </w:tcMar>
+            <w:vAlign w:val="center"/>
+          </w:tcPr>
+          <w:p>
+            <w:pPr>
+              <w:spacing w:line="260"/>
+            </w:pPr>
+            <w:r>
+              <w:rPr>
+                <w:rFonts w:ascii="Calibri" w:cs="Calibri" w:eastAsia="Calibri" w:hAnsi="Calibri"/>
+                <w:b w:val="false"/>
+                <w:bCs w:val="false"/>
+                <w:color w:val="1F2937"/>
+                <w:sz w:val="19"/>
+                <w:szCs w:val="19"/>
+              </w:rPr>
+              <w:t xml:space="preserve">RF-15</w:t>
+            </w:r>
+          </w:p>
+        </w:tc>
+        <w:tc>
+          <w:tcPr>
+            <w:tcW w:type="dxa" w:w="3000"/>
+            <w:tcMar>
+              <w:top w:type="dxa" w:w="80"/>
+              <w:left w:type="dxa" w:w="100"/>
+              <w:bottom w:type="dxa" w:w="80"/>
+              <w:right w:type="dxa" w:w="100"/>
+            </w:tcMar>
+            <w:vAlign w:val="center"/>
+          </w:tcPr>
+          <w:p>
+            <w:pPr>
+              <w:spacing w:line="260"/>
+            </w:pPr>
+            <w:r>
+              <w:rPr>
+                <w:rFonts w:ascii="Calibri" w:cs="Calibri" w:eastAsia="Calibri" w:hAnsi="Calibri"/>
+                <w:b w:val="false"/>
+                <w:bCs w:val="false"/>
+                <w:color w:val="1F2937"/>
+                <w:sz w:val="19"/>
+                <w:szCs w:val="19"/>
+              </w:rPr>
+              <w:t xml:space="preserve">Alertar productos bajo el mínimo</w:t>
+            </w:r>
+          </w:p>
+        </w:tc>
+        <w:tc>
+          <w:tcPr>
+            <w:tcW w:type="dxa" w:w="2350"/>
+            <w:tcMar>
+              <w:top w:type="dxa" w:w="80"/>
+              <w:left w:type="dxa" w:w="100"/>
+              <w:bottom w:type="dxa" w:w="80"/>
+              <w:right w:type="dxa" w:w="100"/>
+            </w:tcMar>
+            <w:vAlign w:val="center"/>
+          </w:tcPr>
+          <w:p>
+            <w:pPr>
+              <w:spacing w:line="260"/>
+            </w:pPr>
+            <w:r>
+              <w:rPr>
+                <w:rFonts w:ascii="Calibri" w:cs="Calibri" w:eastAsia="Calibri" w:hAnsi="Calibri"/>
+                <w:b w:val="false"/>
+                <w:bCs w:val="false"/>
+                <w:color w:val="1F2937"/>
+                <w:sz w:val="19"/>
+                <w:szCs w:val="19"/>
+              </w:rPr>
+              <w:t xml:space="preserve">Sistema</w:t>
+            </w:r>
+          </w:p>
+        </w:tc>
+        <w:tc>
+          <w:tcPr>
+            <w:tcW w:type="dxa" w:w="950"/>
+            <w:tcMar>
+              <w:top w:type="dxa" w:w="80"/>
+              <w:left w:type="dxa" w:w="100"/>
+              <w:bottom w:type="dxa" w:w="80"/>
+              <w:right w:type="dxa" w:w="100"/>
+            </w:tcMar>
+            <w:vAlign w:val="center"/>
+          </w:tcPr>
+          <w:p>
+            <w:pPr>
+              <w:spacing w:line="260"/>
+            </w:pPr>
+            <w:r>
+              <w:rPr>
+                <w:rFonts w:ascii="Calibri" w:cs="Calibri" w:eastAsia="Calibri" w:hAnsi="Calibri"/>
+                <w:b w:val="false"/>
+                <w:bCs w:val="false"/>
+                <w:color w:val="1F2937"/>
+                <w:sz w:val="19"/>
+                <w:szCs w:val="19"/>
+              </w:rPr>
+              <w:t xml:space="preserve">Alta</w:t>
+            </w:r>
+          </w:p>
+        </w:tc>
+      </w:tr>
+      <w:tr>
+        <w:tc>
+          <w:tcPr>
+            <w:tcW w:type="dxa" w:w="1750"/>
+            <w:shd w:fill="F1F5F9" w:val="clear"/>
+            <w:tcMar>
+              <w:top w:type="dxa" w:w="80"/>
+              <w:left w:type="dxa" w:w="100"/>
+              <w:bottom w:type="dxa" w:w="80"/>
+              <w:right w:type="dxa" w:w="100"/>
+            </w:tcMar>
+            <w:vAlign w:val="center"/>
+          </w:tcPr>
+          <w:p>
+            <w:pPr>
+              <w:spacing w:line="260"/>
+            </w:pPr>
+            <w:r>
+              <w:rPr>
+                <w:rFonts w:ascii="Calibri" w:cs="Calibri" w:eastAsia="Calibri" w:hAnsi="Calibri"/>
+                <w:b w:val="false"/>
+                <w:bCs w:val="false"/>
+                <w:color w:val="1F2937"/>
+                <w:sz w:val="19"/>
+                <w:szCs w:val="19"/>
+              </w:rPr>
+              <w:t xml:space="preserve">Gestión de clientes</w:t>
+            </w:r>
+          </w:p>
+        </w:tc>
+        <w:tc>
+          <w:tcPr>
+            <w:tcW w:type="dxa" w:w="850"/>
+            <w:shd w:fill="F1F5F9" w:val="clear"/>
+            <w:tcMar>
+              <w:top w:type="dxa" w:w="80"/>
+              <w:left w:type="dxa" w:w="100"/>
+              <w:bottom w:type="dxa" w:w="80"/>
+              <w:right w:type="dxa" w:w="100"/>
+            </w:tcMar>
+            <w:vAlign w:val="center"/>
+          </w:tcPr>
+          <w:p>
+            <w:pPr>
+              <w:spacing w:line="260"/>
+            </w:pPr>
+            <w:r>
+              <w:rPr>
+                <w:rFonts w:ascii="Calibri" w:cs="Calibri" w:eastAsia="Calibri" w:hAnsi="Calibri"/>
+                <w:b w:val="false"/>
+                <w:bCs w:val="false"/>
+                <w:color w:val="1F2937"/>
+                <w:sz w:val="19"/>
+                <w:szCs w:val="19"/>
+              </w:rPr>
+              <w:t xml:space="preserve">RF-16</w:t>
+            </w:r>
+          </w:p>
+        </w:tc>
+        <w:tc>
+          <w:tcPr>
+            <w:tcW w:type="dxa" w:w="3000"/>
+            <w:shd w:fill="F1F5F9" w:val="clear"/>
+            <w:tcMar>
+              <w:top w:type="dxa" w:w="80"/>
+              <w:left w:type="dxa" w:w="100"/>
+              <w:bottom w:type="dxa" w:w="80"/>
+              <w:right w:type="dxa" w:w="100"/>
+            </w:tcMar>
+            <w:vAlign w:val="center"/>
+          </w:tcPr>
+          <w:p>
+            <w:pPr>
+              <w:spacing w:line="260"/>
+            </w:pPr>
+            <w:r>
+              <w:rPr>
+                <w:rFonts w:ascii="Calibri" w:cs="Calibri" w:eastAsia="Calibri" w:hAnsi="Calibri"/>
+                <w:b w:val="false"/>
+                <w:bCs w:val="false"/>
+                <w:color w:val="1F2937"/>
+                <w:sz w:val="19"/>
+                <w:szCs w:val="19"/>
+              </w:rPr>
+              <w:t xml:space="preserve">Registrar cliente</w:t>
+            </w:r>
+          </w:p>
+        </w:tc>
+        <w:tc>
+          <w:tcPr>
+            <w:tcW w:type="dxa" w:w="2350"/>
+            <w:shd w:fill="F1F5F9" w:val="clear"/>
+            <w:tcMar>
+              <w:top w:type="dxa" w:w="80"/>
+              <w:left w:type="dxa" w:w="100"/>
+              <w:bottom w:type="dxa" w:w="80"/>
+              <w:right w:type="dxa" w:w="100"/>
+            </w:tcMar>
+            <w:vAlign w:val="center"/>
+          </w:tcPr>
+          <w:p>
+            <w:pPr>
+              <w:spacing w:line="260"/>
+            </w:pPr>
+            <w:r>
+              <w:rPr>
+                <w:rFonts w:ascii="Calibri" w:cs="Calibri" w:eastAsia="Calibri" w:hAnsi="Calibri"/>
+                <w:b w:val="false"/>
+                <w:bCs w:val="false"/>
+                <w:color w:val="1F2937"/>
+                <w:sz w:val="19"/>
+                <w:szCs w:val="19"/>
+              </w:rPr>
+              <w:t xml:space="preserve">Administrador, Cajero</w:t>
+            </w:r>
+          </w:p>
+        </w:tc>
+        <w:tc>
+          <w:tcPr>
+            <w:tcW w:type="dxa" w:w="950"/>
+            <w:shd w:fill="F1F5F9" w:val="clear"/>
+            <w:tcMar>
+              <w:top w:type="dxa" w:w="80"/>
+              <w:left w:type="dxa" w:w="100"/>
+              <w:bottom w:type="dxa" w:w="80"/>
+              <w:right w:type="dxa" w:w="100"/>
+            </w:tcMar>
+            <w:vAlign w:val="center"/>
+          </w:tcPr>
+          <w:p>
+            <w:pPr>
+              <w:spacing w:line="260"/>
+            </w:pPr>
+            <w:r>
+              <w:rPr>
+                <w:rFonts w:ascii="Calibri" w:cs="Calibri" w:eastAsia="Calibri" w:hAnsi="Calibri"/>
+                <w:b w:val="false"/>
+                <w:bCs w:val="false"/>
+                <w:color w:val="1F2937"/>
+                <w:sz w:val="19"/>
+                <w:szCs w:val="19"/>
+              </w:rPr>
+              <w:t xml:space="preserve">Alta</w:t>
+            </w:r>
+          </w:p>
+        </w:tc>
+      </w:tr>
+      <w:tr>
+        <w:tc>
+          <w:tcPr>
+            <w:tcW w:type="dxa" w:w="1750"/>
+            <w:tcMar>
+              <w:top w:type="dxa" w:w="80"/>
+              <w:left w:type="dxa" w:w="100"/>
+              <w:bottom w:type="dxa" w:w="80"/>
+              <w:right w:type="dxa" w:w="100"/>
+            </w:tcMar>
+            <w:vAlign w:val="center"/>
+          </w:tcPr>
+          <w:p>
+            <w:pPr>
+              <w:spacing w:line="260"/>
+            </w:pPr>
+            <w:r>
+              <w:rPr>
+                <w:rFonts w:ascii="Calibri" w:cs="Calibri" w:eastAsia="Calibri" w:hAnsi="Calibri"/>
+                <w:b w:val="false"/>
+                <w:bCs w:val="false"/>
+                <w:color w:val="1F2937"/>
+                <w:sz w:val="19"/>
+                <w:szCs w:val="19"/>
+              </w:rPr>
+              <w:t xml:space="preserve">Gestión de clientes</w:t>
+            </w:r>
+          </w:p>
+        </w:tc>
+        <w:tc>
+          <w:tcPr>
+            <w:tcW w:type="dxa" w:w="850"/>
+            <w:tcMar>
+              <w:top w:type="dxa" w:w="80"/>
+              <w:left w:type="dxa" w:w="100"/>
+              <w:bottom w:type="dxa" w:w="80"/>
+              <w:right w:type="dxa" w:w="100"/>
+            </w:tcMar>
+            <w:vAlign w:val="center"/>
+          </w:tcPr>
+          <w:p>
+            <w:pPr>
+              <w:spacing w:line="260"/>
+            </w:pPr>
+            <w:r>
+              <w:rPr>
+                <w:rFonts w:ascii="Calibri" w:cs="Calibri" w:eastAsia="Calibri" w:hAnsi="Calibri"/>
+                <w:b w:val="false"/>
+                <w:bCs w:val="false"/>
+                <w:color w:val="1F2937"/>
+                <w:sz w:val="19"/>
+                <w:szCs w:val="19"/>
+              </w:rPr>
+              <w:t xml:space="preserve">RF-17</w:t>
+            </w:r>
+          </w:p>
+        </w:tc>
+        <w:tc>
+          <w:tcPr>
+            <w:tcW w:type="dxa" w:w="3000"/>
+            <w:tcMar>
+              <w:top w:type="dxa" w:w="80"/>
+              <w:left w:type="dxa" w:w="100"/>
+              <w:bottom w:type="dxa" w:w="80"/>
+              <w:right w:type="dxa" w:w="100"/>
+            </w:tcMar>
+            <w:vAlign w:val="center"/>
+          </w:tcPr>
+          <w:p>
+            <w:pPr>
+              <w:spacing w:line="260"/>
+            </w:pPr>
+            <w:r>
+              <w:rPr>
+                <w:rFonts w:ascii="Calibri" w:cs="Calibri" w:eastAsia="Calibri" w:hAnsi="Calibri"/>
+                <w:b w:val="false"/>
+                <w:bCs w:val="false"/>
+                <w:color w:val="1F2937"/>
+                <w:sz w:val="19"/>
+                <w:szCs w:val="19"/>
+              </w:rPr>
+              <w:t xml:space="preserve">Validar el documento del cliente</w:t>
+            </w:r>
+          </w:p>
+        </w:tc>
+        <w:tc>
+          <w:tcPr>
+            <w:tcW w:type="dxa" w:w="2350"/>
+            <w:tcMar>
+              <w:top w:type="dxa" w:w="80"/>
+              <w:left w:type="dxa" w:w="100"/>
+              <w:bottom w:type="dxa" w:w="80"/>
+              <w:right w:type="dxa" w:w="100"/>
+            </w:tcMar>
+            <w:vAlign w:val="center"/>
+          </w:tcPr>
+          <w:p>
+            <w:pPr>
+              <w:spacing w:line="260"/>
+            </w:pPr>
+            <w:r>
+              <w:rPr>
+                <w:rFonts w:ascii="Calibri" w:cs="Calibri" w:eastAsia="Calibri" w:hAnsi="Calibri"/>
+                <w:b w:val="false"/>
+                <w:bCs w:val="false"/>
+                <w:color w:val="1F2937"/>
+                <w:sz w:val="19"/>
+                <w:szCs w:val="19"/>
+              </w:rPr>
+              <w:t xml:space="preserve">Sistema</w:t>
+            </w:r>
+          </w:p>
+        </w:tc>
+        <w:tc>
+          <w:tcPr>
+            <w:tcW w:type="dxa" w:w="950"/>
+            <w:tcMar>
+              <w:top w:type="dxa" w:w="80"/>
+              <w:left w:type="dxa" w:w="100"/>
+              <w:bottom w:type="dxa" w:w="80"/>
+              <w:right w:type="dxa" w:w="100"/>
+            </w:tcMar>
+            <w:vAlign w:val="center"/>
+          </w:tcPr>
+          <w:p>
+            <w:pPr>
+              <w:spacing w:line="260"/>
+            </w:pPr>
+            <w:r>
+              <w:rPr>
+                <w:rFonts w:ascii="Calibri" w:cs="Calibri" w:eastAsia="Calibri" w:hAnsi="Calibri"/>
+                <w:b w:val="false"/>
+                <w:bCs w:val="false"/>
+                <w:color w:val="1F2937"/>
+                <w:sz w:val="19"/>
+                <w:szCs w:val="19"/>
+              </w:rPr>
+              <w:t xml:space="preserve">Alta</w:t>
+            </w:r>
+          </w:p>
+        </w:tc>
+      </w:tr>
+      <w:tr>
+        <w:tc>
+          <w:tcPr>
+            <w:tcW w:type="dxa" w:w="1750"/>
+            <w:shd w:fill="F1F5F9" w:val="clear"/>
+            <w:tcMar>
+              <w:top w:type="dxa" w:w="80"/>
+              <w:left w:type="dxa" w:w="100"/>
+              <w:bottom w:type="dxa" w:w="80"/>
+              <w:right w:type="dxa" w:w="100"/>
+            </w:tcMar>
+            <w:vAlign w:val="center"/>
+          </w:tcPr>
+          <w:p>
+            <w:pPr>
+              <w:spacing w:line="260"/>
+            </w:pPr>
+            <w:r>
+              <w:rPr>
+                <w:rFonts w:ascii="Calibri" w:cs="Calibri" w:eastAsia="Calibri" w:hAnsi="Calibri"/>
+                <w:b w:val="false"/>
+                <w:bCs w:val="false"/>
+                <w:color w:val="1F2937"/>
+                <w:sz w:val="19"/>
+                <w:szCs w:val="19"/>
+              </w:rPr>
+              <w:t xml:space="preserve">Gestión de clientes</w:t>
+            </w:r>
+          </w:p>
+        </w:tc>
+        <w:tc>
+          <w:tcPr>
+            <w:tcW w:type="dxa" w:w="850"/>
+            <w:shd w:fill="F1F5F9" w:val="clear"/>
+            <w:tcMar>
+              <w:top w:type="dxa" w:w="80"/>
+              <w:left w:type="dxa" w:w="100"/>
+              <w:bottom w:type="dxa" w:w="80"/>
+              <w:right w:type="dxa" w:w="100"/>
+            </w:tcMar>
+            <w:vAlign w:val="center"/>
+          </w:tcPr>
+          <w:p>
+            <w:pPr>
+              <w:spacing w:line="260"/>
+            </w:pPr>
+            <w:r>
+              <w:rPr>
+                <w:rFonts w:ascii="Calibri" w:cs="Calibri" w:eastAsia="Calibri" w:hAnsi="Calibri"/>
+                <w:b w:val="false"/>
+                <w:bCs w:val="false"/>
+                <w:color w:val="1F2937"/>
+                <w:sz w:val="19"/>
+                <w:szCs w:val="19"/>
+              </w:rPr>
+              <w:t xml:space="preserve">RF-18</w:t>
+            </w:r>
+          </w:p>
+        </w:tc>
+        <w:tc>
+          <w:tcPr>
+            <w:tcW w:type="dxa" w:w="3000"/>
+            <w:shd w:fill="F1F5F9" w:val="clear"/>
+            <w:tcMar>
+              <w:top w:type="dxa" w:w="80"/>
+              <w:left w:type="dxa" w:w="100"/>
+              <w:bottom w:type="dxa" w:w="80"/>
+              <w:right w:type="dxa" w:w="100"/>
+            </w:tcMar>
+            <w:vAlign w:val="center"/>
+          </w:tcPr>
+          <w:p>
+            <w:pPr>
+              <w:spacing w:line="260"/>
+            </w:pPr>
+            <w:r>
+              <w:rPr>
+                <w:rFonts w:ascii="Calibri" w:cs="Calibri" w:eastAsia="Calibri" w:hAnsi="Calibri"/>
+                <w:b w:val="false"/>
+                <w:bCs w:val="false"/>
+                <w:color w:val="1F2937"/>
+                <w:sz w:val="19"/>
+                <w:szCs w:val="19"/>
+              </w:rPr>
+              <w:t xml:space="preserve">Modificar y desactivar clientes</w:t>
+            </w:r>
+          </w:p>
+        </w:tc>
+        <w:tc>
+          <w:tcPr>
+            <w:tcW w:type="dxa" w:w="2350"/>
+            <w:shd w:fill="F1F5F9" w:val="clear"/>
+            <w:tcMar>
+              <w:top w:type="dxa" w:w="80"/>
+              <w:left w:type="dxa" w:w="100"/>
+              <w:bottom w:type="dxa" w:w="80"/>
+              <w:right w:type="dxa" w:w="100"/>
+            </w:tcMar>
+            <w:vAlign w:val="center"/>
+          </w:tcPr>
+          <w:p>
+            <w:pPr>
+              <w:spacing w:line="260"/>
+            </w:pPr>
+            <w:r>
+              <w:rPr>
+                <w:rFonts w:ascii="Calibri" w:cs="Calibri" w:eastAsia="Calibri" w:hAnsi="Calibri"/>
+                <w:b w:val="false"/>
+                <w:bCs w:val="false"/>
+                <w:color w:val="1F2937"/>
+                <w:sz w:val="19"/>
+                <w:szCs w:val="19"/>
+              </w:rPr>
+              <w:t xml:space="preserve">Administrador, Cajero</w:t>
+            </w:r>
+          </w:p>
+        </w:tc>
+        <w:tc>
+          <w:tcPr>
+            <w:tcW w:type="dxa" w:w="950"/>
+            <w:shd w:fill="F1F5F9" w:val="clear"/>
+            <w:tcMar>
+              <w:top w:type="dxa" w:w="80"/>
+              <w:left w:type="dxa" w:w="100"/>
+              <w:bottom w:type="dxa" w:w="80"/>
+              <w:right w:type="dxa" w:w="100"/>
+            </w:tcMar>
+            <w:vAlign w:val="center"/>
+          </w:tcPr>
+          <w:p>
+            <w:pPr>
+              <w:spacing w:line="260"/>
+            </w:pPr>
+            <w:r>
+              <w:rPr>
+                <w:rFonts w:ascii="Calibri" w:cs="Calibri" w:eastAsia="Calibri" w:hAnsi="Calibri"/>
+                <w:b w:val="false"/>
+                <w:bCs w:val="false"/>
+                <w:color w:val="1F2937"/>
+                <w:sz w:val="19"/>
+                <w:szCs w:val="19"/>
+              </w:rPr>
+              <w:t xml:space="preserve">Media</w:t>
+            </w:r>
+          </w:p>
+        </w:tc>
+      </w:tr>
+      <w:tr>
+        <w:tc>
+          <w:tcPr>
+            <w:tcW w:type="dxa" w:w="1750"/>
+            <w:tcMar>
+              <w:top w:type="dxa" w:w="80"/>
+              <w:left w:type="dxa" w:w="100"/>
+              <w:bottom w:type="dxa" w:w="80"/>
+              <w:right w:type="dxa" w:w="100"/>
+            </w:tcMar>
+            <w:vAlign w:val="center"/>
+          </w:tcPr>
+          <w:p>
+            <w:pPr>
+              <w:spacing w:line="260"/>
+            </w:pPr>
+            <w:r>
+              <w:rPr>
+                <w:rFonts w:ascii="Calibri" w:cs="Calibri" w:eastAsia="Calibri" w:hAnsi="Calibri"/>
+                <w:b w:val="false"/>
+                <w:bCs w:val="false"/>
+                <w:color w:val="1F2937"/>
+                <w:sz w:val="19"/>
+                <w:szCs w:val="19"/>
+              </w:rPr>
+              <w:t xml:space="preserve">Gestión de clientes</w:t>
+            </w:r>
+          </w:p>
+        </w:tc>
+        <w:tc>
+          <w:tcPr>
+            <w:tcW w:type="dxa" w:w="850"/>
+            <w:tcMar>
+              <w:top w:type="dxa" w:w="80"/>
+              <w:left w:type="dxa" w:w="100"/>
+              <w:bottom w:type="dxa" w:w="80"/>
+              <w:right w:type="dxa" w:w="100"/>
+            </w:tcMar>
+            <w:vAlign w:val="center"/>
+          </w:tcPr>
+          <w:p>
+            <w:pPr>
+              <w:spacing w:line="260"/>
+            </w:pPr>
+            <w:r>
+              <w:rPr>
+                <w:rFonts w:ascii="Calibri" w:cs="Calibri" w:eastAsia="Calibri" w:hAnsi="Calibri"/>
+                <w:b w:val="false"/>
+                <w:bCs w:val="false"/>
+                <w:color w:val="1F2937"/>
+                <w:sz w:val="19"/>
+                <w:szCs w:val="19"/>
+              </w:rPr>
+              <w:t xml:space="preserve">RF-19</w:t>
+            </w:r>
+          </w:p>
+        </w:tc>
+        <w:tc>
+          <w:tcPr>
+            <w:tcW w:type="dxa" w:w="3000"/>
+            <w:tcMar>
+              <w:top w:type="dxa" w:w="80"/>
+              <w:left w:type="dxa" w:w="100"/>
+              <w:bottom w:type="dxa" w:w="80"/>
+              <w:right w:type="dxa" w:w="100"/>
+            </w:tcMar>
+            <w:vAlign w:val="center"/>
+          </w:tcPr>
+          <w:p>
+            <w:pPr>
+              <w:spacing w:line="260"/>
+            </w:pPr>
+            <w:r>
+              <w:rPr>
+                <w:rFonts w:ascii="Calibri" w:cs="Calibri" w:eastAsia="Calibri" w:hAnsi="Calibri"/>
+                <w:b w:val="false"/>
+                <w:bCs w:val="false"/>
+                <w:color w:val="1F2937"/>
+                <w:sz w:val="19"/>
+                <w:szCs w:val="19"/>
+              </w:rPr>
+              <w:t xml:space="preserve">Consultar el historial de compras del cliente</w:t>
+            </w:r>
+          </w:p>
+        </w:tc>
+        <w:tc>
+          <w:tcPr>
+            <w:tcW w:type="dxa" w:w="2350"/>
+            <w:tcMar>
+              <w:top w:type="dxa" w:w="80"/>
+              <w:left w:type="dxa" w:w="100"/>
+              <w:bottom w:type="dxa" w:w="80"/>
+              <w:right w:type="dxa" w:w="100"/>
+            </w:tcMar>
+            <w:vAlign w:val="center"/>
+          </w:tcPr>
+          <w:p>
+            <w:pPr>
+              <w:spacing w:line="260"/>
+            </w:pPr>
+            <w:r>
+              <w:rPr>
+                <w:rFonts w:ascii="Calibri" w:cs="Calibri" w:eastAsia="Calibri" w:hAnsi="Calibri"/>
+                <w:b w:val="false"/>
+                <w:bCs w:val="false"/>
+                <w:color w:val="1F2937"/>
+                <w:sz w:val="19"/>
+                <w:szCs w:val="19"/>
+              </w:rPr>
+              <w:t xml:space="preserve">Administrador, Cajero</w:t>
+            </w:r>
+          </w:p>
+        </w:tc>
+        <w:tc>
+          <w:tcPr>
+            <w:tcW w:type="dxa" w:w="950"/>
+            <w:tcMar>
+              <w:top w:type="dxa" w:w="80"/>
+              <w:left w:type="dxa" w:w="100"/>
+              <w:bottom w:type="dxa" w:w="80"/>
+              <w:right w:type="dxa" w:w="100"/>
+            </w:tcMar>
+            <w:vAlign w:val="center"/>
+          </w:tcPr>
+          <w:p>
+            <w:pPr>
+              <w:spacing w:line="260"/>
+            </w:pPr>
+            <w:r>
+              <w:rPr>
+                <w:rFonts w:ascii="Calibri" w:cs="Calibri" w:eastAsia="Calibri" w:hAnsi="Calibri"/>
+                <w:b w:val="false"/>
+                <w:bCs w:val="false"/>
+                <w:color w:val="1F2937"/>
+                <w:sz w:val="19"/>
+                <w:szCs w:val="19"/>
+              </w:rPr>
+              <w:t xml:space="preserve">Baja</w:t>
+            </w:r>
+          </w:p>
+        </w:tc>
+      </w:tr>
+      <w:tr>
+        <w:tc>
+          <w:tcPr>
+            <w:tcW w:type="dxa" w:w="1750"/>
+            <w:shd w:fill="F1F5F9" w:val="clear"/>
+            <w:tcMar>
+              <w:top w:type="dxa" w:w="80"/>
+              <w:left w:type="dxa" w:w="100"/>
+              <w:bottom w:type="dxa" w:w="80"/>
+              <w:right w:type="dxa" w:w="100"/>
+            </w:tcMar>
+            <w:vAlign w:val="center"/>
+          </w:tcPr>
+          <w:p>
+            <w:pPr>
+              <w:spacing w:line="260"/>
+            </w:pPr>
+            <w:r>
+              <w:rPr>
+                <w:rFonts w:ascii="Calibri" w:cs="Calibri" w:eastAsia="Calibri" w:hAnsi="Calibri"/>
+                <w:b w:val="false"/>
+                <w:bCs w:val="false"/>
+                <w:color w:val="1F2937"/>
+                <w:sz w:val="19"/>
+                <w:szCs w:val="19"/>
+              </w:rPr>
+              <w:t xml:space="preserve">Punto de venta</w:t>
+            </w:r>
+          </w:p>
+        </w:tc>
+        <w:tc>
+          <w:tcPr>
+            <w:tcW w:type="dxa" w:w="850"/>
+            <w:shd w:fill="F1F5F9" w:val="clear"/>
+            <w:tcMar>
+              <w:top w:type="dxa" w:w="80"/>
+              <w:left w:type="dxa" w:w="100"/>
+              <w:bottom w:type="dxa" w:w="80"/>
+              <w:right w:type="dxa" w:w="100"/>
+            </w:tcMar>
+            <w:vAlign w:val="center"/>
+          </w:tcPr>
+          <w:p>
+            <w:pPr>
+              <w:spacing w:line="260"/>
+            </w:pPr>
+            <w:r>
+              <w:rPr>
+                <w:rFonts w:ascii="Calibri" w:cs="Calibri" w:eastAsia="Calibri" w:hAnsi="Calibri"/>
+                <w:b w:val="false"/>
+                <w:bCs w:val="false"/>
+                <w:color w:val="1F2937"/>
+                <w:sz w:val="19"/>
+                <w:szCs w:val="19"/>
+              </w:rPr>
+              <w:t xml:space="preserve">RF-20</w:t>
+            </w:r>
+          </w:p>
+        </w:tc>
+        <w:tc>
+          <w:tcPr>
+            <w:tcW w:type="dxa" w:w="3000"/>
+            <w:shd w:fill="F1F5F9" w:val="clear"/>
+            <w:tcMar>
+              <w:top w:type="dxa" w:w="80"/>
+              <w:left w:type="dxa" w:w="100"/>
+              <w:bottom w:type="dxa" w:w="80"/>
+              <w:right w:type="dxa" w:w="100"/>
+            </w:tcMar>
+            <w:vAlign w:val="center"/>
+          </w:tcPr>
+          <w:p>
+            <w:pPr>
+              <w:spacing w:line="260"/>
+            </w:pPr>
+            <w:r>
+              <w:rPr>
+                <w:rFonts w:ascii="Calibri" w:cs="Calibri" w:eastAsia="Calibri" w:hAnsi="Calibri"/>
+                <w:b w:val="false"/>
+                <w:bCs w:val="false"/>
+                <w:color w:val="1F2937"/>
+                <w:sz w:val="19"/>
+                <w:szCs w:val="19"/>
+              </w:rPr>
+              <w:t xml:space="preserve">Buscar productos en el punto de venta</w:t>
+            </w:r>
+          </w:p>
+        </w:tc>
+        <w:tc>
+          <w:tcPr>
+            <w:tcW w:type="dxa" w:w="2350"/>
+            <w:shd w:fill="F1F5F9" w:val="clear"/>
+            <w:tcMar>
+              <w:top w:type="dxa" w:w="80"/>
+              <w:left w:type="dxa" w:w="100"/>
+              <w:bottom w:type="dxa" w:w="80"/>
+              <w:right w:type="dxa" w:w="100"/>
+            </w:tcMar>
+            <w:vAlign w:val="center"/>
+          </w:tcPr>
+          <w:p>
+            <w:pPr>
+              <w:spacing w:line="260"/>
+            </w:pPr>
+            <w:r>
+              <w:rPr>
+                <w:rFonts w:ascii="Calibri" w:cs="Calibri" w:eastAsia="Calibri" w:hAnsi="Calibri"/>
+                <w:b w:val="false"/>
+                <w:bCs w:val="false"/>
+                <w:color w:val="1F2937"/>
+                <w:sz w:val="19"/>
+                <w:szCs w:val="19"/>
+              </w:rPr>
+              <w:t xml:space="preserve">Cajero</w:t>
+            </w:r>
+          </w:p>
+        </w:tc>
+        <w:tc>
+          <w:tcPr>
+            <w:tcW w:type="dxa" w:w="950"/>
+            <w:shd w:fill="F1F5F9" w:val="clear"/>
+            <w:tcMar>
+              <w:top w:type="dxa" w:w="80"/>
+              <w:left w:type="dxa" w:w="100"/>
+              <w:bottom w:type="dxa" w:w="80"/>
+              <w:right w:type="dxa" w:w="100"/>
+            </w:tcMar>
+            <w:vAlign w:val="center"/>
+          </w:tcPr>
+          <w:p>
+            <w:pPr>
+              <w:spacing w:line="260"/>
+            </w:pPr>
+            <w:r>
+              <w:rPr>
+                <w:rFonts w:ascii="Calibri" w:cs="Calibri" w:eastAsia="Calibri" w:hAnsi="Calibri"/>
+                <w:b w:val="false"/>
+                <w:bCs w:val="false"/>
+                <w:color w:val="1F2937"/>
+                <w:sz w:val="19"/>
+                <w:szCs w:val="19"/>
+              </w:rPr>
+              <w:t xml:space="preserve">Alta</w:t>
+            </w:r>
+          </w:p>
+        </w:tc>
+      </w:tr>
+      <w:tr>
+        <w:tc>
+          <w:tcPr>
+            <w:tcW w:type="dxa" w:w="1750"/>
+            <w:tcMar>
+              <w:top w:type="dxa" w:w="80"/>
+              <w:left w:type="dxa" w:w="100"/>
+              <w:bottom w:type="dxa" w:w="80"/>
+              <w:right w:type="dxa" w:w="100"/>
+            </w:tcMar>
+            <w:vAlign w:val="center"/>
+          </w:tcPr>
+          <w:p>
+            <w:pPr>
+              <w:spacing w:line="260"/>
+            </w:pPr>
+            <w:r>
+              <w:rPr>
+                <w:rFonts w:ascii="Calibri" w:cs="Calibri" w:eastAsia="Calibri" w:hAnsi="Calibri"/>
+                <w:b w:val="false"/>
+                <w:bCs w:val="false"/>
+                <w:color w:val="1F2937"/>
+                <w:sz w:val="19"/>
+                <w:szCs w:val="19"/>
+              </w:rPr>
+              <w:t xml:space="preserve">Punto de venta</w:t>
+            </w:r>
+          </w:p>
+        </w:tc>
+        <w:tc>
+          <w:tcPr>
+            <w:tcW w:type="dxa" w:w="850"/>
+            <w:tcMar>
+              <w:top w:type="dxa" w:w="80"/>
+              <w:left w:type="dxa" w:w="100"/>
+              <w:bottom w:type="dxa" w:w="80"/>
+              <w:right w:type="dxa" w:w="100"/>
+            </w:tcMar>
+            <w:vAlign w:val="center"/>
+          </w:tcPr>
+          <w:p>
+            <w:pPr>
+              <w:spacing w:line="260"/>
+            </w:pPr>
+            <w:r>
+              <w:rPr>
+                <w:rFonts w:ascii="Calibri" w:cs="Calibri" w:eastAsia="Calibri" w:hAnsi="Calibri"/>
+                <w:b w:val="false"/>
+                <w:bCs w:val="false"/>
+                <w:color w:val="1F2937"/>
+                <w:sz w:val="19"/>
+                <w:szCs w:val="19"/>
+              </w:rPr>
+              <w:t xml:space="preserve">RF-21</w:t>
+            </w:r>
+          </w:p>
+        </w:tc>
+        <w:tc>
+          <w:tcPr>
+            <w:tcW w:type="dxa" w:w="3000"/>
+            <w:tcMar>
+              <w:top w:type="dxa" w:w="80"/>
+              <w:left w:type="dxa" w:w="100"/>
+              <w:bottom w:type="dxa" w:w="80"/>
+              <w:right w:type="dxa" w:w="100"/>
+            </w:tcMar>
+            <w:vAlign w:val="center"/>
+          </w:tcPr>
+          <w:p>
+            <w:pPr>
+              <w:spacing w:line="260"/>
+            </w:pPr>
+            <w:r>
+              <w:rPr>
+                <w:rFonts w:ascii="Calibri" w:cs="Calibri" w:eastAsia="Calibri" w:hAnsi="Calibri"/>
+                <w:b w:val="false"/>
+                <w:bCs w:val="false"/>
+                <w:color w:val="1F2937"/>
+                <w:sz w:val="19"/>
+                <w:szCs w:val="19"/>
+              </w:rPr>
+              <w:t xml:space="preserve">Agregar producto por código de barras</w:t>
+            </w:r>
+          </w:p>
+        </w:tc>
+        <w:tc>
+          <w:tcPr>
+            <w:tcW w:type="dxa" w:w="2350"/>
+            <w:tcMar>
+              <w:top w:type="dxa" w:w="80"/>
+              <w:left w:type="dxa" w:w="100"/>
+              <w:bottom w:type="dxa" w:w="80"/>
+              <w:right w:type="dxa" w:w="100"/>
+            </w:tcMar>
+            <w:vAlign w:val="center"/>
+          </w:tcPr>
+          <w:p>
+            <w:pPr>
+              <w:spacing w:line="260"/>
+            </w:pPr>
+            <w:r>
+              <w:rPr>
+                <w:rFonts w:ascii="Calibri" w:cs="Calibri" w:eastAsia="Calibri" w:hAnsi="Calibri"/>
+                <w:b w:val="false"/>
+                <w:bCs w:val="false"/>
+                <w:color w:val="1F2937"/>
+                <w:sz w:val="19"/>
+                <w:szCs w:val="19"/>
+              </w:rPr>
+              <w:t xml:space="preserve">Cajero</w:t>
+            </w:r>
+          </w:p>
+        </w:tc>
+        <w:tc>
+          <w:tcPr>
+            <w:tcW w:type="dxa" w:w="950"/>
+            <w:tcMar>
+              <w:top w:type="dxa" w:w="80"/>
+              <w:left w:type="dxa" w:w="100"/>
+              <w:bottom w:type="dxa" w:w="80"/>
+              <w:right w:type="dxa" w:w="100"/>
+            </w:tcMar>
+            <w:vAlign w:val="center"/>
+          </w:tcPr>
+          <w:p>
+            <w:pPr>
+              <w:spacing w:line="260"/>
+            </w:pPr>
+            <w:r>
+              <w:rPr>
+                <w:rFonts w:ascii="Calibri" w:cs="Calibri" w:eastAsia="Calibri" w:hAnsi="Calibri"/>
+                <w:b w:val="false"/>
+                <w:bCs w:val="false"/>
+                <w:color w:val="1F2937"/>
+                <w:sz w:val="19"/>
+                <w:szCs w:val="19"/>
+              </w:rPr>
+              <w:t xml:space="preserve">Alta</w:t>
+            </w:r>
+          </w:p>
+        </w:tc>
+      </w:tr>
+      <w:tr>
+        <w:tc>
+          <w:tcPr>
+            <w:tcW w:type="dxa" w:w="1750"/>
+            <w:shd w:fill="F1F5F9" w:val="clear"/>
+            <w:tcMar>
+              <w:top w:type="dxa" w:w="80"/>
+              <w:left w:type="dxa" w:w="100"/>
+              <w:bottom w:type="dxa" w:w="80"/>
+              <w:right w:type="dxa" w:w="100"/>
+            </w:tcMar>
+            <w:vAlign w:val="center"/>
+          </w:tcPr>
+          <w:p>
+            <w:pPr>
+              <w:spacing w:line="260"/>
+            </w:pPr>
+            <w:r>
+              <w:rPr>
+                <w:rFonts w:ascii="Calibri" w:cs="Calibri" w:eastAsia="Calibri" w:hAnsi="Calibri"/>
+                <w:b w:val="false"/>
+                <w:bCs w:val="false"/>
+                <w:color w:val="1F2937"/>
+                <w:sz w:val="19"/>
+                <w:szCs w:val="19"/>
+              </w:rPr>
+              <w:t xml:space="preserve">Punto de venta</w:t>
+            </w:r>
+          </w:p>
+        </w:tc>
+        <w:tc>
+          <w:tcPr>
+            <w:tcW w:type="dxa" w:w="850"/>
+            <w:shd w:fill="F1F5F9" w:val="clear"/>
+            <w:tcMar>
+              <w:top w:type="dxa" w:w="80"/>
+              <w:left w:type="dxa" w:w="100"/>
+              <w:bottom w:type="dxa" w:w="80"/>
+              <w:right w:type="dxa" w:w="100"/>
+            </w:tcMar>
+            <w:vAlign w:val="center"/>
+          </w:tcPr>
+          <w:p>
+            <w:pPr>
+              <w:spacing w:line="260"/>
+            </w:pPr>
+            <w:r>
+              <w:rPr>
+                <w:rFonts w:ascii="Calibri" w:cs="Calibri" w:eastAsia="Calibri" w:hAnsi="Calibri"/>
+                <w:b w:val="false"/>
+                <w:bCs w:val="false"/>
+                <w:color w:val="1F2937"/>
+                <w:sz w:val="19"/>
+                <w:szCs w:val="19"/>
+              </w:rPr>
+              <w:t xml:space="preserve">RF-22</w:t>
+            </w:r>
+          </w:p>
+        </w:tc>
+        <w:tc>
+          <w:tcPr>
+            <w:tcW w:type="dxa" w:w="3000"/>
+            <w:shd w:fill="F1F5F9" w:val="clear"/>
+            <w:tcMar>
+              <w:top w:type="dxa" w:w="80"/>
+              <w:left w:type="dxa" w:w="100"/>
+              <w:bottom w:type="dxa" w:w="80"/>
+              <w:right w:type="dxa" w:w="100"/>
+            </w:tcMar>
+            <w:vAlign w:val="center"/>
+          </w:tcPr>
+          <w:p>
+            <w:pPr>
+              <w:spacing w:line="260"/>
+            </w:pPr>
+            <w:r>
+              <w:rPr>
+                <w:rFonts w:ascii="Calibri" w:cs="Calibri" w:eastAsia="Calibri" w:hAnsi="Calibri"/>
+                <w:b w:val="false"/>
+                <w:bCs w:val="false"/>
+                <w:color w:val="1F2937"/>
+                <w:sz w:val="19"/>
+                <w:szCs w:val="19"/>
+              </w:rPr>
+              <w:t xml:space="preserve">Gestionar el carrito de la venta</w:t>
+            </w:r>
+          </w:p>
+        </w:tc>
+        <w:tc>
+          <w:tcPr>
+            <w:tcW w:type="dxa" w:w="2350"/>
+            <w:shd w:fill="F1F5F9" w:val="clear"/>
+            <w:tcMar>
+              <w:top w:type="dxa" w:w="80"/>
+              <w:left w:type="dxa" w:w="100"/>
+              <w:bottom w:type="dxa" w:w="80"/>
+              <w:right w:type="dxa" w:w="100"/>
+            </w:tcMar>
+            <w:vAlign w:val="center"/>
+          </w:tcPr>
+          <w:p>
+            <w:pPr>
+              <w:spacing w:line="260"/>
+            </w:pPr>
+            <w:r>
+              <w:rPr>
+                <w:rFonts w:ascii="Calibri" w:cs="Calibri" w:eastAsia="Calibri" w:hAnsi="Calibri"/>
+                <w:b w:val="false"/>
+                <w:bCs w:val="false"/>
+                <w:color w:val="1F2937"/>
+                <w:sz w:val="19"/>
+                <w:szCs w:val="19"/>
+              </w:rPr>
+              <w:t xml:space="preserve">Cajero</w:t>
+            </w:r>
+          </w:p>
+        </w:tc>
+        <w:tc>
+          <w:tcPr>
+            <w:tcW w:type="dxa" w:w="950"/>
+            <w:shd w:fill="F1F5F9" w:val="clear"/>
+            <w:tcMar>
+              <w:top w:type="dxa" w:w="80"/>
+              <w:left w:type="dxa" w:w="100"/>
+              <w:bottom w:type="dxa" w:w="80"/>
+              <w:right w:type="dxa" w:w="100"/>
+            </w:tcMar>
+            <w:vAlign w:val="center"/>
+          </w:tcPr>
+          <w:p>
+            <w:pPr>
+              <w:spacing w:line="260"/>
+            </w:pPr>
+            <w:r>
+              <w:rPr>
+                <w:rFonts w:ascii="Calibri" w:cs="Calibri" w:eastAsia="Calibri" w:hAnsi="Calibri"/>
+                <w:b w:val="false"/>
+                <w:bCs w:val="false"/>
+                <w:color w:val="1F2937"/>
+                <w:sz w:val="19"/>
+                <w:szCs w:val="19"/>
+              </w:rPr>
+              <w:t xml:space="preserve">Alta</w:t>
+            </w:r>
+          </w:p>
+        </w:tc>
+      </w:tr>
+      <w:tr>
+        <w:tc>
+          <w:tcPr>
+            <w:tcW w:type="dxa" w:w="1750"/>
+            <w:tcMar>
+              <w:top w:type="dxa" w:w="80"/>
+              <w:left w:type="dxa" w:w="100"/>
+              <w:bottom w:type="dxa" w:w="80"/>
+              <w:right w:type="dxa" w:w="100"/>
+            </w:tcMar>
+            <w:vAlign w:val="center"/>
+          </w:tcPr>
+          <w:p>
+            <w:pPr>
+              <w:spacing w:line="260"/>
+            </w:pPr>
+            <w:r>
+              <w:rPr>
+                <w:rFonts w:ascii="Calibri" w:cs="Calibri" w:eastAsia="Calibri" w:hAnsi="Calibri"/>
+                <w:b w:val="false"/>
+                <w:bCs w:val="false"/>
+                <w:color w:val="1F2937"/>
+                <w:sz w:val="19"/>
+                <w:szCs w:val="19"/>
+              </w:rPr>
+              <w:t xml:space="preserve">Punto de venta</w:t>
+            </w:r>
+          </w:p>
+        </w:tc>
+        <w:tc>
+          <w:tcPr>
+            <w:tcW w:type="dxa" w:w="850"/>
+            <w:tcMar>
+              <w:top w:type="dxa" w:w="80"/>
+              <w:left w:type="dxa" w:w="100"/>
+              <w:bottom w:type="dxa" w:w="80"/>
+              <w:right w:type="dxa" w:w="100"/>
+            </w:tcMar>
+            <w:vAlign w:val="center"/>
+          </w:tcPr>
+          <w:p>
+            <w:pPr>
+              <w:spacing w:line="260"/>
+            </w:pPr>
+            <w:r>
+              <w:rPr>
+                <w:rFonts w:ascii="Calibri" w:cs="Calibri" w:eastAsia="Calibri" w:hAnsi="Calibri"/>
+                <w:b w:val="false"/>
+                <w:bCs w:val="false"/>
+                <w:color w:val="1F2937"/>
+                <w:sz w:val="19"/>
+                <w:szCs w:val="19"/>
+              </w:rPr>
+              <w:t xml:space="preserve">RF-23</w:t>
+            </w:r>
+          </w:p>
+        </w:tc>
+        <w:tc>
+          <w:tcPr>
+            <w:tcW w:type="dxa" w:w="3000"/>
+            <w:tcMar>
+              <w:top w:type="dxa" w:w="80"/>
+              <w:left w:type="dxa" w:w="100"/>
+              <w:bottom w:type="dxa" w:w="80"/>
+              <w:right w:type="dxa" w:w="100"/>
+            </w:tcMar>
+            <w:vAlign w:val="center"/>
+          </w:tcPr>
+          <w:p>
+            <w:pPr>
+              <w:spacing w:line="260"/>
+            </w:pPr>
+            <w:r>
+              <w:rPr>
+                <w:rFonts w:ascii="Calibri" w:cs="Calibri" w:eastAsia="Calibri" w:hAnsi="Calibri"/>
+                <w:b w:val="false"/>
+                <w:bCs w:val="false"/>
+                <w:color w:val="1F2937"/>
+                <w:sz w:val="19"/>
+                <w:szCs w:val="19"/>
+              </w:rPr>
+              <w:t xml:space="preserve">Calcular subtotal, IGV y total</w:t>
+            </w:r>
+          </w:p>
+        </w:tc>
+        <w:tc>
+          <w:tcPr>
+            <w:tcW w:type="dxa" w:w="2350"/>
+            <w:tcMar>
+              <w:top w:type="dxa" w:w="80"/>
+              <w:left w:type="dxa" w:w="100"/>
+              <w:bottom w:type="dxa" w:w="80"/>
+              <w:right w:type="dxa" w:w="100"/>
+            </w:tcMar>
+            <w:vAlign w:val="center"/>
+          </w:tcPr>
+          <w:p>
+            <w:pPr>
+              <w:spacing w:line="260"/>
+            </w:pPr>
+            <w:r>
+              <w:rPr>
+                <w:rFonts w:ascii="Calibri" w:cs="Calibri" w:eastAsia="Calibri" w:hAnsi="Calibri"/>
+                <w:b w:val="false"/>
+                <w:bCs w:val="false"/>
+                <w:color w:val="1F2937"/>
+                <w:sz w:val="19"/>
+                <w:szCs w:val="19"/>
+              </w:rPr>
+              <w:t xml:space="preserve">Sistema</w:t>
+            </w:r>
+          </w:p>
+        </w:tc>
+        <w:tc>
+          <w:tcPr>
+            <w:tcW w:type="dxa" w:w="950"/>
+            <w:tcMar>
+              <w:top w:type="dxa" w:w="80"/>
+              <w:left w:type="dxa" w:w="100"/>
+              <w:bottom w:type="dxa" w:w="80"/>
+              <w:right w:type="dxa" w:w="100"/>
+            </w:tcMar>
+            <w:vAlign w:val="center"/>
+          </w:tcPr>
+          <w:p>
+            <w:pPr>
+              <w:spacing w:line="260"/>
+            </w:pPr>
+            <w:r>
+              <w:rPr>
+                <w:rFonts w:ascii="Calibri" w:cs="Calibri" w:eastAsia="Calibri" w:hAnsi="Calibri"/>
+                <w:b w:val="false"/>
+                <w:bCs w:val="false"/>
+                <w:color w:val="1F2937"/>
+                <w:sz w:val="19"/>
+                <w:szCs w:val="19"/>
+              </w:rPr>
+              <w:t xml:space="preserve">Alta</w:t>
+            </w:r>
+          </w:p>
+        </w:tc>
+      </w:tr>
+      <w:tr>
+        <w:tc>
+          <w:tcPr>
+            <w:tcW w:type="dxa" w:w="1750"/>
+            <w:shd w:fill="F1F5F9" w:val="clear"/>
+            <w:tcMar>
+              <w:top w:type="dxa" w:w="80"/>
+              <w:left w:type="dxa" w:w="100"/>
+              <w:bottom w:type="dxa" w:w="80"/>
+              <w:right w:type="dxa" w:w="100"/>
+            </w:tcMar>
+            <w:vAlign w:val="center"/>
+          </w:tcPr>
+          <w:p>
+            <w:pPr>
+              <w:spacing w:line="260"/>
+            </w:pPr>
+            <w:r>
+              <w:rPr>
+                <w:rFonts w:ascii="Calibri" w:cs="Calibri" w:eastAsia="Calibri" w:hAnsi="Calibri"/>
+                <w:b w:val="false"/>
+                <w:bCs w:val="false"/>
+                <w:color w:val="1F2937"/>
+                <w:sz w:val="19"/>
+                <w:szCs w:val="19"/>
+              </w:rPr>
+              <w:t xml:space="preserve">Punto de venta</w:t>
+            </w:r>
+          </w:p>
+        </w:tc>
+        <w:tc>
+          <w:tcPr>
+            <w:tcW w:type="dxa" w:w="850"/>
+            <w:shd w:fill="F1F5F9" w:val="clear"/>
+            <w:tcMar>
+              <w:top w:type="dxa" w:w="80"/>
+              <w:left w:type="dxa" w:w="100"/>
+              <w:bottom w:type="dxa" w:w="80"/>
+              <w:right w:type="dxa" w:w="100"/>
+            </w:tcMar>
+            <w:vAlign w:val="center"/>
+          </w:tcPr>
+          <w:p>
+            <w:pPr>
+              <w:spacing w:line="260"/>
+            </w:pPr>
+            <w:r>
+              <w:rPr>
+                <w:rFonts w:ascii="Calibri" w:cs="Calibri" w:eastAsia="Calibri" w:hAnsi="Calibri"/>
+                <w:b w:val="false"/>
+                <w:bCs w:val="false"/>
+                <w:color w:val="1F2937"/>
+                <w:sz w:val="19"/>
+                <w:szCs w:val="19"/>
+              </w:rPr>
+              <w:t xml:space="preserve">RF-24</w:t>
+            </w:r>
+          </w:p>
+        </w:tc>
+        <w:tc>
+          <w:tcPr>
+            <w:tcW w:type="dxa" w:w="3000"/>
+            <w:shd w:fill="F1F5F9" w:val="clear"/>
+            <w:tcMar>
+              <w:top w:type="dxa" w:w="80"/>
+              <w:left w:type="dxa" w:w="100"/>
+              <w:bottom w:type="dxa" w:w="80"/>
+              <w:right w:type="dxa" w:w="100"/>
+            </w:tcMar>
+            <w:vAlign w:val="center"/>
+          </w:tcPr>
+          <w:p>
+            <w:pPr>
+              <w:spacing w:line="260"/>
+            </w:pPr>
+            <w:r>
+              <w:rPr>
+                <w:rFonts w:ascii="Calibri" w:cs="Calibri" w:eastAsia="Calibri" w:hAnsi="Calibri"/>
+                <w:b w:val="false"/>
+                <w:bCs w:val="false"/>
+                <w:color w:val="1F2937"/>
+                <w:sz w:val="19"/>
+                <w:szCs w:val="19"/>
+              </w:rPr>
+              <w:t xml:space="preserve">Seleccionar el tipo de comprobante</w:t>
+            </w:r>
+          </w:p>
+        </w:tc>
+        <w:tc>
+          <w:tcPr>
+            <w:tcW w:type="dxa" w:w="2350"/>
+            <w:shd w:fill="F1F5F9" w:val="clear"/>
+            <w:tcMar>
+              <w:top w:type="dxa" w:w="80"/>
+              <w:left w:type="dxa" w:w="100"/>
+              <w:bottom w:type="dxa" w:w="80"/>
+              <w:right w:type="dxa" w:w="100"/>
+            </w:tcMar>
+            <w:vAlign w:val="center"/>
+          </w:tcPr>
+          <w:p>
+            <w:pPr>
+              <w:spacing w:line="260"/>
+            </w:pPr>
+            <w:r>
+              <w:rPr>
+                <w:rFonts w:ascii="Calibri" w:cs="Calibri" w:eastAsia="Calibri" w:hAnsi="Calibri"/>
+                <w:b w:val="false"/>
+                <w:bCs w:val="false"/>
+                <w:color w:val="1F2937"/>
+                <w:sz w:val="19"/>
+                <w:szCs w:val="19"/>
+              </w:rPr>
+              <w:t xml:space="preserve">Cajero</w:t>
+            </w:r>
+          </w:p>
+        </w:tc>
+        <w:tc>
+          <w:tcPr>
+            <w:tcW w:type="dxa" w:w="950"/>
+            <w:shd w:fill="F1F5F9" w:val="clear"/>
+            <w:tcMar>
+              <w:top w:type="dxa" w:w="80"/>
+              <w:left w:type="dxa" w:w="100"/>
+              <w:bottom w:type="dxa" w:w="80"/>
+              <w:right w:type="dxa" w:w="100"/>
+            </w:tcMar>
+            <w:vAlign w:val="center"/>
+          </w:tcPr>
+          <w:p>
+            <w:pPr>
+              <w:spacing w:line="260"/>
+            </w:pPr>
+            <w:r>
+              <w:rPr>
+                <w:rFonts w:ascii="Calibri" w:cs="Calibri" w:eastAsia="Calibri" w:hAnsi="Calibri"/>
+                <w:b w:val="false"/>
+                <w:bCs w:val="false"/>
+                <w:color w:val="1F2937"/>
+                <w:sz w:val="19"/>
+                <w:szCs w:val="19"/>
+              </w:rPr>
+              <w:t xml:space="preserve">Alta</w:t>
+            </w:r>
+          </w:p>
+        </w:tc>
+      </w:tr>
+      <w:tr>
+        <w:tc>
+          <w:tcPr>
+            <w:tcW w:type="dxa" w:w="1750"/>
+            <w:tcMar>
+              <w:top w:type="dxa" w:w="80"/>
+              <w:left w:type="dxa" w:w="100"/>
+              <w:bottom w:type="dxa" w:w="80"/>
+              <w:right w:type="dxa" w:w="100"/>
+            </w:tcMar>
+            <w:vAlign w:val="center"/>
+          </w:tcPr>
+          <w:p>
+            <w:pPr>
+              <w:spacing w:line="260"/>
+            </w:pPr>
+            <w:r>
+              <w:rPr>
+                <w:rFonts w:ascii="Calibri" w:cs="Calibri" w:eastAsia="Calibri" w:hAnsi="Calibri"/>
+                <w:b w:val="false"/>
+                <w:bCs w:val="false"/>
+                <w:color w:val="1F2937"/>
+                <w:sz w:val="19"/>
+                <w:szCs w:val="19"/>
+              </w:rPr>
+              <w:t xml:space="preserve">Punto de venta</w:t>
+            </w:r>
+          </w:p>
+        </w:tc>
+        <w:tc>
+          <w:tcPr>
+            <w:tcW w:type="dxa" w:w="850"/>
+            <w:tcMar>
+              <w:top w:type="dxa" w:w="80"/>
+              <w:left w:type="dxa" w:w="100"/>
+              <w:bottom w:type="dxa" w:w="80"/>
+              <w:right w:type="dxa" w:w="100"/>
+            </w:tcMar>
+            <w:vAlign w:val="center"/>
+          </w:tcPr>
+          <w:p>
+            <w:pPr>
+              <w:spacing w:line="260"/>
+            </w:pPr>
+            <w:r>
+              <w:rPr>
+                <w:rFonts w:ascii="Calibri" w:cs="Calibri" w:eastAsia="Calibri" w:hAnsi="Calibri"/>
+                <w:b w:val="false"/>
+                <w:bCs w:val="false"/>
+                <w:color w:val="1F2937"/>
+                <w:sz w:val="19"/>
+                <w:szCs w:val="19"/>
+              </w:rPr>
+              <w:t xml:space="preserve">RF-25</w:t>
+            </w:r>
+          </w:p>
+        </w:tc>
+        <w:tc>
+          <w:tcPr>
+            <w:tcW w:type="dxa" w:w="3000"/>
+            <w:tcMar>
+              <w:top w:type="dxa" w:w="80"/>
+              <w:left w:type="dxa" w:w="100"/>
+              <w:bottom w:type="dxa" w:w="80"/>
+              <w:right w:type="dxa" w:w="100"/>
+            </w:tcMar>
+            <w:vAlign w:val="center"/>
+          </w:tcPr>
+          <w:p>
+            <w:pPr>
+              <w:spacing w:line="260"/>
+            </w:pPr>
+            <w:r>
+              <w:rPr>
+                <w:rFonts w:ascii="Calibri" w:cs="Calibri" w:eastAsia="Calibri" w:hAnsi="Calibri"/>
+                <w:b w:val="false"/>
+                <w:bCs w:val="false"/>
+                <w:color w:val="1F2937"/>
+                <w:sz w:val="19"/>
+                <w:szCs w:val="19"/>
+              </w:rPr>
+              <w:t xml:space="preserve">Seleccionar el método de pago</w:t>
+            </w:r>
+          </w:p>
+        </w:tc>
+        <w:tc>
+          <w:tcPr>
+            <w:tcW w:type="dxa" w:w="2350"/>
+            <w:tcMar>
+              <w:top w:type="dxa" w:w="80"/>
+              <w:left w:type="dxa" w:w="100"/>
+              <w:bottom w:type="dxa" w:w="80"/>
+              <w:right w:type="dxa" w:w="100"/>
+            </w:tcMar>
+            <w:vAlign w:val="center"/>
+          </w:tcPr>
+          <w:p>
+            <w:pPr>
+              <w:spacing w:line="260"/>
+            </w:pPr>
+            <w:r>
+              <w:rPr>
+                <w:rFonts w:ascii="Calibri" w:cs="Calibri" w:eastAsia="Calibri" w:hAnsi="Calibri"/>
+                <w:b w:val="false"/>
+                <w:bCs w:val="false"/>
+                <w:color w:val="1F2937"/>
+                <w:sz w:val="19"/>
+                <w:szCs w:val="19"/>
+              </w:rPr>
+              <w:t xml:space="preserve">Cajero</w:t>
+            </w:r>
+          </w:p>
+        </w:tc>
+        <w:tc>
+          <w:tcPr>
+            <w:tcW w:type="dxa" w:w="950"/>
+            <w:tcMar>
+              <w:top w:type="dxa" w:w="80"/>
+              <w:left w:type="dxa" w:w="100"/>
+              <w:bottom w:type="dxa" w:w="80"/>
+              <w:right w:type="dxa" w:w="100"/>
+            </w:tcMar>
+            <w:vAlign w:val="center"/>
+          </w:tcPr>
+          <w:p>
+            <w:pPr>
+              <w:spacing w:line="260"/>
+            </w:pPr>
+            <w:r>
+              <w:rPr>
+                <w:rFonts w:ascii="Calibri" w:cs="Calibri" w:eastAsia="Calibri" w:hAnsi="Calibri"/>
+                <w:b w:val="false"/>
+                <w:bCs w:val="false"/>
+                <w:color w:val="1F2937"/>
+                <w:sz w:val="19"/>
+                <w:szCs w:val="19"/>
+              </w:rPr>
+              <w:t xml:space="preserve">Media</w:t>
+            </w:r>
+          </w:p>
+        </w:tc>
+      </w:tr>
+      <w:tr>
+        <w:tc>
+          <w:tcPr>
+            <w:tcW w:type="dxa" w:w="1750"/>
+            <w:shd w:fill="F1F5F9" w:val="clear"/>
+            <w:tcMar>
+              <w:top w:type="dxa" w:w="80"/>
+              <w:left w:type="dxa" w:w="100"/>
+              <w:bottom w:type="dxa" w:w="80"/>
+              <w:right w:type="dxa" w:w="100"/>
+            </w:tcMar>
+            <w:vAlign w:val="center"/>
+          </w:tcPr>
+          <w:p>
+            <w:pPr>
+              <w:spacing w:line="260"/>
+            </w:pPr>
+            <w:r>
+              <w:rPr>
+                <w:rFonts w:ascii="Calibri" w:cs="Calibri" w:eastAsia="Calibri" w:hAnsi="Calibri"/>
+                <w:b w:val="false"/>
+                <w:bCs w:val="false"/>
+                <w:color w:val="1F2937"/>
+                <w:sz w:val="19"/>
+                <w:szCs w:val="19"/>
+              </w:rPr>
+              <w:t xml:space="preserve">Punto de venta</w:t>
+            </w:r>
+          </w:p>
+        </w:tc>
+        <w:tc>
+          <w:tcPr>
+            <w:tcW w:type="dxa" w:w="850"/>
+            <w:shd w:fill="F1F5F9" w:val="clear"/>
+            <w:tcMar>
+              <w:top w:type="dxa" w:w="80"/>
+              <w:left w:type="dxa" w:w="100"/>
+              <w:bottom w:type="dxa" w:w="80"/>
+              <w:right w:type="dxa" w:w="100"/>
+            </w:tcMar>
+            <w:vAlign w:val="center"/>
+          </w:tcPr>
+          <w:p>
+            <w:pPr>
+              <w:spacing w:line="260"/>
+            </w:pPr>
+            <w:r>
+              <w:rPr>
+                <w:rFonts w:ascii="Calibri" w:cs="Calibri" w:eastAsia="Calibri" w:hAnsi="Calibri"/>
+                <w:b w:val="false"/>
+                <w:bCs w:val="false"/>
+                <w:color w:val="1F2937"/>
+                <w:sz w:val="19"/>
+                <w:szCs w:val="19"/>
+              </w:rPr>
+              <w:t xml:space="preserve">RF-26</w:t>
+            </w:r>
+          </w:p>
+        </w:tc>
+        <w:tc>
+          <w:tcPr>
+            <w:tcW w:type="dxa" w:w="3000"/>
+            <w:shd w:fill="F1F5F9" w:val="clear"/>
+            <w:tcMar>
+              <w:top w:type="dxa" w:w="80"/>
+              <w:left w:type="dxa" w:w="100"/>
+              <w:bottom w:type="dxa" w:w="80"/>
+              <w:right w:type="dxa" w:w="100"/>
+            </w:tcMar>
+            <w:vAlign w:val="center"/>
+          </w:tcPr>
+          <w:p>
+            <w:pPr>
+              <w:spacing w:line="260"/>
+            </w:pPr>
+            <w:r>
+              <w:rPr>
+                <w:rFonts w:ascii="Calibri" w:cs="Calibri" w:eastAsia="Calibri" w:hAnsi="Calibri"/>
+                <w:b w:val="false"/>
+                <w:bCs w:val="false"/>
+                <w:color w:val="1F2937"/>
+                <w:sz w:val="19"/>
+                <w:szCs w:val="19"/>
+              </w:rPr>
+              <w:t xml:space="preserve">Calcular el vuelto</w:t>
+            </w:r>
+          </w:p>
+        </w:tc>
+        <w:tc>
+          <w:tcPr>
+            <w:tcW w:type="dxa" w:w="2350"/>
+            <w:shd w:fill="F1F5F9" w:val="clear"/>
+            <w:tcMar>
+              <w:top w:type="dxa" w:w="80"/>
+              <w:left w:type="dxa" w:w="100"/>
+              <w:bottom w:type="dxa" w:w="80"/>
+              <w:right w:type="dxa" w:w="100"/>
+            </w:tcMar>
+            <w:vAlign w:val="center"/>
+          </w:tcPr>
+          <w:p>
+            <w:pPr>
+              <w:spacing w:line="260"/>
+            </w:pPr>
+            <w:r>
+              <w:rPr>
+                <w:rFonts w:ascii="Calibri" w:cs="Calibri" w:eastAsia="Calibri" w:hAnsi="Calibri"/>
+                <w:b w:val="false"/>
+                <w:bCs w:val="false"/>
+                <w:color w:val="1F2937"/>
+                <w:sz w:val="19"/>
+                <w:szCs w:val="19"/>
+              </w:rPr>
+              <w:t xml:space="preserve">Sistema</w:t>
+            </w:r>
+          </w:p>
+        </w:tc>
+        <w:tc>
+          <w:tcPr>
+            <w:tcW w:type="dxa" w:w="950"/>
+            <w:shd w:fill="F1F5F9" w:val="clear"/>
+            <w:tcMar>
+              <w:top w:type="dxa" w:w="80"/>
+              <w:left w:type="dxa" w:w="100"/>
+              <w:bottom w:type="dxa" w:w="80"/>
+              <w:right w:type="dxa" w:w="100"/>
+            </w:tcMar>
+            <w:vAlign w:val="center"/>
+          </w:tcPr>
+          <w:p>
+            <w:pPr>
+              <w:spacing w:line="260"/>
+            </w:pPr>
+            <w:r>
+              <w:rPr>
+                <w:rFonts w:ascii="Calibri" w:cs="Calibri" w:eastAsia="Calibri" w:hAnsi="Calibri"/>
+                <w:b w:val="false"/>
+                <w:bCs w:val="false"/>
+                <w:color w:val="1F2937"/>
+                <w:sz w:val="19"/>
+                <w:szCs w:val="19"/>
+              </w:rPr>
+              <w:t xml:space="preserve">Alta</w:t>
+            </w:r>
+          </w:p>
+        </w:tc>
+      </w:tr>
+      <w:tr>
+        <w:tc>
+          <w:tcPr>
+            <w:tcW w:type="dxa" w:w="1750"/>
+            <w:tcMar>
+              <w:top w:type="dxa" w:w="80"/>
+              <w:left w:type="dxa" w:w="100"/>
+              <w:bottom w:type="dxa" w:w="80"/>
+              <w:right w:type="dxa" w:w="100"/>
+            </w:tcMar>
+            <w:vAlign w:val="center"/>
+          </w:tcPr>
+          <w:p>
+            <w:pPr>
+              <w:spacing w:line="260"/>
+            </w:pPr>
+            <w:r>
+              <w:rPr>
+                <w:rFonts w:ascii="Calibri" w:cs="Calibri" w:eastAsia="Calibri" w:hAnsi="Calibri"/>
+                <w:b w:val="false"/>
+                <w:bCs w:val="false"/>
+                <w:color w:val="1F2937"/>
+                <w:sz w:val="19"/>
+                <w:szCs w:val="19"/>
+              </w:rPr>
+              <w:t xml:space="preserve">Punto de venta</w:t>
+            </w:r>
+          </w:p>
+        </w:tc>
+        <w:tc>
+          <w:tcPr>
+            <w:tcW w:type="dxa" w:w="850"/>
+            <w:tcMar>
+              <w:top w:type="dxa" w:w="80"/>
+              <w:left w:type="dxa" w:w="100"/>
+              <w:bottom w:type="dxa" w:w="80"/>
+              <w:right w:type="dxa" w:w="100"/>
+            </w:tcMar>
+            <w:vAlign w:val="center"/>
+          </w:tcPr>
+          <w:p>
+            <w:pPr>
+              <w:spacing w:line="260"/>
+            </w:pPr>
+            <w:r>
+              <w:rPr>
+                <w:rFonts w:ascii="Calibri" w:cs="Calibri" w:eastAsia="Calibri" w:hAnsi="Calibri"/>
+                <w:b w:val="false"/>
+                <w:bCs w:val="false"/>
+                <w:color w:val="1F2937"/>
+                <w:sz w:val="19"/>
+                <w:szCs w:val="19"/>
+              </w:rPr>
+              <w:t xml:space="preserve">RF-27</w:t>
+            </w:r>
+          </w:p>
+        </w:tc>
+        <w:tc>
+          <w:tcPr>
+            <w:tcW w:type="dxa" w:w="3000"/>
+            <w:tcMar>
+              <w:top w:type="dxa" w:w="80"/>
+              <w:left w:type="dxa" w:w="100"/>
+              <w:bottom w:type="dxa" w:w="80"/>
+              <w:right w:type="dxa" w:w="100"/>
+            </w:tcMar>
+            <w:vAlign w:val="center"/>
+          </w:tcPr>
+          <w:p>
+            <w:pPr>
+              <w:spacing w:line="260"/>
+            </w:pPr>
+            <w:r>
+              <w:rPr>
+                <w:rFonts w:ascii="Calibri" w:cs="Calibri" w:eastAsia="Calibri" w:hAnsi="Calibri"/>
+                <w:b w:val="false"/>
+                <w:bCs w:val="false"/>
+                <w:color w:val="1F2937"/>
+                <w:sz w:val="19"/>
+                <w:szCs w:val="19"/>
+              </w:rPr>
+              <w:t xml:space="preserve">Registrar la venta</w:t>
+            </w:r>
+          </w:p>
+        </w:tc>
+        <w:tc>
+          <w:tcPr>
+            <w:tcW w:type="dxa" w:w="2350"/>
+            <w:tcMar>
+              <w:top w:type="dxa" w:w="80"/>
+              <w:left w:type="dxa" w:w="100"/>
+              <w:bottom w:type="dxa" w:w="80"/>
+              <w:right w:type="dxa" w:w="100"/>
+            </w:tcMar>
+            <w:vAlign w:val="center"/>
+          </w:tcPr>
+          <w:p>
+            <w:pPr>
+              <w:spacing w:line="260"/>
+            </w:pPr>
+            <w:r>
+              <w:rPr>
+                <w:rFonts w:ascii="Calibri" w:cs="Calibri" w:eastAsia="Calibri" w:hAnsi="Calibri"/>
+                <w:b w:val="false"/>
+                <w:bCs w:val="false"/>
+                <w:color w:val="1F2937"/>
+                <w:sz w:val="19"/>
+                <w:szCs w:val="19"/>
+              </w:rPr>
+              <w:t xml:space="preserve">Sistema</w:t>
+            </w:r>
+          </w:p>
+        </w:tc>
+        <w:tc>
+          <w:tcPr>
+            <w:tcW w:type="dxa" w:w="950"/>
+            <w:tcMar>
+              <w:top w:type="dxa" w:w="80"/>
+              <w:left w:type="dxa" w:w="100"/>
+              <w:bottom w:type="dxa" w:w="80"/>
+              <w:right w:type="dxa" w:w="100"/>
+            </w:tcMar>
+            <w:vAlign w:val="center"/>
+          </w:tcPr>
+          <w:p>
+            <w:pPr>
+              <w:spacing w:line="260"/>
+            </w:pPr>
+            <w:r>
+              <w:rPr>
+                <w:rFonts w:ascii="Calibri" w:cs="Calibri" w:eastAsia="Calibri" w:hAnsi="Calibri"/>
+                <w:b w:val="false"/>
+                <w:bCs w:val="false"/>
+                <w:color w:val="1F2937"/>
+                <w:sz w:val="19"/>
+                <w:szCs w:val="19"/>
+              </w:rPr>
+              <w:t xml:space="preserve">Alta</w:t>
+            </w:r>
+          </w:p>
+        </w:tc>
+      </w:tr>
+      <w:tr>
+        <w:tc>
+          <w:tcPr>
+            <w:tcW w:type="dxa" w:w="1750"/>
+            <w:shd w:fill="F1F5F9" w:val="clear"/>
+            <w:tcMar>
+              <w:top w:type="dxa" w:w="80"/>
+              <w:left w:type="dxa" w:w="100"/>
+              <w:bottom w:type="dxa" w:w="80"/>
+              <w:right w:type="dxa" w:w="100"/>
+            </w:tcMar>
+            <w:vAlign w:val="center"/>
+          </w:tcPr>
+          <w:p>
+            <w:pPr>
+              <w:spacing w:line="260"/>
+            </w:pPr>
+            <w:r>
+              <w:rPr>
+                <w:rFonts w:ascii="Calibri" w:cs="Calibri" w:eastAsia="Calibri" w:hAnsi="Calibri"/>
+                <w:b w:val="false"/>
+                <w:bCs w:val="false"/>
+                <w:color w:val="1F2937"/>
+                <w:sz w:val="19"/>
+                <w:szCs w:val="19"/>
+              </w:rPr>
+              <w:t xml:space="preserve">Punto de venta</w:t>
+            </w:r>
+          </w:p>
+        </w:tc>
+        <w:tc>
+          <w:tcPr>
+            <w:tcW w:type="dxa" w:w="850"/>
+            <w:shd w:fill="F1F5F9" w:val="clear"/>
+            <w:tcMar>
+              <w:top w:type="dxa" w:w="80"/>
+              <w:left w:type="dxa" w:w="100"/>
+              <w:bottom w:type="dxa" w:w="80"/>
+              <w:right w:type="dxa" w:w="100"/>
+            </w:tcMar>
+            <w:vAlign w:val="center"/>
+          </w:tcPr>
+          <w:p>
+            <w:pPr>
+              <w:spacing w:line="260"/>
+            </w:pPr>
+            <w:r>
+              <w:rPr>
+                <w:rFonts w:ascii="Calibri" w:cs="Calibri" w:eastAsia="Calibri" w:hAnsi="Calibri"/>
+                <w:b w:val="false"/>
+                <w:bCs w:val="false"/>
+                <w:color w:val="1F2937"/>
+                <w:sz w:val="19"/>
+                <w:szCs w:val="19"/>
+              </w:rPr>
+              <w:t xml:space="preserve">RF-28</w:t>
+            </w:r>
+          </w:p>
+        </w:tc>
+        <w:tc>
+          <w:tcPr>
+            <w:tcW w:type="dxa" w:w="3000"/>
+            <w:shd w:fill="F1F5F9" w:val="clear"/>
+            <w:tcMar>
+              <w:top w:type="dxa" w:w="80"/>
+              <w:left w:type="dxa" w:w="100"/>
+              <w:bottom w:type="dxa" w:w="80"/>
+              <w:right w:type="dxa" w:w="100"/>
+            </w:tcMar>
+            <w:vAlign w:val="center"/>
+          </w:tcPr>
+          <w:p>
+            <w:pPr>
+              <w:spacing w:line="260"/>
+            </w:pPr>
+            <w:r>
+              <w:rPr>
+                <w:rFonts w:ascii="Calibri" w:cs="Calibri" w:eastAsia="Calibri" w:hAnsi="Calibri"/>
+                <w:b w:val="false"/>
+                <w:bCs w:val="false"/>
+                <w:color w:val="1F2937"/>
+                <w:sz w:val="19"/>
+                <w:szCs w:val="19"/>
+              </w:rPr>
+              <w:t xml:space="preserve">Asignar serie y correlativo</w:t>
+            </w:r>
+          </w:p>
+        </w:tc>
+        <w:tc>
+          <w:tcPr>
+            <w:tcW w:type="dxa" w:w="2350"/>
+            <w:shd w:fill="F1F5F9" w:val="clear"/>
+            <w:tcMar>
+              <w:top w:type="dxa" w:w="80"/>
+              <w:left w:type="dxa" w:w="100"/>
+              <w:bottom w:type="dxa" w:w="80"/>
+              <w:right w:type="dxa" w:w="100"/>
+            </w:tcMar>
+            <w:vAlign w:val="center"/>
+          </w:tcPr>
+          <w:p>
+            <w:pPr>
+              <w:spacing w:line="260"/>
+            </w:pPr>
+            <w:r>
+              <w:rPr>
+                <w:rFonts w:ascii="Calibri" w:cs="Calibri" w:eastAsia="Calibri" w:hAnsi="Calibri"/>
+                <w:b w:val="false"/>
+                <w:bCs w:val="false"/>
+                <w:color w:val="1F2937"/>
+                <w:sz w:val="19"/>
+                <w:szCs w:val="19"/>
+              </w:rPr>
+              <w:t xml:space="preserve">Sistema</w:t>
+            </w:r>
+          </w:p>
+        </w:tc>
+        <w:tc>
+          <w:tcPr>
+            <w:tcW w:type="dxa" w:w="950"/>
+            <w:shd w:fill="F1F5F9" w:val="clear"/>
+            <w:tcMar>
+              <w:top w:type="dxa" w:w="80"/>
+              <w:left w:type="dxa" w:w="100"/>
+              <w:bottom w:type="dxa" w:w="80"/>
+              <w:right w:type="dxa" w:w="100"/>
+            </w:tcMar>
+            <w:vAlign w:val="center"/>
+          </w:tcPr>
+          <w:p>
+            <w:pPr>
+              <w:spacing w:line="260"/>
+            </w:pPr>
+            <w:r>
+              <w:rPr>
+                <w:rFonts w:ascii="Calibri" w:cs="Calibri" w:eastAsia="Calibri" w:hAnsi="Calibri"/>
+                <w:b w:val="false"/>
+                <w:bCs w:val="false"/>
+                <w:color w:val="1F2937"/>
+                <w:sz w:val="19"/>
+                <w:szCs w:val="19"/>
+              </w:rPr>
+              <w:t xml:space="preserve">Alta</w:t>
+            </w:r>
+          </w:p>
+        </w:tc>
+      </w:tr>
+      <w:tr>
+        <w:tc>
+          <w:tcPr>
+            <w:tcW w:type="dxa" w:w="1750"/>
+            <w:tcMar>
+              <w:top w:type="dxa" w:w="80"/>
+              <w:left w:type="dxa" w:w="100"/>
+              <w:bottom w:type="dxa" w:w="80"/>
+              <w:right w:type="dxa" w:w="100"/>
+            </w:tcMar>
+            <w:vAlign w:val="center"/>
+          </w:tcPr>
+          <w:p>
+            <w:pPr>
+              <w:spacing w:line="260"/>
+            </w:pPr>
+            <w:r>
+              <w:rPr>
+                <w:rFonts w:ascii="Calibri" w:cs="Calibri" w:eastAsia="Calibri" w:hAnsi="Calibri"/>
+                <w:b w:val="false"/>
+                <w:bCs w:val="false"/>
+                <w:color w:val="1F2937"/>
+                <w:sz w:val="19"/>
+                <w:szCs w:val="19"/>
+              </w:rPr>
+              <w:t xml:space="preserve">Punto de venta</w:t>
+            </w:r>
+          </w:p>
+        </w:tc>
+        <w:tc>
+          <w:tcPr>
+            <w:tcW w:type="dxa" w:w="850"/>
+            <w:tcMar>
+              <w:top w:type="dxa" w:w="80"/>
+              <w:left w:type="dxa" w:w="100"/>
+              <w:bottom w:type="dxa" w:w="80"/>
+              <w:right w:type="dxa" w:w="100"/>
+            </w:tcMar>
+            <w:vAlign w:val="center"/>
+          </w:tcPr>
+          <w:p>
+            <w:pPr>
+              <w:spacing w:line="260"/>
+            </w:pPr>
+            <w:r>
+              <w:rPr>
+                <w:rFonts w:ascii="Calibri" w:cs="Calibri" w:eastAsia="Calibri" w:hAnsi="Calibri"/>
+                <w:b w:val="false"/>
+                <w:bCs w:val="false"/>
+                <w:color w:val="1F2937"/>
+                <w:sz w:val="19"/>
+                <w:szCs w:val="19"/>
+              </w:rPr>
+              <w:t xml:space="preserve">RF-29</w:t>
+            </w:r>
+          </w:p>
+        </w:tc>
+        <w:tc>
+          <w:tcPr>
+            <w:tcW w:type="dxa" w:w="3000"/>
+            <w:tcMar>
+              <w:top w:type="dxa" w:w="80"/>
+              <w:left w:type="dxa" w:w="100"/>
+              <w:bottom w:type="dxa" w:w="80"/>
+              <w:right w:type="dxa" w:w="100"/>
+            </w:tcMar>
+            <w:vAlign w:val="center"/>
+          </w:tcPr>
+          <w:p>
+            <w:pPr>
+              <w:spacing w:line="260"/>
+            </w:pPr>
+            <w:r>
+              <w:rPr>
+                <w:rFonts w:ascii="Calibri" w:cs="Calibri" w:eastAsia="Calibri" w:hAnsi="Calibri"/>
+                <w:b w:val="false"/>
+                <w:bCs w:val="false"/>
+                <w:color w:val="1F2937"/>
+                <w:sz w:val="19"/>
+                <w:szCs w:val="19"/>
+              </w:rPr>
+              <w:t xml:space="preserve">Emitir el comprobante en PDF</w:t>
+            </w:r>
+          </w:p>
+        </w:tc>
+        <w:tc>
+          <w:tcPr>
+            <w:tcW w:type="dxa" w:w="2350"/>
+            <w:tcMar>
+              <w:top w:type="dxa" w:w="80"/>
+              <w:left w:type="dxa" w:w="100"/>
+              <w:bottom w:type="dxa" w:w="80"/>
+              <w:right w:type="dxa" w:w="100"/>
+            </w:tcMar>
+            <w:vAlign w:val="center"/>
+          </w:tcPr>
+          <w:p>
+            <w:pPr>
+              <w:spacing w:line="260"/>
+            </w:pPr>
+            <w:r>
+              <w:rPr>
+                <w:rFonts w:ascii="Calibri" w:cs="Calibri" w:eastAsia="Calibri" w:hAnsi="Calibri"/>
+                <w:b w:val="false"/>
+                <w:bCs w:val="false"/>
+                <w:color w:val="1F2937"/>
+                <w:sz w:val="19"/>
+                <w:szCs w:val="19"/>
+              </w:rPr>
+              <w:t xml:space="preserve">Sistema</w:t>
+            </w:r>
+          </w:p>
+        </w:tc>
+        <w:tc>
+          <w:tcPr>
+            <w:tcW w:type="dxa" w:w="950"/>
+            <w:tcMar>
+              <w:top w:type="dxa" w:w="80"/>
+              <w:left w:type="dxa" w:w="100"/>
+              <w:bottom w:type="dxa" w:w="80"/>
+              <w:right w:type="dxa" w:w="100"/>
+            </w:tcMar>
+            <w:vAlign w:val="center"/>
+          </w:tcPr>
+          <w:p>
+            <w:pPr>
+              <w:spacing w:line="260"/>
+            </w:pPr>
+            <w:r>
+              <w:rPr>
+                <w:rFonts w:ascii="Calibri" w:cs="Calibri" w:eastAsia="Calibri" w:hAnsi="Calibri"/>
+                <w:b w:val="false"/>
+                <w:bCs w:val="false"/>
+                <w:color w:val="1F2937"/>
+                <w:sz w:val="19"/>
+                <w:szCs w:val="19"/>
+              </w:rPr>
+              <w:t xml:space="preserve">Alta</w:t>
+            </w:r>
+          </w:p>
+        </w:tc>
+      </w:tr>
+      <w:tr>
+        <w:tc>
+          <w:tcPr>
+            <w:tcW w:type="dxa" w:w="1750"/>
+            <w:shd w:fill="F1F5F9" w:val="clear"/>
+            <w:tcMar>
+              <w:top w:type="dxa" w:w="80"/>
+              <w:left w:type="dxa" w:w="100"/>
+              <w:bottom w:type="dxa" w:w="80"/>
+              <w:right w:type="dxa" w:w="100"/>
+            </w:tcMar>
+            <w:vAlign w:val="center"/>
+          </w:tcPr>
+          <w:p>
+            <w:pPr>
+              <w:spacing w:line="260"/>
+            </w:pPr>
+            <w:r>
+              <w:rPr>
+                <w:rFonts w:ascii="Calibri" w:cs="Calibri" w:eastAsia="Calibri" w:hAnsi="Calibri"/>
+                <w:b w:val="false"/>
+                <w:bCs w:val="false"/>
+                <w:color w:val="1F2937"/>
+                <w:sz w:val="19"/>
+                <w:szCs w:val="19"/>
+              </w:rPr>
+              <w:t xml:space="preserve">Historial y anulación de ventas</w:t>
+            </w:r>
+          </w:p>
+        </w:tc>
+        <w:tc>
+          <w:tcPr>
+            <w:tcW w:type="dxa" w:w="850"/>
+            <w:shd w:fill="F1F5F9" w:val="clear"/>
+            <w:tcMar>
+              <w:top w:type="dxa" w:w="80"/>
+              <w:left w:type="dxa" w:w="100"/>
+              <w:bottom w:type="dxa" w:w="80"/>
+              <w:right w:type="dxa" w:w="100"/>
+            </w:tcMar>
+            <w:vAlign w:val="center"/>
+          </w:tcPr>
+          <w:p>
+            <w:pPr>
+              <w:spacing w:line="260"/>
+            </w:pPr>
+            <w:r>
+              <w:rPr>
+                <w:rFonts w:ascii="Calibri" w:cs="Calibri" w:eastAsia="Calibri" w:hAnsi="Calibri"/>
+                <w:b w:val="false"/>
+                <w:bCs w:val="false"/>
+                <w:color w:val="1F2937"/>
+                <w:sz w:val="19"/>
+                <w:szCs w:val="19"/>
+              </w:rPr>
+              <w:t xml:space="preserve">RF-30</w:t>
+            </w:r>
+          </w:p>
+        </w:tc>
+        <w:tc>
+          <w:tcPr>
+            <w:tcW w:type="dxa" w:w="3000"/>
+            <w:shd w:fill="F1F5F9" w:val="clear"/>
+            <w:tcMar>
+              <w:top w:type="dxa" w:w="80"/>
+              <w:left w:type="dxa" w:w="100"/>
+              <w:bottom w:type="dxa" w:w="80"/>
+              <w:right w:type="dxa" w:w="100"/>
+            </w:tcMar>
+            <w:vAlign w:val="center"/>
+          </w:tcPr>
+          <w:p>
+            <w:pPr>
+              <w:spacing w:line="260"/>
+            </w:pPr>
+            <w:r>
+              <w:rPr>
+                <w:rFonts w:ascii="Calibri" w:cs="Calibri" w:eastAsia="Calibri" w:hAnsi="Calibri"/>
+                <w:b w:val="false"/>
+                <w:bCs w:val="false"/>
+                <w:color w:val="1F2937"/>
+                <w:sz w:val="19"/>
+                <w:szCs w:val="19"/>
+              </w:rPr>
+              <w:t xml:space="preserve">Consultar el historial de ventas</w:t>
+            </w:r>
+          </w:p>
+        </w:tc>
+        <w:tc>
+          <w:tcPr>
+            <w:tcW w:type="dxa" w:w="2350"/>
+            <w:shd w:fill="F1F5F9" w:val="clear"/>
+            <w:tcMar>
+              <w:top w:type="dxa" w:w="80"/>
+              <w:left w:type="dxa" w:w="100"/>
+              <w:bottom w:type="dxa" w:w="80"/>
+              <w:right w:type="dxa" w:w="100"/>
+            </w:tcMar>
+            <w:vAlign w:val="center"/>
+          </w:tcPr>
+          <w:p>
+            <w:pPr>
+              <w:spacing w:line="260"/>
+            </w:pPr>
+            <w:r>
+              <w:rPr>
+                <w:rFonts w:ascii="Calibri" w:cs="Calibri" w:eastAsia="Calibri" w:hAnsi="Calibri"/>
+                <w:b w:val="false"/>
+                <w:bCs w:val="false"/>
+                <w:color w:val="1F2937"/>
+                <w:sz w:val="19"/>
+                <w:szCs w:val="19"/>
+              </w:rPr>
+              <w:t xml:space="preserve">Administrador, Cajero</w:t>
+            </w:r>
+          </w:p>
+        </w:tc>
+        <w:tc>
+          <w:tcPr>
+            <w:tcW w:type="dxa" w:w="950"/>
+            <w:shd w:fill="F1F5F9" w:val="clear"/>
+            <w:tcMar>
+              <w:top w:type="dxa" w:w="80"/>
+              <w:left w:type="dxa" w:w="100"/>
+              <w:bottom w:type="dxa" w:w="80"/>
+              <w:right w:type="dxa" w:w="100"/>
+            </w:tcMar>
+            <w:vAlign w:val="center"/>
+          </w:tcPr>
+          <w:p>
+            <w:pPr>
+              <w:spacing w:line="260"/>
+            </w:pPr>
+            <w:r>
+              <w:rPr>
+                <w:rFonts w:ascii="Calibri" w:cs="Calibri" w:eastAsia="Calibri" w:hAnsi="Calibri"/>
+                <w:b w:val="false"/>
+                <w:bCs w:val="false"/>
+                <w:color w:val="1F2937"/>
+                <w:sz w:val="19"/>
+                <w:szCs w:val="19"/>
+              </w:rPr>
+              <w:t xml:space="preserve">Alta</w:t>
+            </w:r>
+          </w:p>
+        </w:tc>
+      </w:tr>
+      <w:tr>
+        <w:tc>
+          <w:tcPr>
+            <w:tcW w:type="dxa" w:w="1750"/>
+            <w:tcMar>
+              <w:top w:type="dxa" w:w="80"/>
+              <w:left w:type="dxa" w:w="100"/>
+              <w:bottom w:type="dxa" w:w="80"/>
+              <w:right w:type="dxa" w:w="100"/>
+            </w:tcMar>
+            <w:vAlign w:val="center"/>
+          </w:tcPr>
+          <w:p>
+            <w:pPr>
+              <w:spacing w:line="260"/>
+            </w:pPr>
+            <w:r>
+              <w:rPr>
+                <w:rFonts w:ascii="Calibri" w:cs="Calibri" w:eastAsia="Calibri" w:hAnsi="Calibri"/>
+                <w:b w:val="false"/>
+                <w:bCs w:val="false"/>
+                <w:color w:val="1F2937"/>
+                <w:sz w:val="19"/>
+                <w:szCs w:val="19"/>
+              </w:rPr>
+              <w:t xml:space="preserve">Historial y anulación de ventas</w:t>
+            </w:r>
+          </w:p>
+        </w:tc>
+        <w:tc>
+          <w:tcPr>
+            <w:tcW w:type="dxa" w:w="850"/>
+            <w:tcMar>
+              <w:top w:type="dxa" w:w="80"/>
+              <w:left w:type="dxa" w:w="100"/>
+              <w:bottom w:type="dxa" w:w="80"/>
+              <w:right w:type="dxa" w:w="100"/>
+            </w:tcMar>
+            <w:vAlign w:val="center"/>
+          </w:tcPr>
+          <w:p>
+            <w:pPr>
+              <w:spacing w:line="260"/>
+            </w:pPr>
+            <w:r>
+              <w:rPr>
+                <w:rFonts w:ascii="Calibri" w:cs="Calibri" w:eastAsia="Calibri" w:hAnsi="Calibri"/>
+                <w:b w:val="false"/>
+                <w:bCs w:val="false"/>
+                <w:color w:val="1F2937"/>
+                <w:sz w:val="19"/>
+                <w:szCs w:val="19"/>
+              </w:rPr>
+              <w:t xml:space="preserve">RF-31</w:t>
+            </w:r>
+          </w:p>
+        </w:tc>
+        <w:tc>
+          <w:tcPr>
+            <w:tcW w:type="dxa" w:w="3000"/>
+            <w:tcMar>
+              <w:top w:type="dxa" w:w="80"/>
+              <w:left w:type="dxa" w:w="100"/>
+              <w:bottom w:type="dxa" w:w="80"/>
+              <w:right w:type="dxa" w:w="100"/>
+            </w:tcMar>
+            <w:vAlign w:val="center"/>
+          </w:tcPr>
+          <w:p>
+            <w:pPr>
+              <w:spacing w:line="260"/>
+            </w:pPr>
+            <w:r>
+              <w:rPr>
+                <w:rFonts w:ascii="Calibri" w:cs="Calibri" w:eastAsia="Calibri" w:hAnsi="Calibri"/>
+                <w:b w:val="false"/>
+                <w:bCs w:val="false"/>
+                <w:color w:val="1F2937"/>
+                <w:sz w:val="19"/>
+                <w:szCs w:val="19"/>
+              </w:rPr>
+              <w:t xml:space="preserve">Consultar el detalle de una venta</w:t>
+            </w:r>
+          </w:p>
+        </w:tc>
+        <w:tc>
+          <w:tcPr>
+            <w:tcW w:type="dxa" w:w="2350"/>
+            <w:tcMar>
+              <w:top w:type="dxa" w:w="80"/>
+              <w:left w:type="dxa" w:w="100"/>
+              <w:bottom w:type="dxa" w:w="80"/>
+              <w:right w:type="dxa" w:w="100"/>
+            </w:tcMar>
+            <w:vAlign w:val="center"/>
+          </w:tcPr>
+          <w:p>
+            <w:pPr>
+              <w:spacing w:line="260"/>
+            </w:pPr>
+            <w:r>
+              <w:rPr>
+                <w:rFonts w:ascii="Calibri" w:cs="Calibri" w:eastAsia="Calibri" w:hAnsi="Calibri"/>
+                <w:b w:val="false"/>
+                <w:bCs w:val="false"/>
+                <w:color w:val="1F2937"/>
+                <w:sz w:val="19"/>
+                <w:szCs w:val="19"/>
+              </w:rPr>
+              <w:t xml:space="preserve">Administrador, Cajero</w:t>
+            </w:r>
+          </w:p>
+        </w:tc>
+        <w:tc>
+          <w:tcPr>
+            <w:tcW w:type="dxa" w:w="950"/>
+            <w:tcMar>
+              <w:top w:type="dxa" w:w="80"/>
+              <w:left w:type="dxa" w:w="100"/>
+              <w:bottom w:type="dxa" w:w="80"/>
+              <w:right w:type="dxa" w:w="100"/>
+            </w:tcMar>
+            <w:vAlign w:val="center"/>
+          </w:tcPr>
+          <w:p>
+            <w:pPr>
+              <w:spacing w:line="260"/>
+            </w:pPr>
+            <w:r>
+              <w:rPr>
+                <w:rFonts w:ascii="Calibri" w:cs="Calibri" w:eastAsia="Calibri" w:hAnsi="Calibri"/>
+                <w:b w:val="false"/>
+                <w:bCs w:val="false"/>
+                <w:color w:val="1F2937"/>
+                <w:sz w:val="19"/>
+                <w:szCs w:val="19"/>
+              </w:rPr>
+              <w:t xml:space="preserve">Media</w:t>
+            </w:r>
+          </w:p>
+        </w:tc>
+      </w:tr>
+      <w:tr>
+        <w:tc>
+          <w:tcPr>
+            <w:tcW w:type="dxa" w:w="1750"/>
+            <w:shd w:fill="F1F5F9" w:val="clear"/>
+            <w:tcMar>
+              <w:top w:type="dxa" w:w="80"/>
+              <w:left w:type="dxa" w:w="100"/>
+              <w:bottom w:type="dxa" w:w="80"/>
+              <w:right w:type="dxa" w:w="100"/>
+            </w:tcMar>
+            <w:vAlign w:val="center"/>
+          </w:tcPr>
+          <w:p>
+            <w:pPr>
+              <w:spacing w:line="260"/>
+            </w:pPr>
+            <w:r>
+              <w:rPr>
+                <w:rFonts w:ascii="Calibri" w:cs="Calibri" w:eastAsia="Calibri" w:hAnsi="Calibri"/>
+                <w:b w:val="false"/>
+                <w:bCs w:val="false"/>
+                <w:color w:val="1F2937"/>
+                <w:sz w:val="19"/>
+                <w:szCs w:val="19"/>
+              </w:rPr>
+              <w:t xml:space="preserve">Historial y anulación de ventas</w:t>
+            </w:r>
+          </w:p>
+        </w:tc>
+        <w:tc>
+          <w:tcPr>
+            <w:tcW w:type="dxa" w:w="850"/>
+            <w:shd w:fill="F1F5F9" w:val="clear"/>
+            <w:tcMar>
+              <w:top w:type="dxa" w:w="80"/>
+              <w:left w:type="dxa" w:w="100"/>
+              <w:bottom w:type="dxa" w:w="80"/>
+              <w:right w:type="dxa" w:w="100"/>
+            </w:tcMar>
+            <w:vAlign w:val="center"/>
+          </w:tcPr>
+          <w:p>
+            <w:pPr>
+              <w:spacing w:line="260"/>
+            </w:pPr>
+            <w:r>
+              <w:rPr>
+                <w:rFonts w:ascii="Calibri" w:cs="Calibri" w:eastAsia="Calibri" w:hAnsi="Calibri"/>
+                <w:b w:val="false"/>
+                <w:bCs w:val="false"/>
+                <w:color w:val="1F2937"/>
+                <w:sz w:val="19"/>
+                <w:szCs w:val="19"/>
+              </w:rPr>
+              <w:t xml:space="preserve">RF-32</w:t>
+            </w:r>
+          </w:p>
+        </w:tc>
+        <w:tc>
+          <w:tcPr>
+            <w:tcW w:type="dxa" w:w="3000"/>
+            <w:shd w:fill="F1F5F9" w:val="clear"/>
+            <w:tcMar>
+              <w:top w:type="dxa" w:w="80"/>
+              <w:left w:type="dxa" w:w="100"/>
+              <w:bottom w:type="dxa" w:w="80"/>
+              <w:right w:type="dxa" w:w="100"/>
+            </w:tcMar>
+            <w:vAlign w:val="center"/>
+          </w:tcPr>
+          <w:p>
+            <w:pPr>
+              <w:spacing w:line="260"/>
+            </w:pPr>
+            <w:r>
+              <w:rPr>
+                <w:rFonts w:ascii="Calibri" w:cs="Calibri" w:eastAsia="Calibri" w:hAnsi="Calibri"/>
+                <w:b w:val="false"/>
+                <w:bCs w:val="false"/>
+                <w:color w:val="1F2937"/>
+                <w:sz w:val="19"/>
+                <w:szCs w:val="19"/>
+              </w:rPr>
+              <w:t xml:space="preserve">Anular una venta</w:t>
+            </w:r>
+          </w:p>
+        </w:tc>
+        <w:tc>
+          <w:tcPr>
+            <w:tcW w:type="dxa" w:w="2350"/>
+            <w:shd w:fill="F1F5F9" w:val="clear"/>
+            <w:tcMar>
+              <w:top w:type="dxa" w:w="80"/>
+              <w:left w:type="dxa" w:w="100"/>
+              <w:bottom w:type="dxa" w:w="80"/>
+              <w:right w:type="dxa" w:w="100"/>
+            </w:tcMar>
+            <w:vAlign w:val="center"/>
+          </w:tcPr>
+          <w:p>
+            <w:pPr>
+              <w:spacing w:line="260"/>
+            </w:pPr>
+            <w:r>
+              <w:rPr>
+                <w:rFonts w:ascii="Calibri" w:cs="Calibri" w:eastAsia="Calibri" w:hAnsi="Calibri"/>
+                <w:b w:val="false"/>
+                <w:bCs w:val="false"/>
+                <w:color w:val="1F2937"/>
+                <w:sz w:val="19"/>
+                <w:szCs w:val="19"/>
+              </w:rPr>
+              <w:t xml:space="preserve">Administrador</w:t>
+            </w:r>
+          </w:p>
+        </w:tc>
+        <w:tc>
+          <w:tcPr>
+            <w:tcW w:type="dxa" w:w="950"/>
+            <w:shd w:fill="F1F5F9" w:val="clear"/>
+            <w:tcMar>
+              <w:top w:type="dxa" w:w="80"/>
+              <w:left w:type="dxa" w:w="100"/>
+              <w:bottom w:type="dxa" w:w="80"/>
+              <w:right w:type="dxa" w:w="100"/>
+            </w:tcMar>
+            <w:vAlign w:val="center"/>
+          </w:tcPr>
+          <w:p>
+            <w:pPr>
+              <w:spacing w:line="260"/>
+            </w:pPr>
+            <w:r>
+              <w:rPr>
+                <w:rFonts w:ascii="Calibri" w:cs="Calibri" w:eastAsia="Calibri" w:hAnsi="Calibri"/>
+                <w:b w:val="false"/>
+                <w:bCs w:val="false"/>
+                <w:color w:val="1F2937"/>
+                <w:sz w:val="19"/>
+                <w:szCs w:val="19"/>
+              </w:rPr>
+              <w:t xml:space="preserve">Alta</w:t>
+            </w:r>
+          </w:p>
+        </w:tc>
+      </w:tr>
+      <w:tr>
+        <w:tc>
+          <w:tcPr>
+            <w:tcW w:type="dxa" w:w="1750"/>
+            <w:tcMar>
+              <w:top w:type="dxa" w:w="80"/>
+              <w:left w:type="dxa" w:w="100"/>
+              <w:bottom w:type="dxa" w:w="80"/>
+              <w:right w:type="dxa" w:w="100"/>
+            </w:tcMar>
+            <w:vAlign w:val="center"/>
+          </w:tcPr>
+          <w:p>
+            <w:pPr>
+              <w:spacing w:line="260"/>
+            </w:pPr>
+            <w:r>
+              <w:rPr>
+                <w:rFonts w:ascii="Calibri" w:cs="Calibri" w:eastAsia="Calibri" w:hAnsi="Calibri"/>
+                <w:b w:val="false"/>
+                <w:bCs w:val="false"/>
+                <w:color w:val="1F2937"/>
+                <w:sz w:val="19"/>
+                <w:szCs w:val="19"/>
+              </w:rPr>
+              <w:t xml:space="preserve">Dashboard y reportes</w:t>
+            </w:r>
+          </w:p>
+        </w:tc>
+        <w:tc>
+          <w:tcPr>
+            <w:tcW w:type="dxa" w:w="850"/>
+            <w:tcMar>
+              <w:top w:type="dxa" w:w="80"/>
+              <w:left w:type="dxa" w:w="100"/>
+              <w:bottom w:type="dxa" w:w="80"/>
+              <w:right w:type="dxa" w:w="100"/>
+            </w:tcMar>
+            <w:vAlign w:val="center"/>
+          </w:tcPr>
+          <w:p>
+            <w:pPr>
+              <w:spacing w:line="260"/>
+            </w:pPr>
+            <w:r>
+              <w:rPr>
+                <w:rFonts w:ascii="Calibri" w:cs="Calibri" w:eastAsia="Calibri" w:hAnsi="Calibri"/>
+                <w:b w:val="false"/>
+                <w:bCs w:val="false"/>
+                <w:color w:val="1F2937"/>
+                <w:sz w:val="19"/>
+                <w:szCs w:val="19"/>
+              </w:rPr>
+              <w:t xml:space="preserve">RF-33</w:t>
+            </w:r>
+          </w:p>
+        </w:tc>
+        <w:tc>
+          <w:tcPr>
+            <w:tcW w:type="dxa" w:w="3000"/>
+            <w:tcMar>
+              <w:top w:type="dxa" w:w="80"/>
+              <w:left w:type="dxa" w:w="100"/>
+              <w:bottom w:type="dxa" w:w="80"/>
+              <w:right w:type="dxa" w:w="100"/>
+            </w:tcMar>
+            <w:vAlign w:val="center"/>
+          </w:tcPr>
+          <w:p>
+            <w:pPr>
+              <w:spacing w:line="260"/>
+            </w:pPr>
+            <w:r>
+              <w:rPr>
+                <w:rFonts w:ascii="Calibri" w:cs="Calibri" w:eastAsia="Calibri" w:hAnsi="Calibri"/>
+                <w:b w:val="false"/>
+                <w:bCs w:val="false"/>
+                <w:color w:val="1F2937"/>
+                <w:sz w:val="19"/>
+                <w:szCs w:val="19"/>
+              </w:rPr>
+              <w:t xml:space="preserve">Consultar el dashboard</w:t>
+            </w:r>
+          </w:p>
+        </w:tc>
+        <w:tc>
+          <w:tcPr>
+            <w:tcW w:type="dxa" w:w="2350"/>
+            <w:tcMar>
+              <w:top w:type="dxa" w:w="80"/>
+              <w:left w:type="dxa" w:w="100"/>
+              <w:bottom w:type="dxa" w:w="80"/>
+              <w:right w:type="dxa" w:w="100"/>
+            </w:tcMar>
+            <w:vAlign w:val="center"/>
+          </w:tcPr>
+          <w:p>
+            <w:pPr>
+              <w:spacing w:line="260"/>
+            </w:pPr>
+            <w:r>
+              <w:rPr>
+                <w:rFonts w:ascii="Calibri" w:cs="Calibri" w:eastAsia="Calibri" w:hAnsi="Calibri"/>
+                <w:b w:val="false"/>
+                <w:bCs w:val="false"/>
+                <w:color w:val="1F2937"/>
+                <w:sz w:val="19"/>
+                <w:szCs w:val="19"/>
+              </w:rPr>
+              <w:t xml:space="preserve">Administrador</w:t>
+            </w:r>
+          </w:p>
+        </w:tc>
+        <w:tc>
+          <w:tcPr>
+            <w:tcW w:type="dxa" w:w="950"/>
+            <w:tcMar>
+              <w:top w:type="dxa" w:w="80"/>
+              <w:left w:type="dxa" w:w="100"/>
+              <w:bottom w:type="dxa" w:w="80"/>
+              <w:right w:type="dxa" w:w="100"/>
+            </w:tcMar>
+            <w:vAlign w:val="center"/>
+          </w:tcPr>
+          <w:p>
+            <w:pPr>
+              <w:spacing w:line="260"/>
+            </w:pPr>
+            <w:r>
+              <w:rPr>
+                <w:rFonts w:ascii="Calibri" w:cs="Calibri" w:eastAsia="Calibri" w:hAnsi="Calibri"/>
+                <w:b w:val="false"/>
+                <w:bCs w:val="false"/>
+                <w:color w:val="1F2937"/>
+                <w:sz w:val="19"/>
+                <w:szCs w:val="19"/>
+              </w:rPr>
+              <w:t xml:space="preserve">Alta</w:t>
+            </w:r>
+          </w:p>
+        </w:tc>
+      </w:tr>
+      <w:tr>
+        <w:tc>
+          <w:tcPr>
+            <w:tcW w:type="dxa" w:w="1750"/>
+            <w:shd w:fill="F1F5F9" w:val="clear"/>
+            <w:tcMar>
+              <w:top w:type="dxa" w:w="80"/>
+              <w:left w:type="dxa" w:w="100"/>
+              <w:bottom w:type="dxa" w:w="80"/>
+              <w:right w:type="dxa" w:w="100"/>
+            </w:tcMar>
+            <w:vAlign w:val="center"/>
+          </w:tcPr>
+          <w:p>
+            <w:pPr>
+              <w:spacing w:line="260"/>
+            </w:pPr>
+            <w:r>
+              <w:rPr>
+                <w:rFonts w:ascii="Calibri" w:cs="Calibri" w:eastAsia="Calibri" w:hAnsi="Calibri"/>
+                <w:b w:val="false"/>
+                <w:bCs w:val="false"/>
+                <w:color w:val="1F2937"/>
+                <w:sz w:val="19"/>
+                <w:szCs w:val="19"/>
+              </w:rPr>
+              <w:t xml:space="preserve">Dashboard y reportes</w:t>
+            </w:r>
+          </w:p>
+        </w:tc>
+        <w:tc>
+          <w:tcPr>
+            <w:tcW w:type="dxa" w:w="850"/>
+            <w:shd w:fill="F1F5F9" w:val="clear"/>
+            <w:tcMar>
+              <w:top w:type="dxa" w:w="80"/>
+              <w:left w:type="dxa" w:w="100"/>
+              <w:bottom w:type="dxa" w:w="80"/>
+              <w:right w:type="dxa" w:w="100"/>
+            </w:tcMar>
+            <w:vAlign w:val="center"/>
+          </w:tcPr>
+          <w:p>
+            <w:pPr>
+              <w:spacing w:line="260"/>
+            </w:pPr>
+            <w:r>
+              <w:rPr>
+                <w:rFonts w:ascii="Calibri" w:cs="Calibri" w:eastAsia="Calibri" w:hAnsi="Calibri"/>
+                <w:b w:val="false"/>
+                <w:bCs w:val="false"/>
+                <w:color w:val="1F2937"/>
+                <w:sz w:val="19"/>
+                <w:szCs w:val="19"/>
+              </w:rPr>
+              <w:t xml:space="preserve">RF-34</w:t>
+            </w:r>
+          </w:p>
+        </w:tc>
+        <w:tc>
+          <w:tcPr>
+            <w:tcW w:type="dxa" w:w="3000"/>
+            <w:shd w:fill="F1F5F9" w:val="clear"/>
+            <w:tcMar>
+              <w:top w:type="dxa" w:w="80"/>
+              <w:left w:type="dxa" w:w="100"/>
+              <w:bottom w:type="dxa" w:w="80"/>
+              <w:right w:type="dxa" w:w="100"/>
+            </w:tcMar>
+            <w:vAlign w:val="center"/>
+          </w:tcPr>
+          <w:p>
+            <w:pPr>
+              <w:spacing w:line="260"/>
+            </w:pPr>
+            <w:r>
+              <w:rPr>
+                <w:rFonts w:ascii="Calibri" w:cs="Calibri" w:eastAsia="Calibri" w:hAnsi="Calibri"/>
+                <w:b w:val="false"/>
+                <w:bCs w:val="false"/>
+                <w:color w:val="1F2937"/>
+                <w:sz w:val="19"/>
+                <w:szCs w:val="19"/>
+              </w:rPr>
+              <w:t xml:space="preserve">Generar reportes por rango de fechas</w:t>
+            </w:r>
+          </w:p>
+        </w:tc>
+        <w:tc>
+          <w:tcPr>
+            <w:tcW w:type="dxa" w:w="2350"/>
+            <w:shd w:fill="F1F5F9" w:val="clear"/>
+            <w:tcMar>
+              <w:top w:type="dxa" w:w="80"/>
+              <w:left w:type="dxa" w:w="100"/>
+              <w:bottom w:type="dxa" w:w="80"/>
+              <w:right w:type="dxa" w:w="100"/>
+            </w:tcMar>
+            <w:vAlign w:val="center"/>
+          </w:tcPr>
+          <w:p>
+            <w:pPr>
+              <w:spacing w:line="260"/>
+            </w:pPr>
+            <w:r>
+              <w:rPr>
+                <w:rFonts w:ascii="Calibri" w:cs="Calibri" w:eastAsia="Calibri" w:hAnsi="Calibri"/>
+                <w:b w:val="false"/>
+                <w:bCs w:val="false"/>
+                <w:color w:val="1F2937"/>
+                <w:sz w:val="19"/>
+                <w:szCs w:val="19"/>
+              </w:rPr>
+              <w:t xml:space="preserve">Administrador</w:t>
+            </w:r>
+          </w:p>
+        </w:tc>
+        <w:tc>
+          <w:tcPr>
+            <w:tcW w:type="dxa" w:w="950"/>
+            <w:shd w:fill="F1F5F9" w:val="clear"/>
+            <w:tcMar>
+              <w:top w:type="dxa" w:w="80"/>
+              <w:left w:type="dxa" w:w="100"/>
+              <w:bottom w:type="dxa" w:w="80"/>
+              <w:right w:type="dxa" w:w="100"/>
+            </w:tcMar>
+            <w:vAlign w:val="center"/>
+          </w:tcPr>
+          <w:p>
+            <w:pPr>
+              <w:spacing w:line="260"/>
+            </w:pPr>
+            <w:r>
+              <w:rPr>
+                <w:rFonts w:ascii="Calibri" w:cs="Calibri" w:eastAsia="Calibri" w:hAnsi="Calibri"/>
+                <w:b w:val="false"/>
+                <w:bCs w:val="false"/>
+                <w:color w:val="1F2937"/>
+                <w:sz w:val="19"/>
+                <w:szCs w:val="19"/>
+              </w:rPr>
+              <w:t xml:space="preserve">Alta</w:t>
+            </w:r>
+          </w:p>
+        </w:tc>
+      </w:tr>
+      <w:tr>
+        <w:tc>
+          <w:tcPr>
+            <w:tcW w:type="dxa" w:w="1750"/>
+            <w:tcMar>
+              <w:top w:type="dxa" w:w="80"/>
+              <w:left w:type="dxa" w:w="100"/>
+              <w:bottom w:type="dxa" w:w="80"/>
+              <w:right w:type="dxa" w:w="100"/>
+            </w:tcMar>
+            <w:vAlign w:val="center"/>
+          </w:tcPr>
+          <w:p>
+            <w:pPr>
+              <w:spacing w:line="260"/>
+            </w:pPr>
+            <w:r>
+              <w:rPr>
+                <w:rFonts w:ascii="Calibri" w:cs="Calibri" w:eastAsia="Calibri" w:hAnsi="Calibri"/>
+                <w:b w:val="false"/>
+                <w:bCs w:val="false"/>
+                <w:color w:val="1F2937"/>
+                <w:sz w:val="19"/>
+                <w:szCs w:val="19"/>
+              </w:rPr>
+              <w:t xml:space="preserve">Dashboard y reportes</w:t>
+            </w:r>
+          </w:p>
+        </w:tc>
+        <w:tc>
+          <w:tcPr>
+            <w:tcW w:type="dxa" w:w="850"/>
+            <w:tcMar>
+              <w:top w:type="dxa" w:w="80"/>
+              <w:left w:type="dxa" w:w="100"/>
+              <w:bottom w:type="dxa" w:w="80"/>
+              <w:right w:type="dxa" w:w="100"/>
+            </w:tcMar>
+            <w:vAlign w:val="center"/>
+          </w:tcPr>
+          <w:p>
+            <w:pPr>
+              <w:spacing w:line="260"/>
+            </w:pPr>
+            <w:r>
+              <w:rPr>
+                <w:rFonts w:ascii="Calibri" w:cs="Calibri" w:eastAsia="Calibri" w:hAnsi="Calibri"/>
+                <w:b w:val="false"/>
+                <w:bCs w:val="false"/>
+                <w:color w:val="1F2937"/>
+                <w:sz w:val="19"/>
+                <w:szCs w:val="19"/>
+              </w:rPr>
+              <w:t xml:space="preserve">RF-35</w:t>
+            </w:r>
+          </w:p>
+        </w:tc>
+        <w:tc>
+          <w:tcPr>
+            <w:tcW w:type="dxa" w:w="3000"/>
+            <w:tcMar>
+              <w:top w:type="dxa" w:w="80"/>
+              <w:left w:type="dxa" w:w="100"/>
+              <w:bottom w:type="dxa" w:w="80"/>
+              <w:right w:type="dxa" w:w="100"/>
+            </w:tcMar>
+            <w:vAlign w:val="center"/>
+          </w:tcPr>
+          <w:p>
+            <w:pPr>
+              <w:spacing w:line="260"/>
+            </w:pPr>
+            <w:r>
+              <w:rPr>
+                <w:rFonts w:ascii="Calibri" w:cs="Calibri" w:eastAsia="Calibri" w:hAnsi="Calibri"/>
+                <w:b w:val="false"/>
+                <w:bCs w:val="false"/>
+                <w:color w:val="1F2937"/>
+                <w:sz w:val="19"/>
+                <w:szCs w:val="19"/>
+              </w:rPr>
+              <w:t xml:space="preserve">Exportar reportes</w:t>
+            </w:r>
+          </w:p>
+        </w:tc>
+        <w:tc>
+          <w:tcPr>
+            <w:tcW w:type="dxa" w:w="2350"/>
+            <w:tcMar>
+              <w:top w:type="dxa" w:w="80"/>
+              <w:left w:type="dxa" w:w="100"/>
+              <w:bottom w:type="dxa" w:w="80"/>
+              <w:right w:type="dxa" w:w="100"/>
+            </w:tcMar>
+            <w:vAlign w:val="center"/>
+          </w:tcPr>
+          <w:p>
+            <w:pPr>
+              <w:spacing w:line="260"/>
+            </w:pPr>
+            <w:r>
+              <w:rPr>
+                <w:rFonts w:ascii="Calibri" w:cs="Calibri" w:eastAsia="Calibri" w:hAnsi="Calibri"/>
+                <w:b w:val="false"/>
+                <w:bCs w:val="false"/>
+                <w:color w:val="1F2937"/>
+                <w:sz w:val="19"/>
+                <w:szCs w:val="19"/>
+              </w:rPr>
+              <w:t xml:space="preserve">Administrador</w:t>
+            </w:r>
+          </w:p>
+        </w:tc>
+        <w:tc>
+          <w:tcPr>
+            <w:tcW w:type="dxa" w:w="950"/>
+            <w:tcMar>
+              <w:top w:type="dxa" w:w="80"/>
+              <w:left w:type="dxa" w:w="100"/>
+              <w:bottom w:type="dxa" w:w="80"/>
+              <w:right w:type="dxa" w:w="100"/>
+            </w:tcMar>
+            <w:vAlign w:val="center"/>
+          </w:tcPr>
+          <w:p>
+            <w:pPr>
+              <w:spacing w:line="260"/>
+            </w:pPr>
+            <w:r>
+              <w:rPr>
+                <w:rFonts w:ascii="Calibri" w:cs="Calibri" w:eastAsia="Calibri" w:hAnsi="Calibri"/>
+                <w:b w:val="false"/>
+                <w:bCs w:val="false"/>
+                <w:color w:val="1F2937"/>
+                <w:sz w:val="19"/>
+                <w:szCs w:val="19"/>
+              </w:rPr>
+              <w:t xml:space="preserve">Media</w:t>
+            </w:r>
+          </w:p>
+        </w:tc>
+      </w:tr>
+      <w:tr>
+        <w:tc>
+          <w:tcPr>
+            <w:tcW w:type="dxa" w:w="1750"/>
+            <w:shd w:fill="F1F5F9" w:val="clear"/>
+            <w:tcMar>
+              <w:top w:type="dxa" w:w="80"/>
+              <w:left w:type="dxa" w:w="100"/>
+              <w:bottom w:type="dxa" w:w="80"/>
+              <w:right w:type="dxa" w:w="100"/>
+            </w:tcMar>
+            <w:vAlign w:val="center"/>
+          </w:tcPr>
+          <w:p>
+            <w:pPr>
+              <w:spacing w:line="260"/>
+            </w:pPr>
+            <w:r>
+              <w:rPr>
+                <w:rFonts w:ascii="Calibri" w:cs="Calibri" w:eastAsia="Calibri" w:hAnsi="Calibri"/>
+                <w:b w:val="false"/>
+                <w:bCs w:val="false"/>
+                <w:color w:val="1F2937"/>
+                <w:sz w:val="19"/>
+                <w:szCs w:val="19"/>
+              </w:rPr>
+              <w:t xml:space="preserve">Administración de usuarios</w:t>
+            </w:r>
+          </w:p>
+        </w:tc>
+        <w:tc>
+          <w:tcPr>
+            <w:tcW w:type="dxa" w:w="850"/>
+            <w:shd w:fill="F1F5F9" w:val="clear"/>
+            <w:tcMar>
+              <w:top w:type="dxa" w:w="80"/>
+              <w:left w:type="dxa" w:w="100"/>
+              <w:bottom w:type="dxa" w:w="80"/>
+              <w:right w:type="dxa" w:w="100"/>
+            </w:tcMar>
+            <w:vAlign w:val="center"/>
+          </w:tcPr>
+          <w:p>
+            <w:pPr>
+              <w:spacing w:line="260"/>
+            </w:pPr>
+            <w:r>
+              <w:rPr>
+                <w:rFonts w:ascii="Calibri" w:cs="Calibri" w:eastAsia="Calibri" w:hAnsi="Calibri"/>
+                <w:b w:val="false"/>
+                <w:bCs w:val="false"/>
+                <w:color w:val="1F2937"/>
+                <w:sz w:val="19"/>
+                <w:szCs w:val="19"/>
+              </w:rPr>
+              <w:t xml:space="preserve">RF-36</w:t>
+            </w:r>
+          </w:p>
+        </w:tc>
+        <w:tc>
+          <w:tcPr>
+            <w:tcW w:type="dxa" w:w="3000"/>
+            <w:shd w:fill="F1F5F9" w:val="clear"/>
+            <w:tcMar>
+              <w:top w:type="dxa" w:w="80"/>
+              <w:left w:type="dxa" w:w="100"/>
+              <w:bottom w:type="dxa" w:w="80"/>
+              <w:right w:type="dxa" w:w="100"/>
+            </w:tcMar>
+            <w:vAlign w:val="center"/>
+          </w:tcPr>
+          <w:p>
+            <w:pPr>
+              <w:spacing w:line="260"/>
+            </w:pPr>
+            <w:r>
+              <w:rPr>
+                <w:rFonts w:ascii="Calibri" w:cs="Calibri" w:eastAsia="Calibri" w:hAnsi="Calibri"/>
+                <w:b w:val="false"/>
+                <w:bCs w:val="false"/>
+                <w:color w:val="1F2937"/>
+                <w:sz w:val="19"/>
+                <w:szCs w:val="19"/>
+              </w:rPr>
+              <w:t xml:space="preserve">Gestionar usuarios del sistema</w:t>
+            </w:r>
+          </w:p>
+        </w:tc>
+        <w:tc>
+          <w:tcPr>
+            <w:tcW w:type="dxa" w:w="2350"/>
+            <w:shd w:fill="F1F5F9" w:val="clear"/>
+            <w:tcMar>
+              <w:top w:type="dxa" w:w="80"/>
+              <w:left w:type="dxa" w:w="100"/>
+              <w:bottom w:type="dxa" w:w="80"/>
+              <w:right w:type="dxa" w:w="100"/>
+            </w:tcMar>
+            <w:vAlign w:val="center"/>
+          </w:tcPr>
+          <w:p>
+            <w:pPr>
+              <w:spacing w:line="260"/>
+            </w:pPr>
+            <w:r>
+              <w:rPr>
+                <w:rFonts w:ascii="Calibri" w:cs="Calibri" w:eastAsia="Calibri" w:hAnsi="Calibri"/>
+                <w:b w:val="false"/>
+                <w:bCs w:val="false"/>
+                <w:color w:val="1F2937"/>
+                <w:sz w:val="19"/>
+                <w:szCs w:val="19"/>
+              </w:rPr>
+              <w:t xml:space="preserve">Administrador</w:t>
+            </w:r>
+          </w:p>
+        </w:tc>
+        <w:tc>
+          <w:tcPr>
+            <w:tcW w:type="dxa" w:w="950"/>
+            <w:shd w:fill="F1F5F9" w:val="clear"/>
+            <w:tcMar>
+              <w:top w:type="dxa" w:w="80"/>
+              <w:left w:type="dxa" w:w="100"/>
+              <w:bottom w:type="dxa" w:w="80"/>
+              <w:right w:type="dxa" w:w="100"/>
+            </w:tcMar>
+            <w:vAlign w:val="center"/>
+          </w:tcPr>
+          <w:p>
+            <w:pPr>
+              <w:spacing w:line="260"/>
+            </w:pPr>
+            <w:r>
+              <w:rPr>
+                <w:rFonts w:ascii="Calibri" w:cs="Calibri" w:eastAsia="Calibri" w:hAnsi="Calibri"/>
+                <w:b w:val="false"/>
+                <w:bCs w:val="false"/>
+                <w:color w:val="1F2937"/>
+                <w:sz w:val="19"/>
+                <w:szCs w:val="19"/>
+              </w:rPr>
+              <w:t xml:space="preserve">Alta</w:t>
+            </w:r>
+          </w:p>
+        </w:tc>
+      </w:tr>
+      <w:tr>
+        <w:tc>
+          <w:tcPr>
+            <w:tcW w:type="dxa" w:w="1750"/>
+            <w:tcMar>
+              <w:top w:type="dxa" w:w="80"/>
+              <w:left w:type="dxa" w:w="100"/>
+              <w:bottom w:type="dxa" w:w="80"/>
+              <w:right w:type="dxa" w:w="100"/>
+            </w:tcMar>
+            <w:vAlign w:val="center"/>
+          </w:tcPr>
+          <w:p>
+            <w:pPr>
+              <w:spacing w:line="260"/>
+            </w:pPr>
+            <w:r>
+              <w:rPr>
+                <w:rFonts w:ascii="Calibri" w:cs="Calibri" w:eastAsia="Calibri" w:hAnsi="Calibri"/>
+                <w:b w:val="false"/>
+                <w:bCs w:val="false"/>
+                <w:color w:val="1F2937"/>
+                <w:sz w:val="19"/>
+                <w:szCs w:val="19"/>
+              </w:rPr>
+              <w:t xml:space="preserve">Administración de usuarios</w:t>
+            </w:r>
+          </w:p>
+        </w:tc>
+        <w:tc>
+          <w:tcPr>
+            <w:tcW w:type="dxa" w:w="850"/>
+            <w:tcMar>
+              <w:top w:type="dxa" w:w="80"/>
+              <w:left w:type="dxa" w:w="100"/>
+              <w:bottom w:type="dxa" w:w="80"/>
+              <w:right w:type="dxa" w:w="100"/>
+            </w:tcMar>
+            <w:vAlign w:val="center"/>
+          </w:tcPr>
+          <w:p>
+            <w:pPr>
+              <w:spacing w:line="260"/>
+            </w:pPr>
+            <w:r>
+              <w:rPr>
+                <w:rFonts w:ascii="Calibri" w:cs="Calibri" w:eastAsia="Calibri" w:hAnsi="Calibri"/>
+                <w:b w:val="false"/>
+                <w:bCs w:val="false"/>
+                <w:color w:val="1F2937"/>
+                <w:sz w:val="19"/>
+                <w:szCs w:val="19"/>
+              </w:rPr>
+              <w:t xml:space="preserve">RF-37</w:t>
+            </w:r>
+          </w:p>
+        </w:tc>
+        <w:tc>
+          <w:tcPr>
+            <w:tcW w:type="dxa" w:w="3000"/>
+            <w:tcMar>
+              <w:top w:type="dxa" w:w="80"/>
+              <w:left w:type="dxa" w:w="100"/>
+              <w:bottom w:type="dxa" w:w="80"/>
+              <w:right w:type="dxa" w:w="100"/>
+            </w:tcMar>
+            <w:vAlign w:val="center"/>
+          </w:tcPr>
+          <w:p>
+            <w:pPr>
+              <w:spacing w:line="260"/>
+            </w:pPr>
+            <w:r>
+              <w:rPr>
+                <w:rFonts w:ascii="Calibri" w:cs="Calibri" w:eastAsia="Calibri" w:hAnsi="Calibri"/>
+                <w:b w:val="false"/>
+                <w:bCs w:val="false"/>
+                <w:color w:val="1F2937"/>
+                <w:sz w:val="19"/>
+                <w:szCs w:val="19"/>
+              </w:rPr>
+              <w:t xml:space="preserve">Proteger al último administrador</w:t>
+            </w:r>
+          </w:p>
+        </w:tc>
+        <w:tc>
+          <w:tcPr>
+            <w:tcW w:type="dxa" w:w="2350"/>
+            <w:tcMar>
+              <w:top w:type="dxa" w:w="80"/>
+              <w:left w:type="dxa" w:w="100"/>
+              <w:bottom w:type="dxa" w:w="80"/>
+              <w:right w:type="dxa" w:w="100"/>
+            </w:tcMar>
+            <w:vAlign w:val="center"/>
+          </w:tcPr>
+          <w:p>
+            <w:pPr>
+              <w:spacing w:line="260"/>
+            </w:pPr>
+            <w:r>
+              <w:rPr>
+                <w:rFonts w:ascii="Calibri" w:cs="Calibri" w:eastAsia="Calibri" w:hAnsi="Calibri"/>
+                <w:b w:val="false"/>
+                <w:bCs w:val="false"/>
+                <w:color w:val="1F2937"/>
+                <w:sz w:val="19"/>
+                <w:szCs w:val="19"/>
+              </w:rPr>
+              <w:t xml:space="preserve">Sistema</w:t>
+            </w:r>
+          </w:p>
+        </w:tc>
+        <w:tc>
+          <w:tcPr>
+            <w:tcW w:type="dxa" w:w="950"/>
+            <w:tcMar>
+              <w:top w:type="dxa" w:w="80"/>
+              <w:left w:type="dxa" w:w="100"/>
+              <w:bottom w:type="dxa" w:w="80"/>
+              <w:right w:type="dxa" w:w="100"/>
+            </w:tcMar>
+            <w:vAlign w:val="center"/>
+          </w:tcPr>
+          <w:p>
+            <w:pPr>
+              <w:spacing w:line="260"/>
+            </w:pPr>
+            <w:r>
+              <w:rPr>
+                <w:rFonts w:ascii="Calibri" w:cs="Calibri" w:eastAsia="Calibri" w:hAnsi="Calibri"/>
+                <w:b w:val="false"/>
+                <w:bCs w:val="false"/>
+                <w:color w:val="1F2937"/>
+                <w:sz w:val="19"/>
+                <w:szCs w:val="19"/>
+              </w:rPr>
+              <w:t xml:space="preserve">Media</w:t>
             </w:r>
           </w:p>
         </w:tc>
@@ -7303,7 +12265,7 @@
                 <w:sz w:val="19"/>
                 <w:szCs w:val="19"/>
               </w:rPr>
-              <w:t xml:space="preserve">Comprobantes emitidos en PDF.</w:t>
+              <w:t xml:space="preserve">Comprobantes emitidos en PDF y backups de la base de datos.</w:t>
             </w:r>
           </w:p>
         </w:tc>
@@ -7777,7 +12739,7 @@
                 <w:sz w:val="19"/>
                 <w:szCs w:val="19"/>
               </w:rPr>
-              <w:t xml:space="preserve">Comprobantes en PDF ya emitidos e imágenes del catálogo.</w:t>
+              <w:t xml:space="preserve">Comprobantes en PDF ya emitidos, backups de la base de datos e imágenes del catálogo.</w:t>
             </w:r>
           </w:p>
         </w:tc>
@@ -8036,7 +12998,7 @@
           <w:sz w:val="19"/>
           <w:szCs w:val="19"/>
         </w:rPr>
-        <w:t xml:space="preserve">Figura 1. Secuencia de registro de una venta (ver también docs/diagramas/04_secuencia_registrar_venta.mmd).</w:t>
+        <w:t xml:space="preserve">Figura 1. Secuencia de registro de una venta.</w:t>
       </w:r>
     </w:p>
     <w:p>
@@ -8064,7 +13026,7 @@
       <w:r>
         <w:drawing>
           <wp:inline distT="0" distB="0" distL="0" distR="0">
-            <wp:extent cx="5848350" cy="6276975"/>
+            <wp:extent cx="5848350" cy="5191125"/>
             <wp:effectExtent t="0" r="0" b="0" l="0"/>
             <wp:docPr id="1" name="" descr="" title=""/>
             <wp:cNvGraphicFramePr>
@@ -8089,7 +13051,7 @@
                   <pic:spPr bwMode="auto">
                     <a:xfrm>
                       <a:off x="0" y="0"/>
-                      <a:ext cx="5848350" cy="6276975"/>
+                      <a:ext cx="5848350" cy="5191125"/>
                     </a:xfrm>
                     <a:prstGeom prst="rect">
                       <a:avLst/>
@@ -8116,7 +13078,7 @@
           <w:sz w:val="19"/>
           <w:szCs w:val="19"/>
         </w:rPr>
-        <w:t xml:space="preserve">Figura 2. Despliegue del sistema sobre un único servidor Laragon (ver también docs/diagramas/06_despliegue.mmd).</w:t>
+        <w:t xml:space="preserve">Figura 2. Despliegue del sistema sobre un único servidor Laragon.</w:t>
       </w:r>
     </w:p>
     <w:p>
@@ -8499,6 +13461,181 @@
                 <w:szCs w:val="19"/>
               </w:rPr>
               <w:t xml:space="preserve">Tablas ventas y detalle_venta; una venta anulada conserva su fila con estado ANULADA.</w:t>
+            </w:r>
+          </w:p>
+        </w:tc>
+      </w:tr>
+      <w:tr>
+        <w:tc>
+          <w:tcPr>
+            <w:tcW w:type="dxa" w:w="2200"/>
+            <w:shd w:fill="F1F5F9" w:val="clear"/>
+            <w:tcMar>
+              <w:top w:type="dxa" w:w="80"/>
+              <w:left w:type="dxa" w:w="100"/>
+              <w:bottom w:type="dxa" w:w="80"/>
+              <w:right w:type="dxa" w:w="100"/>
+            </w:tcMar>
+            <w:vAlign w:val="center"/>
+          </w:tcPr>
+          <w:p>
+            <w:pPr>
+              <w:spacing w:line="260"/>
+            </w:pPr>
+            <w:r>
+              <w:rPr>
+                <w:rFonts w:ascii="Calibri" w:cs="Calibri" w:eastAsia="Calibri" w:hAnsi="Calibri"/>
+                <w:b w:val="false"/>
+                <w:bCs w:val="false"/>
+                <w:color w:val="1F2937"/>
+                <w:sz w:val="19"/>
+                <w:szCs w:val="19"/>
+              </w:rPr>
+              <w:t xml:space="preserve">Series y correlativos de comprobante</w:t>
+            </w:r>
+          </w:p>
+        </w:tc>
+        <w:tc>
+          <w:tcPr>
+            <w:tcW w:type="dxa" w:w="1800"/>
+            <w:shd w:fill="F1F5F9" w:val="clear"/>
+            <w:tcMar>
+              <w:top w:type="dxa" w:w="80"/>
+              <w:left w:type="dxa" w:w="100"/>
+              <w:bottom w:type="dxa" w:w="80"/>
+              <w:right w:type="dxa" w:w="100"/>
+            </w:tcMar>
+            <w:vAlign w:val="center"/>
+          </w:tcPr>
+          <w:p>
+            <w:pPr>
+              <w:spacing w:line="260"/>
+            </w:pPr>
+            <w:r>
+              <w:rPr>
+                <w:rFonts w:ascii="Calibri" w:cs="Calibri" w:eastAsia="Calibri" w:hAnsi="Calibri"/>
+                <w:b w:val="false"/>
+                <w:bCs w:val="false"/>
+                <w:color w:val="1F2937"/>
+                <w:sz w:val="19"/>
+                <w:szCs w:val="19"/>
+              </w:rPr>
+              <w:t xml:space="preserve">Persistente, de control estricto.</w:t>
+            </w:r>
+          </w:p>
+        </w:tc>
+        <w:tc>
+          <w:tcPr>
+            <w:tcW w:type="dxa" w:w="4400"/>
+            <w:shd w:fill="F1F5F9" w:val="clear"/>
+            <w:tcMar>
+              <w:top w:type="dxa" w:w="80"/>
+              <w:left w:type="dxa" w:w="100"/>
+              <w:bottom w:type="dxa" w:w="80"/>
+              <w:right w:type="dxa" w:w="100"/>
+            </w:tcMar>
+            <w:vAlign w:val="center"/>
+          </w:tcPr>
+          <w:p>
+            <w:pPr>
+              <w:spacing w:line="260"/>
+            </w:pPr>
+            <w:r>
+              <w:rPr>
+                <w:rFonts w:ascii="Calibri" w:cs="Calibri" w:eastAsia="Calibri" w:hAnsi="Calibri"/>
+                <w:b w:val="false"/>
+                <w:bCs w:val="false"/>
+                <w:color w:val="1F2937"/>
+                <w:sz w:val="19"/>
+                <w:szCs w:val="19"/>
+              </w:rPr>
+              <w:t xml:space="preserve">Tabla series_comprobante; se lee con FOR UPDATE para asignar el siguiente número sin repetirlo ni saltarlo.</w:t>
+            </w:r>
+          </w:p>
+        </w:tc>
+      </w:tr>
+      <w:tr>
+        <w:tc>
+          <w:tcPr>
+            <w:tcW w:type="dxa" w:w="2200"/>
+            <w:tcMar>
+              <w:top w:type="dxa" w:w="80"/>
+              <w:left w:type="dxa" w:w="100"/>
+              <w:bottom w:type="dxa" w:w="80"/>
+              <w:right w:type="dxa" w:w="100"/>
+            </w:tcMar>
+            <w:vAlign w:val="center"/>
+          </w:tcPr>
+          <w:p>
+            <w:pPr>
+              <w:spacing w:line="260"/>
+            </w:pPr>
+            <w:r>
+              <w:rPr>
+                <w:rFonts w:ascii="Calibri" w:cs="Calibri" w:eastAsia="Calibri" w:hAnsi="Calibri"/>
+                <w:b w:val="false"/>
+                <w:bCs w:val="false"/>
+                <w:color w:val="1F2937"/>
+                <w:sz w:val="19"/>
+                <w:szCs w:val="19"/>
+              </w:rPr>
+              <w:t xml:space="preserve">Cuentas de usuario</w:t>
+            </w:r>
+          </w:p>
+        </w:tc>
+        <w:tc>
+          <w:tcPr>
+            <w:tcW w:type="dxa" w:w="1800"/>
+            <w:tcMar>
+              <w:top w:type="dxa" w:w="80"/>
+              <w:left w:type="dxa" w:w="100"/>
+              <w:bottom w:type="dxa" w:w="80"/>
+              <w:right w:type="dxa" w:w="100"/>
+            </w:tcMar>
+            <w:vAlign w:val="center"/>
+          </w:tcPr>
+          <w:p>
+            <w:pPr>
+              <w:spacing w:line="260"/>
+            </w:pPr>
+            <w:r>
+              <w:rPr>
+                <w:rFonts w:ascii="Calibri" w:cs="Calibri" w:eastAsia="Calibri" w:hAnsi="Calibri"/>
+                <w:b w:val="false"/>
+                <w:bCs w:val="false"/>
+                <w:color w:val="1F2937"/>
+                <w:sz w:val="19"/>
+                <w:szCs w:val="19"/>
+              </w:rPr>
+              <w:t xml:space="preserve">Persistente.</w:t>
+            </w:r>
+          </w:p>
+        </w:tc>
+        <w:tc>
+          <w:tcPr>
+            <w:tcW w:type="dxa" w:w="4400"/>
+            <w:tcMar>
+              <w:top w:type="dxa" w:w="80"/>
+              <w:left w:type="dxa" w:w="100"/>
+              <w:bottom w:type="dxa" w:w="80"/>
+              <w:right w:type="dxa" w:w="100"/>
+            </w:tcMar>
+            <w:vAlign w:val="center"/>
+          </w:tcPr>
+          <w:p>
+            <w:pPr>
+              <w:spacing w:line="260"/>
+            </w:pPr>
+            <w:r>
+              <w:rPr>
+                <w:rFonts w:ascii="Calibri" w:cs="Calibri" w:eastAsia="Calibri" w:hAnsi="Calibri"/>
+                <w:b w:val="false"/>
+                <w:bCs w:val="false"/>
+                <w:color w:val="1F2937"/>
+                <w:sz w:val="19"/>
+                <w:szCs w:val="19"/>
+              </w:rPr>
+              <w:t xml:space="preserve">Tabla usuarios: nombre, usuario, hash de la contraseña y rol (SuperAdministrador, Administrador, Cajero o Almacenero); baja lógica mediante estado.</w:t>
             </w:r>
           </w:p>
         </w:tc>
@@ -11361,6 +16498,183 @@
                 <w:szCs w:val="19"/>
               </w:rPr>
               <w:t xml:space="preserve">La búsqueda se resuelve en un único SELECT indexado por nombre o código de barras, sin recorrer el catálogo completo en PHP.</w:t>
+            </w:r>
+          </w:p>
+        </w:tc>
+      </w:tr>
+      <w:tr>
+        <w:tc>
+          <w:tcPr>
+            <w:tcW w:type="dxa" w:w="1150"/>
+            <w:tcMar>
+              <w:top w:type="dxa" w:w="80"/>
+              <w:left w:type="dxa" w:w="100"/>
+              <w:bottom w:type="dxa" w:w="80"/>
+              <w:right w:type="dxa" w:w="100"/>
+            </w:tcMar>
+            <w:vAlign w:val="center"/>
+          </w:tcPr>
+          <w:p>
+            <w:pPr>
+              <w:spacing w:line="260"/>
+            </w:pPr>
+            <w:r>
+              <w:rPr>
+                <w:rFonts w:ascii="Calibri" w:cs="Calibri" w:eastAsia="Calibri" w:hAnsi="Calibri"/>
+                <w:b w:val="false"/>
+                <w:bCs w:val="false"/>
+                <w:color w:val="1F2937"/>
+                <w:sz w:val="19"/>
+                <w:szCs w:val="19"/>
+              </w:rPr>
+              <w:t xml:space="preserve">EC-07
+Continuidad de la gestión</w:t>
+            </w:r>
+          </w:p>
+        </w:tc>
+        <w:tc>
+          <w:tcPr>
+            <w:tcW w:type="dxa" w:w="3550"/>
+            <w:tcMar>
+              <w:top w:type="dxa" w:w="80"/>
+              <w:left w:type="dxa" w:w="100"/>
+              <w:bottom w:type="dxa" w:w="80"/>
+              <w:right w:type="dxa" w:w="100"/>
+            </w:tcMar>
+            <w:vAlign w:val="center"/>
+          </w:tcPr>
+          <w:p>
+            <w:pPr>
+              <w:spacing w:line="260"/>
+            </w:pPr>
+            <w:r>
+              <w:rPr>
+                <w:rFonts w:ascii="Calibri" w:cs="Calibri" w:eastAsia="Calibri" w:hAnsi="Calibri"/>
+                <w:b w:val="false"/>
+                <w:bCs w:val="false"/>
+                <w:color w:val="1F2937"/>
+                <w:sz w:val="19"/>
+                <w:szCs w:val="19"/>
+              </w:rPr>
+              <w:t xml:space="preserve">Un Administrador intenta editar, desactivar o cambiar el rol de la cuenta SuperAdministrador.</w:t>
+            </w:r>
+          </w:p>
+        </w:tc>
+        <w:tc>
+          <w:tcPr>
+            <w:tcW w:type="dxa" w:w="3700"/>
+            <w:tcMar>
+              <w:top w:type="dxa" w:w="80"/>
+              <w:left w:type="dxa" w:w="100"/>
+              <w:bottom w:type="dxa" w:w="80"/>
+              <w:right w:type="dxa" w:w="100"/>
+            </w:tcMar>
+            <w:vAlign w:val="center"/>
+          </w:tcPr>
+          <w:p>
+            <w:pPr>
+              <w:spacing w:line="260"/>
+            </w:pPr>
+            <w:r>
+              <w:rPr>
+                <w:rFonts w:ascii="Calibri" w:cs="Calibri" w:eastAsia="Calibri" w:hAnsi="Calibri"/>
+                <w:b w:val="false"/>
+                <w:bCs w:val="false"/>
+                <w:color w:val="1F2937"/>
+                <w:sz w:val="19"/>
+                <w:szCs w:val="19"/>
+              </w:rPr>
+              <w:t xml:space="preserve">El sistema rechaza la operación sin excepción (pruebas: UsuarioControllerTest::test_guardar_rechaza_editar_cuenta_superadministrador y test_cambiar_estado_rechaza_cuenta_superadministrador).</w:t>
+            </w:r>
+          </w:p>
+        </w:tc>
+      </w:tr>
+      <w:tr>
+        <w:tc>
+          <w:tcPr>
+            <w:tcW w:type="dxa" w:w="1150"/>
+            <w:shd w:fill="F1F5F9" w:val="clear"/>
+            <w:tcMar>
+              <w:top w:type="dxa" w:w="80"/>
+              <w:left w:type="dxa" w:w="100"/>
+              <w:bottom w:type="dxa" w:w="80"/>
+              <w:right w:type="dxa" w:w="100"/>
+            </w:tcMar>
+            <w:vAlign w:val="center"/>
+          </w:tcPr>
+          <w:p>
+            <w:pPr>
+              <w:spacing w:line="260"/>
+            </w:pPr>
+            <w:r>
+              <w:rPr>
+                <w:rFonts w:ascii="Calibri" w:cs="Calibri" w:eastAsia="Calibri" w:hAnsi="Calibri"/>
+                <w:b w:val="false"/>
+                <w:bCs w:val="false"/>
+                <w:color w:val="1F2937"/>
+                <w:sz w:val="19"/>
+                <w:szCs w:val="19"/>
+              </w:rPr>
+              <w:t xml:space="preserve">EC-08
+Recuperación ante desastre</w:t>
+            </w:r>
+          </w:p>
+        </w:tc>
+        <w:tc>
+          <w:tcPr>
+            <w:tcW w:type="dxa" w:w="3550"/>
+            <w:shd w:fill="F1F5F9" w:val="clear"/>
+            <w:tcMar>
+              <w:top w:type="dxa" w:w="80"/>
+              <w:left w:type="dxa" w:w="100"/>
+              <w:bottom w:type="dxa" w:w="80"/>
+              <w:right w:type="dxa" w:w="100"/>
+            </w:tcMar>
+            <w:vAlign w:val="center"/>
+          </w:tcPr>
+          <w:p>
+            <w:pPr>
+              <w:spacing w:line="260"/>
+            </w:pPr>
+            <w:r>
+              <w:rPr>
+                <w:rFonts w:ascii="Calibri" w:cs="Calibri" w:eastAsia="Calibri" w:hAnsi="Calibri"/>
+                <w:b w:val="false"/>
+                <w:bCs w:val="false"/>
+                <w:color w:val="1F2937"/>
+                <w:sz w:val="19"/>
+                <w:szCs w:val="19"/>
+              </w:rPr>
+              <w:t xml:space="preserve">Pasó una semana sin que se genere un backup (frecuencia Semanal) y un Administrador abre el Dashboard.</w:t>
+            </w:r>
+          </w:p>
+        </w:tc>
+        <w:tc>
+          <w:tcPr>
+            <w:tcW w:type="dxa" w:w="3700"/>
+            <w:shd w:fill="F1F5F9" w:val="clear"/>
+            <w:tcMar>
+              <w:top w:type="dxa" w:w="80"/>
+              <w:left w:type="dxa" w:w="100"/>
+              <w:bottom w:type="dxa" w:w="80"/>
+              <w:right w:type="dxa" w:w="100"/>
+            </w:tcMar>
+            <w:vAlign w:val="center"/>
+          </w:tcPr>
+          <w:p>
+            <w:pPr>
+              <w:spacing w:line="260"/>
+            </w:pPr>
+            <w:r>
+              <w:rPr>
+                <w:rFonts w:ascii="Calibri" w:cs="Calibri" w:eastAsia="Calibri" w:hAnsi="Calibri"/>
+                <w:b w:val="false"/>
+                <w:bCs w:val="false"/>
+                <w:color w:val="1F2937"/>
+                <w:sz w:val="19"/>
+                <w:szCs w:val="19"/>
+              </w:rPr>
+              <w:t xml:space="preserve">BackupController::ejecutarSiCorresponde() genera el backup en storage/backups/ antes de terminar de cargar la pantalla, sin intervención manual.</w:t>
             </w:r>
           </w:p>
         </w:tc>

--- a/docs/07_Analisis_y_Diseno_de_Arquitectura.docx
+++ b/docs/07_Analisis_y_Diseno_de_Arquitectura.docx
@@ -308,7 +308,7 @@
           <w:sz w:val="21"/>
           <w:szCs w:val="21"/>
         </w:rPr>
-        <w:t xml:space="preserve">Este documento presenta el análisis y el diseño de la arquitectura del Sistema Web para la Gestión del Minimarket El Ahorro S.A.C., un sistema ya construido y en funcionamiento. El propósito es doble: por un lado, identificar los requisitos y atributos de calidad que condicionan un sistema transaccional de punto de venta e inventario; por otro, documentar las estructuras, componentes y decisiones que permiten satisfacerlos.</w:t>
+        <w:t xml:space="preserve">En este documento analizo y documento la arquitectura del Sistema Web para la Gestión del Minimarket El Ahorro S.A.C., el sistema que desarrollé para el curso y que ya está funcionando. Mi objetivo es doble: identificar los requisitos y los atributos de calidad que condicionaron un sistema transaccional de punto de venta e inventario, y dejar registradas las estructuras, los componentes y las decisiones con las que los resolví.</w:t>
       </w:r>
     </w:p>
     <w:p>
@@ -322,7 +322,7 @@
           <w:sz w:val="21"/>
           <w:szCs w:val="21"/>
         </w:rPr>
-        <w:t xml:space="preserve">El documento se dirige a quien evalúa el proyecto y a quien deba mantenerlo o extenderlo en el futuro (por ejemplo, agregando un nuevo módulo o un nuevo rol).</w:t>
+        <w:t xml:space="preserve">Lo escribo pensando en quien evalúe el proyecto, pero también en mí mismo si en algún momento tengo que retomarlo y agregar un módulo o un rol nuevo.</w:t>
       </w:r>
     </w:p>
     <w:p>
@@ -353,7 +353,7 @@
           <w:sz w:val="21"/>
           <w:szCs w:val="21"/>
         </w:rPr>
-        <w:t xml:space="preserve">El alcance cubre el sistema completo tal como existe: punto de venta, catálogo, inventario con kardex, clientes, comprobantes (boleta y factura), reportes, gestión de usuarios y backups de la base de datos. No incluye facturación electrónica ante SUNAT, pasarelas de pago electrónico ni aplicación móvil nativa.</w:t>
+        <w:t xml:space="preserve">El alcance cubre el sistema tal como lo construí: punto de venta, catálogo, inventario con kardex, clientes, comprobantes (boleta y factura), reportes, gestión de usuarios y backups de la base de datos. Quedan fuera la facturación electrónica ante SUNAT, las pasarelas de pago electrónico y una aplicación móvil nativa: nada de eso formaba parte de lo pedido para este proyecto.</w:t>
       </w:r>
     </w:p>
     <w:p>
@@ -384,7 +384,7 @@
           <w:sz w:val="21"/>
           <w:szCs w:val="21"/>
         </w:rPr>
-        <w:t xml:space="preserve">El trabajo sigue la práctica recomendada de describir la arquitectura mediante múltiples vistas, cada una dirigida a un conjunto de preocupaciones de las partes interesadas, conforme al enfoque de la norma ISO/IEC/IEEE 42010. En concreto se emplean:</w:t>
+        <w:t xml:space="preserve">Para ordenar el análisis usé la práctica de describir la arquitectura mediante varias vistas, cada una pensada para un tipo distinto de lector, siguiendo el enfoque de la norma ISO/IEC/IEEE 42010. En concreto usé:</w:t>
       </w:r>
     </w:p>
     <w:p>
@@ -1333,7 +1333,7 @@
           <w:sz w:val="21"/>
           <w:szCs w:val="21"/>
         </w:rPr>
-        <w:t xml:space="preserve">El Minimarket El Ahorro S.A.C. llevaba su operación diaria de forma manual: precios, stock y comprobantes se anotaban en cuaderno o en hojas de cálculo sueltas, sin control de quién modificaba qué ni de cuánto stock quedaba realmente disponible.</w:t>
+        <w:t xml:space="preserve">El Minimarket El Ahorro S.A.C. llevaba su operación diaria a mano: precios, stock y comprobantes se anotaban en cuaderno o en hojas de cálculo sueltas, sin control real de quién modificaba qué ni de cuánto stock quedaba disponible de verdad.</w:t>
       </w:r>
     </w:p>
     <w:p>
@@ -1347,7 +1347,7 @@
           <w:sz w:val="21"/>
           <w:szCs w:val="21"/>
         </w:rPr>
-        <w:t xml:space="preserve">A diferencia de un sistema de streaming en tiempo real, donde la restricción dura es la latencia de red, aquí la restricción dura es la integridad transaccional: dos cajeros no deben poder vender la última unidad del mismo producto dos veces, y un comprobante emitido no puede desaparecer ni quedar a medio registrar. La arquitectura se organiza alrededor de esa restricción.</w:t>
+        <w:t xml:space="preserve">Pensándolo en términos de arquitectura, acá la restricción dura no es la latencia de red, como en un sistema de streaming, sino la integridad transaccional: dos cajeros no pueden vender la última unidad del mismo producto dos veces, y un comprobante ya emitido no puede desaparecer ni quedar a medio registrar. Diseñé toda la arquitectura alrededor de esa restricción.</w:t>
       </w:r>
     </w:p>
     <w:p>
@@ -1378,7 +1378,7 @@
           <w:sz w:val="21"/>
           <w:szCs w:val="21"/>
         </w:rPr>
-        <w:t xml:space="preserve">El sistema es autocontenido: no se integra con pasarelas de pago, con SUNAT ni con ningún proveedor de identidad externo. Toda la operación ocurre dentro de la red local del minimarket.</w:t>
+        <w:t xml:space="preserve">El sistema es autocontenido: no se integra con pasarelas de pago, con SUNAT ni con ningún proveedor de identidad externo. Toda la operación pasa por la red local del minimarket.</w:t>
       </w:r>
     </w:p>
     <w:tbl>
@@ -1746,7 +1746,7 @@
                 <w:sz w:val="19"/>
                 <w:szCs w:val="19"/>
               </w:rPr>
-              <w:t xml:space="preserve">Cliente ligero: HTML, TailwindCSS y JavaScript nativo. No hay app móvil ni cliente de escritorio.</w:t>
+              <w:t xml:space="preserve">Cliente ligero: HTML, TailwindCSS y JavaScript nativo.</w:t>
             </w:r>
           </w:p>
         </w:tc>
@@ -1806,7 +1806,7 @@
                 <w:sz w:val="19"/>
                 <w:szCs w:val="19"/>
               </w:rPr>
-              <w:t xml:space="preserve">Periférico que entrega el código como si fuera texto tecleado; no requiere driver ni integración especial.</w:t>
+              <w:t xml:space="preserve">Periférico que entrega el código como si fuera texto tecleado.</w:t>
             </w:r>
           </w:p>
         </w:tc>
@@ -1864,7 +1864,7 @@
                 <w:sz w:val="19"/>
                 <w:szCs w:val="19"/>
               </w:rPr>
-              <w:t xml:space="preserve">Recibe el PDF del comprobante generado por el servidor; no hay integración directa por API de impresora.</w:t>
+              <w:t xml:space="preserve">Recibe el PDF del comprobante generado por el servidor.</w:t>
             </w:r>
           </w:p>
         </w:tc>
@@ -3351,7 +3351,7 @@
           <w:sz w:val="21"/>
           <w:szCs w:val="21"/>
         </w:rPr>
-        <w:t xml:space="preserve">Los 37 requisitos funcionales del sistema, agrupados por módulo, con su actor y su prioridad:</w:t>
+        <w:t xml:space="preserve">Estos son los 37 requisitos funcionales del sistema, agrupados por módulo, con su actor y su prioridad:</w:t>
       </w:r>
     </w:p>
     <w:tbl>
@@ -8893,7 +8893,7 @@
           <w:sz w:val="21"/>
           <w:szCs w:val="21"/>
         </w:rPr>
-        <w:t xml:space="preserve">Los atributos de calidad son los verdaderos motores de esta arquitectura: casi toda decisión estructural relevante se explica por uno de ellos.</w:t>
+        <w:t xml:space="preserve">Los atributos de calidad terminaron siendo los verdaderos motores de esta arquitectura: casi cualquier decisión estructural que tomé se explica por alguno de ellos.</w:t>
       </w:r>
     </w:p>
     <w:tbl>
@@ -9686,7 +9686,7 @@
           <w:sz w:val="21"/>
           <w:szCs w:val="21"/>
         </w:rPr>
-        <w:t xml:space="preserve">La decisión más determinante en un sistema de información como este es cómo se estructura la capa de aplicación. Existen tres familias de solución con perfiles de coste y complejidad muy distintos:</w:t>
+        <w:t xml:space="preserve">La decisión más determinante de este proyecto fue cómo estructurar la capa de aplicación. Evalué tres familias de solución, con perfiles de costo y de complejidad bastante distintos entre sí:</w:t>
       </w:r>
     </w:p>
     <w:tbl>
@@ -10432,7 +10432,7 @@
           <w:sz w:val="21"/>
           <w:szCs w:val="21"/>
         </w:rPr>
-        <w:t xml:space="preserve">Se adopta un monolito con arquitectura MVC propia, sin framework de backend. Es la opción que mejor equilibra las restricciones reales del proyecto: debe funcionar sin internet, debe demostrar comprensión de los fundamentos (requisito del curso) y su escala real (un minimarket, no una cadena) no justifica la complejidad operativa de una SPA con API separada ni el peso de un framework completo.</w:t>
+        <w:t xml:space="preserve">Terminé optando por un monolito con arquitectura MVC propia, sin framework de backend. Me pareció la opción que mejor equilibraba las restricciones reales del proyecto: tenía que funcionar sin internet, tenía que demostrar que entendía los fundamentos (era un requisito del curso), y la escala real del negocio —un minimarket, no una cadena— no justificaba la complejidad operativa de una SPA con API separada ni el peso de un framework completo.</w:t>
       </w:r>
     </w:p>
     <w:p>
@@ -10463,7 +10463,7 @@
           <w:sz w:val="21"/>
           <w:szCs w:val="21"/>
         </w:rPr>
-        <w:t xml:space="preserve">La segunda alternativa relevante es cómo acceder a la base de datos: mediante un ORM o escribiendo SQL directamente con PDO.</w:t>
+        <w:t xml:space="preserve">La otra decisión importante fue cómo acceder a la base de datos: con un ORM o escribiendo el SQL directamente con PDO.</w:t>
       </w:r>
     </w:p>
     <w:tbl>
@@ -10934,7 +10934,7 @@
           <w:sz w:val="21"/>
           <w:szCs w:val="21"/>
         </w:rPr>
-        <w:t xml:space="preserve">El compromiso aceptado es claro: se sacrifica la productividad de un ORM a cambio de control total sobre cada consulta, algo especialmente valioso en operaciones sensibles como el bloqueo de stock durante una venta (ver sección 6.2).</w:t>
+        <w:t xml:space="preserve">Acá el trade-off es claro: sacrifiqué la productividad de un ORM a cambio de tener control total sobre cada consulta, algo que me resultó especialmente útil en operaciones sensibles como el bloqueo de stock durante una venta (ver sección 6.2).</w:t>
       </w:r>
     </w:p>
     <w:p>
@@ -11543,7 +11543,7 @@
           <w:sz w:val="21"/>
           <w:szCs w:val="21"/>
         </w:rPr>
-        <w:t xml:space="preserve">La vista lógica coincide con la organización real de carpetas del proyecto, documentada también en el README:</w:t>
+        <w:t xml:space="preserve">La vista lógica coincide con cómo organicé las carpetas del proyecto en la práctica, algo que también documenté en el README:</w:t>
       </w:r>
     </w:p>
     <w:tbl>
@@ -12935,7 +12935,7 @@
           <w:sz w:val="21"/>
           <w:szCs w:val="21"/>
         </w:rPr>
-        <w:t xml:space="preserve">La secuencia siguiente muestra el proceso más delicado del sistema, porque toca simultáneamente el stock, el correlativo del comprobante y el kardex, todo dentro de una única transacción:</w:t>
+        <w:t xml:space="preserve">La secuencia siguiente muestra el proceso que más cuidado me tomó programar, porque toca al mismo tiempo el stock, el correlativo del comprobante y el kardex, todo dentro de una sola transacción:</w:t>
       </w:r>
     </w:p>
     <w:p>
@@ -14109,7 +14109,7 @@
           <w:sz w:val="21"/>
           <w:szCs w:val="21"/>
         </w:rPr>
-        <w:t xml:space="preserve">A diferencia de un sistema de medios en tiempo real, aquí no hay flujos que se puedan perder sin consecuencia: cada movimiento de stock y cada comprobante deben quedar exactos. Estos son los mecanismos reales que lo garantizan.</w:t>
+        <w:t xml:space="preserve">Como comenté en el problema de dominio (2.1), acá no hay margen para que algo se pierda sin que se note: cada movimiento de stock y cada comprobante tienen que quedar exactos. Estos son los mecanismos que usé para garantizarlo.</w:t>
       </w:r>
     </w:p>
     <w:p>
@@ -14282,7 +14282,7 @@
           <w:sz w:val="21"/>
           <w:szCs w:val="21"/>
         </w:rPr>
-        <w:t xml:space="preserve">El sistema corre en un único servidor Apache/MySQL dentro de la red del minimarket. No hay balanceo de carga, ni réplicas de base de datos, ni múltiples instancias de la aplicación.</w:t>
+        <w:t xml:space="preserve">Hice correr todo esto en un único servidor Apache/MySQL dentro de la red del minimarket, que atiende directo a los equipos de caja y de administración conectados a esa misma red.</w:t>
       </w:r>
     </w:p>
     <w:p>
@@ -14313,7 +14313,7 @@
           <w:sz w:val="21"/>
           <w:szCs w:val="21"/>
         </w:rPr>
-        <w:t xml:space="preserve">El volumen real de un minimarket de barrio —unas pocas cuentas de caja activas a la vez, un catálogo de algunas decenas o pocos cientos de productos— está muy por debajo de lo que un solo servidor Apache/PHP/MySQL puede resolver con holgura. Escalar horizontalmente añadiría complejidad operativa (sincronizar sesiones, replicar la base de datos) sin un problema real que resolver: el sistema está pensado para operar en un único local.</w:t>
+        <w:t xml:space="preserve">El volumen real de un minimarket de barrio —pocas cuentas de caja activas a la vez, un catálogo de algunas decenas o pocos cientos de productos— está muy por debajo de lo que un solo servidor Apache/PHP/MySQL resuelve sin esfuerzo. Escalar horizontalmente le sumaría complejidad operativa (sincronizar sesiones, replicar la base de datos) sin resolver ningún problema real: pensé el sistema para operar en un único local.</w:t>
       </w:r>
     </w:p>
     <w:p>
@@ -15186,7 +15186,7 @@
           <w:sz w:val="21"/>
           <w:szCs w:val="21"/>
         </w:rPr>
-        <w:t xml:space="preserve">Las contraseñas se guardan con password_hash (bcrypt) y se verifican con password_verify; nunca se almacenan ni se comparan en texto plano. La recuperación de contraseña genera un token con random_bytes(32), pero en la base de datos solo se guarda su hash SHA-256 junto con una fecha de expiración corta: el token en texto plano solo existe en el correo enviado al usuario, nunca en la base de datos.</w:t>
+        <w:t xml:space="preserve">Guardo las contraseñas con password_hash (bcrypt) y las verifico con password_verify; nunca se almacenan ni se comparan en texto plano. Para la recuperación de contraseña genero un token con random_bytes(32), pero en la base de datos solo queda su hash SHA-256 junto con una fecha de expiración corta: el token en texto plano solo existe en el correo que le llega al usuario, nunca en la base de datos.</w:t>
       </w:r>
     </w:p>
     <w:p>
@@ -15217,7 +15217,7 @@
           <w:sz w:val="21"/>
           <w:szCs w:val="21"/>
         </w:rPr>
-        <w:t xml:space="preserve">Cuatro roles —SuperAdministrador, Administrador, Cajero y Almacenero— se verifican en el servidor al inicio de cada página con Auth::checkRole(), nunca solo ocultando opciones del menú. SuperAdministrador es un rol único y fijo creado por el seed inicial que hereda todo lo del Administrador, garantizando que siempre exista una cuenta con acceso total.</w:t>
+        <w:t xml:space="preserve">Los cuatro roles —SuperAdministrador, Administrador, Cajero y Almacenero— se verifican en el servidor al inicio de cada página con Auth::checkRole(), no solo ocultando opciones del menú. SuperAdministrador es un rol único y fijo que crea el seed inicial y que hereda todo lo del Administrador, para garantizar que siempre quede al menos una cuenta con acceso total.</w:t>
       </w:r>
     </w:p>
     <w:p>
@@ -15248,7 +15248,7 @@
           <w:sz w:val="21"/>
           <w:szCs w:val="21"/>
         </w:rPr>
-        <w:t xml:space="preserve">El sistema demuestra un principio general: los controles de seguridad más importantes (validación de rol, recálculo de precio, sentencias preparadas) están en el servidor, no en el cliente. El cliente puede manipularse; el servidor es la única autoridad de la que depende la integridad de una venta.</w:t>
+        <w:t xml:space="preserve">De esto me queda una idea general: los controles de seguridad que de verdad importan (validar el rol, recalcular el precio, usar sentencias preparadas) están en el servidor, no en el cliente. El cliente lo puede manipular cualquiera; el servidor es la única autoridad de la que depende que una venta quede bien cobrada.</w:t>
       </w:r>
     </w:p>
     <w:p>
@@ -15283,38 +15283,7 @@
           <w:sz w:val="24"/>
           <w:szCs w:val="24"/>
         </w:rPr>
-        <w:t xml:space="preserve">9.1 Modelo actual</w:t>
-      </w:r>
-    </w:p>
-    <w:p>
-      <w:pPr>
-        <w:spacing w:after="160" w:line="276"/>
-        <w:jc w:val="both"/>
-      </w:pPr>
-      <w:r>
-        <w:rPr>
-          <w:rFonts w:ascii="Calibri" w:cs="Calibri" w:eastAsia="Calibri" w:hAnsi="Calibri"/>
-          <w:sz w:val="21"/>
-          <w:szCs w:val="21"/>
-        </w:rPr>
-        <w:t xml:space="preserve">No existe redundancia: un único servidor Apache y un único MySQL. Es una decisión consciente (ver ADR-03), coherente con la escala del proyecto, no un descuido.</w:t>
-      </w:r>
-    </w:p>
-    <w:p>
-      <w:pPr>
-        <w:pStyle w:val="Heading2"/>
-        <w:spacing w:after="120" w:before="260"/>
-      </w:pPr>
-      <w:r>
-        <w:rPr>
-          <w:rFonts w:ascii="Calibri" w:cs="Calibri" w:eastAsia="Calibri" w:hAnsi="Calibri"/>
-          <w:b/>
-          <w:bCs/>
-          <w:color w:val="111827"/>
-          <w:sz w:val="24"/>
-          <w:szCs w:val="24"/>
-        </w:rPr>
-        <w:t xml:space="preserve">9.2 Qué pasa ante una falla</w:t>
+        <w:t xml:space="preserve">9.1 Qué pasa ante una falla</w:t>
       </w:r>
     </w:p>
     <w:tbl>
@@ -15593,7 +15562,7 @@
                 <w:sz w:val="19"/>
                 <w:szCs w:val="19"/>
               </w:rPr>
-              <w:t xml:space="preserve">No hay redundancia: el sistema queda inaccesible hasta reiniciar Laragon. No implementado un segundo servidor.</w:t>
+              <w:t xml:space="preserve">El sistema queda inaccesible hasta que el servidor Laragon se reinicia.</w:t>
             </w:r>
           </w:p>
         </w:tc>
@@ -15788,7 +15757,7 @@
           <w:sz w:val="24"/>
           <w:szCs w:val="24"/>
         </w:rPr>
-        <w:t xml:space="preserve">9.3 Respaldo de datos</w:t>
+        <w:t xml:space="preserve">9.2 Respaldo de datos</w:t>
       </w:r>
     </w:p>
     <w:p>
@@ -15802,7 +15771,7 @@
           <w:sz w:val="21"/>
           <w:szCs w:val="21"/>
         </w:rPr>
-        <w:t xml:space="preserve">El sistema genera sus propios respaldos en SQL puro, sin depender de mysqldump ni de ningún binario externo: Backup::generar() recorre las tablas con SHOW CREATE TABLE y SELECT, y arma un único archivo .sql con la estructura y los datos completos.</w:t>
+        <w:t xml:space="preserve">Para los backups decidí generar mis propios respaldos en SQL puro, sin depender de mysqldump ni de ningún binario externo: Backup::generar() recorre las tablas con SHOW CREATE TABLE y SELECT, y arma un solo archivo .sql con la estructura y los datos completos.</w:t>
       </w:r>
     </w:p>
     <w:p>
@@ -15816,7 +15785,7 @@
           <w:sz w:val="21"/>
           <w:szCs w:val="21"/>
         </w:rPr>
-        <w:t xml:space="preserve">La frecuencia (Desactivado, Diario, Semanal o Mensual) y la cantidad de backups a conservar se configuran desde el módulo Backups, sin tocar código. No depende de un cron del sistema operativo: BackupController::ejecutarSiCorresponde() se revisa en cada pantalla que abre un Administrador, y genera el backup en silencio si ya corresponde. También puede generarse uno manualmente desde la misma pantalla.</w:t>
+        <w:t xml:space="preserve">La frecuencia (Desactivado, Diario, Semanal o Mensual) y la cantidad de backups a conservar se configuran desde el módulo Backups, sin tocar código. Como el servidor no tiene cron, resolví el disparo automático de otra forma: BackupController::ejecutarSiCorresponde() se revisa en cada pantalla que abre un Administrador, y genera el backup en silencio si ya corresponde. También se puede generar uno manualmente desde la misma pantalla.</w:t>
       </w:r>
     </w:p>
     <w:p>
@@ -15862,7 +15831,7 @@
           <w:sz w:val="21"/>
           <w:szCs w:val="21"/>
         </w:rPr>
-        <w:t xml:space="preserve">Los escenarios traducen los atributos de calidad de la sección 3.2 en situaciones concretas y verificables; varios de ellos corresponden directamente a pruebas automatizadas existentes en tests/Unit/.</w:t>
+        <w:t xml:space="preserve">Estos escenarios traducen los atributos de calidad de la sección 3.2 en situaciones concretas y verificables; varios corresponden directamente a pruebas automatizadas que ya tengo en tests/Unit/.</w:t>
       </w:r>
     </w:p>
     <w:tbl>
@@ -16709,7 +16678,7 @@
           <w:sz w:val="21"/>
           <w:szCs w:val="21"/>
         </w:rPr>
-        <w:t xml:space="preserve">Se resumen las decisiones estructurales del proyecto con su motivación y su consecuencia negativa aceptada. Explicitar el coste de cada decisión es tan importante como explicitar el beneficio.</w:t>
+        <w:t xml:space="preserve">Acá resumo las decisiones estructurales del proyecto, con su motivación y la consecuencia negativa que acepté a cambio. Me parece tan importante dejar claro el beneficio de cada decisión como su costo.</w:t>
       </w:r>
     </w:p>
     <w:tbl>
@@ -19076,7 +19045,7 @@
           <w:sz w:val="21"/>
           <w:szCs w:val="21"/>
         </w:rPr>
-        <w:t xml:space="preserve">El análisis muestra que la arquitectura del Sistema Web para la Gestión del Minimarket El Ahorro no destaca por innovación aislada, sino por la coherencia con la que un conjunto de decisiones se subordina a un atributo dominante: la integridad de cada venta, incluso ante fallas o concurrencia.</w:t>
+        <w:t xml:space="preserve">Al terminar este análisis, me queda claro que la arquitectura de este sistema no se apoya en ninguna idea aislada particularmente novedosa, sino en que un conjunto de decisiones apunta consistentemente a lo mismo: que cada venta quede íntegra, incluso si algo falla o dos cajeros chocan al mismo tiempo.</w:t>
       </w:r>
     </w:p>
     <w:p>
@@ -19090,7 +19059,7 @@
           <w:sz w:val="21"/>
           <w:szCs w:val="21"/>
         </w:rPr>
-        <w:t xml:space="preserve">Tres ideas resumen el diseño. Primera, la separación estricta entre presentación, reglas de negocio y acceso a datos (MVC), que permite que un cambio como agregar el rol Almacenero no toque el código de Cajero ni de Administrador. Segunda, que la integridad transaccional (bloqueo de stock, transacciones atómicas, revalidación en servidor) se trató como requisito de primer orden y no como un detalle de implementación. Tercera, que la escala real del negocio —un minimarket, no una cadena— justifica explícitamente decisiones que en otro contexto se verían como carencias: un solo servidor, sin framework, sin nube.</w:t>
+        <w:t xml:space="preserve">Si tuviera que resumir el diseño en pocas ideas, elegiría estas tres. Separé de forma estricta la presentación, las reglas de negocio y el acceso a datos (MVC), y eso fue justamente lo que me permitió, más adelante, agregar el rol Almacenero sin tocar el código de Cajero ni de Administrador. Traté la integridad transaccional —el bloqueo de stock, las transacciones atómicas, la revalidación en el servidor— como un requisito de primer nivel desde el principio, y no como un detalle que se arregla después. Y aproveché que la escala real del negocio es la de un minimarket y no la de una cadena para justificar decisiones que en otro contexto parecerían carencias: un solo servidor, sin framework, sin nube.</w:t>
       </w:r>
     </w:p>
     <w:p>
@@ -19104,7 +19073,7 @@
           <w:sz w:val="21"/>
           <w:szCs w:val="21"/>
         </w:rPr>
-        <w:t xml:space="preserve">El estudio deja también una lección transferible: los atributos de calidad no se satisfacen por accidente. Cada uno de ellos —seguridad, consistencia, mantenibilidad— se explica por una decisión arquitectónica concreta y verificable en el código, no por una intención declarada en un documento.</w:t>
+        <w:t xml:space="preserve">De este proyecto me queda además una idea que creo que vale para cualquier sistema: los atributos de calidad no se cumplen solos. Cada uno de ellos —seguridad, consistencia, mantenibilidad— se sostiene en una decisión de arquitectura concreta, verificable en el código, y no en una intención que quedó solamente escrita en un documento.</w:t>
       </w:r>
     </w:p>
     <w:p>

--- a/docs/07_Analisis_y_Diseno_de_Arquitectura.docx
+++ b/docs/07_Analisis_y_Diseno_de_Arquitectura.docx
@@ -24045,6 +24045,72 @@
           <w:szCs w:val="19"/>
         </w:rPr>
         <w:t>[8] Proyecto Sistema Web para la Gestión de un Minimarket. README.md y docs/01 a docs/06 (Requerimientos, Historias de Usuario, Casos de Uso, Diagramas UML, Diccionario de Datos, Manual de Usuario).</w:t>
+      </w:r>
+    </w:p>
+    <w:p>
+      <w:r>
+        <w:br w:type="page"/>
+      </w:r>
+    </w:p>
+    <w:p>
+      <w:pPr>
+        <w:spacing w:before="0"/>
+      </w:pPr>
+      <w:r>
+        <w:rPr>
+          <w:b/>
+          <w:sz w:val="32"/>
+        </w:rPr>
+        <w:t>Actualización de documentación</w:t>
+      </w:r>
+    </w:p>
+    <w:p>
+      <w:pPr>
+        <w:spacing w:after="200"/>
+      </w:pPr>
+      <w:r>
+        <w:t>Esta sección registra los cambios incorporados al Sistema Web para la Gestión de un Minimarket después de la versión documentada inicialmente.</w:t>
+      </w:r>
+    </w:p>
+    <w:p>
+      <w:r>
+        <w:rPr>
+          <w:b/>
+          <w:sz w:val="26"/>
+        </w:rPr>
+        <w:t>15 Actualización de arquitectura</w:t>
+      </w:r>
+    </w:p>
+    <w:p>
+      <w:pPr>
+        <w:ind w:left="360" w:hanging="200"/>
+      </w:pPr>
+      <w:r>
+        <w:t>• La aplicación incorpora una capa pública separada de las pantallas internas. Las vistas index, nosotros, tienda, galeria y contacto reutilizan componentes de cabecera, navegación y pie, y consumen la configuración comercial mediante el modelo Configuracion.</w:t>
+      </w:r>
+    </w:p>
+    <w:p>
+      <w:pPr>
+        <w:ind w:left="360" w:hanging="200"/>
+      </w:pPr>
+      <w:r>
+        <w:t>• La vista tienda consulta Producto y Categoria con filtros de búsqueda y categoría. El servidor mantiene la validación de los filtros y publica únicamente productos activos.</w:t>
+      </w:r>
+    </w:p>
+    <w:p>
+      <w:pPr>
+        <w:ind w:left="360" w:hanging="200"/>
+      </w:pPr>
+      <w:r>
+        <w:t>• La continuidad incorpora BackupController y la recuperación de acceso usa RecuperacionController y Mailer. Ambos flujos preservan la separación existente entre páginas, controladores, modelos y persistencia PDO.</w:t>
+      </w:r>
+    </w:p>
+    <w:p>
+      <w:pPr>
+        <w:ind w:left="360" w:hanging="200"/>
+      </w:pPr>
+      <w:r>
+        <w:t>• La autorización reconoce Administrador, Cajero y Almacenero. El middleware centraliza el control por rol antes de ejecutar funciones internas.</w:t>
       </w:r>
     </w:p>
     <w:sectPr>
